--- a/신제품_생산견적요청서.docx
+++ b/신제품_생산견적요청서.docx
@@ -287,7 +287,7 @@
                 <w:sz w:val="19"/>
                 <w:szCs w:val="19"/>
               </w:rPr>
-              <w:t xml:space="preserve">6종 (카테고리별 1종)</w:t>
+              <w:t xml:space="preserve">7종 (카테고리별 1종, 살균소독제는 가정용·업소용 2종)</w:t>
             </w:r>
           </w:p>
         </w:tc>
@@ -1161,7 +1161,7 @@
           <w:sz w:val="20"/>
           <w:szCs w:val="20"/>
         </w:rPr>
-        <w:t xml:space="preserve">가장 싼 가격대를 찾습니다. 이때 다음 제품보다 1.5배 이상 동떨어진 단독 최저가는 제외합니다. 한 건만 유별나게 싼 값은 시장 가격대로 볼 수 없기 때문입니다. 제외한 제품은 4장에 모두 밝혀 두었습니다.</w:t>
+        <w:t xml:space="preserve">그중 가장 낮은 가격을 그 형태의 시장 최저가로 봅니다. 브랜드 인지도가 낮아 눈에 잘 띄지 않는 제품이라도, 그 형태·그 가격으로 실제 판매되고 있다면 소비자가 비교하게 되는 기준 가격입니다.</w:t>
       </w:r>
     </w:p>
     <w:p>
@@ -1185,7 +1185,7 @@
           <w:sz w:val="20"/>
           <w:szCs w:val="20"/>
         </w:rPr>
-        <w:t xml:space="preserve">그 가격대의 최저 제품보다 약 5% 낮게 설정합니다. 소비자가 가격 비교 시 확실히 싸다고 인식하면서도, 생산이 불가능한 수준으로 내려가지 않는 선입니다.</w:t>
+        <w:t xml:space="preserve">그 최저가보다 약 5% 낮게 설정합니다. 소비자가 가격 비교 시 확실히 싸다고 인식하면서도, 생산이 불가능한 수준으로 내려가지 않는 선입니다.</w:t>
       </w:r>
     </w:p>
     <w:p>
@@ -1198,7 +1198,48 @@
           <w:sz w:val="20"/>
           <w:szCs w:val="20"/>
         </w:rPr>
-        <w:t xml:space="preserve">규격 또한 임의로 정한 것이 아니라, 해당 가격대의 제품들이 실제로 채택하고 있는 용량·수량을 그대로 따랐습니다.</w:t>
+        <w:t xml:space="preserve">규격 또한 임의로 정한 것이 아니라, 해당 가격대 제품들이 실제로 채택하고 있는 용량·수량을 그대로 따랐습니다.</w:t>
+      </w:r>
+    </w:p>
+    <w:p>
+      <w:pPr>
+        <w:spacing w:after="100" w:before="0" w:line="280"/>
+      </w:pPr>
+      <w:r>
+        <w:rPr>
+          <w:rFonts w:ascii="맑은 고딕" w:cs="맑은 고딕" w:eastAsia="맑은 고딕" w:hAnsi="맑은 고딕"/>
+          <w:sz w:val="20"/>
+          <w:szCs w:val="20"/>
+        </w:rPr>
+        <w:t xml:space="preserve"/>
+      </w:r>
+    </w:p>
+    <w:p>
+      <w:pPr>
+        <w:spacing w:after="40" w:before="0" w:line="280"/>
+      </w:pPr>
+      <w:r>
+        <w:rPr>
+          <w:rFonts w:ascii="맑은 고딕" w:cs="맑은 고딕" w:eastAsia="맑은 고딕" w:hAnsi="맑은 고딕"/>
+          <w:b/>
+          <w:bCs/>
+          <w:sz w:val="20"/>
+          <w:szCs w:val="20"/>
+        </w:rPr>
+        <w:t xml:space="preserve">무게(g·kg)와 부피(ml·L)는 같은 선에서 비교했습니다.</w:t>
+      </w:r>
+    </w:p>
+    <w:p>
+      <w:pPr>
+        <w:spacing w:after="80" w:before="0" w:line="280"/>
+      </w:pPr>
+      <w:r>
+        <w:rPr>
+          <w:rFonts w:ascii="맑은 고딕" w:cs="맑은 고딕" w:eastAsia="맑은 고딕" w:hAnsi="맑은 고딕"/>
+          <w:sz w:val="20"/>
+          <w:szCs w:val="20"/>
+        </w:rPr>
+        <w:t xml:space="preserve">물리적으로는 다른 단위이지만, 생활용품은 g과 ml을 병행 표기하는 것이 일반적이고 소비자도 100g당과 100ml당을 나란히 놓고 비교합니다. 실제 시장의 비교 방식을 따르는 것이 목적이므로 한 무리로 보았습니다. 해당 품목의 단위당 가격 기준은 '100ml·100g당'으로 표기했습니다.</w:t>
       </w:r>
     </w:p>
     <w:p>
@@ -1276,7 +1317,7 @@
           <w:sz w:val="20"/>
           <w:szCs w:val="20"/>
         </w:rPr>
-        <w:t xml:space="preserve">카테고리별로 단위당 가격이 가장 낮은 형태 1종씩, 총 6종입니다. 음영 표시된 열이 요청드리는 목표 생산원가입니다.</w:t>
+        <w:t xml:space="preserve">카테고리별로 단위당 가격이 가장 낮은 형태 1종씩, 총 7종입니다. 살균소독제는 가정용(4L)과 업소용(20L)의 시장이 나뉘어 있어 2종으로 나누어 요청드립니다. 음영 표시된 열이 요청드리는 목표 생산원가입니다.</w:t>
       </w:r>
     </w:p>
     <w:p>
@@ -1319,15 +1360,15 @@
         </w:tblBorders>
       </w:tblPr>
       <w:tblGrid>
-        <w:gridCol w:w="560"/>
-        <w:gridCol w:w="1100"/>
-        <w:gridCol w:w="640"/>
-        <w:gridCol w:w="1500"/>
-        <w:gridCol w:w="1180"/>
-        <w:gridCol w:w="1280"/>
-        <w:gridCol w:w="1000"/>
+        <w:gridCol w:w="500"/>
+        <w:gridCol w:w="1420"/>
+        <w:gridCol w:w="600"/>
+        <w:gridCol w:w="1380"/>
+        <w:gridCol w:w="1160"/>
+        <w:gridCol w:w="1260"/>
+        <w:gridCol w:w="960"/>
         <w:gridCol w:w="900"/>
-        <w:gridCol w:w="866"/>
+        <w:gridCol w:w="846"/>
       </w:tblGrid>
       <w:tr>
         <w:trPr>
@@ -1335,7 +1376,7 @@
         </w:trPr>
         <w:tc>
           <w:tcPr>
-            <w:tcW w:type="dxa" w:w="560"/>
+            <w:tcW w:type="dxa" w:w="500"/>
             <w:shd w:fill="1F3864" w:color="auto" w:val="clear"/>
             <w:tcMar>
               <w:top w:type="dxa" w:w="70"/>
@@ -1364,7 +1405,7 @@
         </w:tc>
         <w:tc>
           <w:tcPr>
-            <w:tcW w:type="dxa" w:w="1100"/>
+            <w:tcW w:type="dxa" w:w="1420"/>
             <w:shd w:fill="1F3864" w:color="auto" w:val="clear"/>
             <w:tcMar>
               <w:top w:type="dxa" w:w="70"/>
@@ -1393,7 +1434,7 @@
         </w:tc>
         <w:tc>
           <w:tcPr>
-            <w:tcW w:type="dxa" w:w="640"/>
+            <w:tcW w:type="dxa" w:w="600"/>
             <w:shd w:fill="1F3864" w:color="auto" w:val="clear"/>
             <w:tcMar>
               <w:top w:type="dxa" w:w="70"/>
@@ -1422,7 +1463,7 @@
         </w:tc>
         <w:tc>
           <w:tcPr>
-            <w:tcW w:type="dxa" w:w="1500"/>
+            <w:tcW w:type="dxa" w:w="1380"/>
             <w:shd w:fill="1F3864" w:color="auto" w:val="clear"/>
             <w:tcMar>
               <w:top w:type="dxa" w:w="70"/>
@@ -1451,7 +1492,7 @@
         </w:tc>
         <w:tc>
           <w:tcPr>
-            <w:tcW w:type="dxa" w:w="1180"/>
+            <w:tcW w:type="dxa" w:w="1160"/>
             <w:shd w:fill="1F3864" w:color="auto" w:val="clear"/>
             <w:tcMar>
               <w:top w:type="dxa" w:w="70"/>
@@ -1480,7 +1521,7 @@
         </w:tc>
         <w:tc>
           <w:tcPr>
-            <w:tcW w:type="dxa" w:w="1280"/>
+            <w:tcW w:type="dxa" w:w="1260"/>
             <w:shd w:fill="1F3864" w:color="auto" w:val="clear"/>
             <w:tcMar>
               <w:top w:type="dxa" w:w="70"/>
@@ -1509,7 +1550,7 @@
         </w:tc>
         <w:tc>
           <w:tcPr>
-            <w:tcW w:type="dxa" w:w="1000"/>
+            <w:tcW w:type="dxa" w:w="960"/>
             <w:shd w:fill="1F3864" w:color="auto" w:val="clear"/>
             <w:tcMar>
               <w:top w:type="dxa" w:w="70"/>
@@ -1567,7 +1608,7 @@
         </w:tc>
         <w:tc>
           <w:tcPr>
-            <w:tcW w:type="dxa" w:w="866"/>
+            <w:tcW w:type="dxa" w:w="846"/>
             <w:shd w:fill="1F3864" w:color="auto" w:val="clear"/>
             <w:tcMar>
               <w:top w:type="dxa" w:w="70"/>
@@ -1598,7 +1639,7 @@
       <w:tr>
         <w:tc>
           <w:tcPr>
-            <w:tcW w:type="dxa" w:w="560"/>
+            <w:tcW w:type="dxa" w:w="500"/>
             <w:shd w:fill="F2F2F2" w:color="auto" w:val="clear"/>
             <w:tcMar>
               <w:top w:type="dxa" w:w="70"/>
@@ -1624,185 +1665,185 @@
         </w:tc>
         <w:tc>
           <w:tcPr>
-            <w:tcW w:type="dxa" w:w="1100"/>
-            <w:tcMar>
-              <w:top w:type="dxa" w:w="70"/>
-              <w:left w:type="dxa" w:w="110"/>
-              <w:bottom w:type="dxa" w:w="70"/>
-              <w:right w:type="dxa" w:w="110"/>
-            </w:tcMar>
-          </w:tcPr>
-          <w:p>
-            <w:pPr>
-              <w:spacing w:after="0" w:before="0" w:line="280"/>
-            </w:pPr>
-            <w:r>
-              <w:rPr>
-                <w:rFonts w:ascii="맑은 고딕" w:cs="맑은 고딕" w:eastAsia="맑은 고딕" w:hAnsi="맑은 고딕"/>
-                <w:b/>
-                <w:bCs/>
-                <w:sz w:val="17"/>
-                <w:szCs w:val="17"/>
-              </w:rPr>
-              <w:t xml:space="preserve">세탁세제</w:t>
-            </w:r>
-          </w:p>
-        </w:tc>
-        <w:tc>
-          <w:tcPr>
-            <w:tcW w:type="dxa" w:w="640"/>
-            <w:tcMar>
-              <w:top w:type="dxa" w:w="70"/>
-              <w:left w:type="dxa" w:w="110"/>
-              <w:bottom w:type="dxa" w:w="70"/>
-              <w:right w:type="dxa" w:w="110"/>
-            </w:tcMar>
-          </w:tcPr>
-          <w:p>
-            <w:pPr>
-              <w:spacing w:after="0" w:before="0" w:line="280"/>
-              <w:jc w:val="center"/>
-            </w:pPr>
-            <w:r>
-              <w:rPr>
-                <w:rFonts w:ascii="맑은 고딕" w:cs="맑은 고딕" w:eastAsia="맑은 고딕" w:hAnsi="맑은 고딕"/>
-                <w:sz w:val="17"/>
-                <w:szCs w:val="17"/>
-              </w:rPr>
-              <w:t xml:space="preserve">용기</w:t>
-            </w:r>
-          </w:p>
-        </w:tc>
-        <w:tc>
-          <w:tcPr>
-            <w:tcW w:type="dxa" w:w="1500"/>
-            <w:tcMar>
-              <w:top w:type="dxa" w:w="70"/>
-              <w:left w:type="dxa" w:w="110"/>
-              <w:bottom w:type="dxa" w:w="70"/>
-              <w:right w:type="dxa" w:w="110"/>
-            </w:tcMar>
-          </w:tcPr>
-          <w:p>
-            <w:pPr>
-              <w:spacing w:after="0" w:before="0" w:line="280"/>
-            </w:pPr>
-            <w:r>
-              <w:rPr>
-                <w:rFonts w:ascii="맑은 고딕" w:cs="맑은 고딕" w:eastAsia="맑은 고딕" w:hAnsi="맑은 고딕"/>
-                <w:sz w:val="17"/>
-                <w:szCs w:val="17"/>
-              </w:rPr>
-              <w:t xml:space="preserve">2.5L x 4개</w:t>
-            </w:r>
-          </w:p>
-        </w:tc>
-        <w:tc>
-          <w:tcPr>
-            <w:tcW w:type="dxa" w:w="1180"/>
-            <w:tcMar>
-              <w:top w:type="dxa" w:w="70"/>
-              <w:left w:type="dxa" w:w="110"/>
-              <w:bottom w:type="dxa" w:w="70"/>
-              <w:right w:type="dxa" w:w="110"/>
-            </w:tcMar>
-          </w:tcPr>
-          <w:p>
-            <w:pPr>
-              <w:spacing w:after="0" w:before="0" w:line="280"/>
-              <w:jc w:val="right"/>
-            </w:pPr>
-            <w:r>
-              <w:rPr>
-                <w:rFonts w:ascii="맑은 고딕" w:cs="맑은 고딕" w:eastAsia="맑은 고딕" w:hAnsi="맑은 고딕"/>
-                <w:sz w:val="17"/>
-                <w:szCs w:val="17"/>
-              </w:rPr>
-              <w:t xml:space="preserve">6,600원</w:t>
-            </w:r>
-          </w:p>
-        </w:tc>
-        <w:tc>
-          <w:tcPr>
-            <w:tcW w:type="dxa" w:w="1280"/>
-            <w:shd w:fill="FFF2CC" w:color="auto" w:val="clear"/>
-            <w:tcMar>
-              <w:top w:type="dxa" w:w="70"/>
-              <w:left w:type="dxa" w:w="110"/>
-              <w:bottom w:type="dxa" w:w="70"/>
-              <w:right w:type="dxa" w:w="110"/>
-            </w:tcMar>
-          </w:tcPr>
-          <w:p>
-            <w:pPr>
-              <w:spacing w:after="0" w:before="0" w:line="280"/>
-              <w:jc w:val="right"/>
-            </w:pPr>
-            <w:r>
-              <w:rPr>
-                <w:rFonts w:ascii="맑은 고딕" w:cs="맑은 고딕" w:eastAsia="맑은 고딕" w:hAnsi="맑은 고딕"/>
-                <w:b/>
-                <w:bCs/>
-                <w:sz w:val="17"/>
-                <w:szCs w:val="17"/>
-              </w:rPr>
-              <w:t xml:space="preserve">1,886원</w:t>
-            </w:r>
-          </w:p>
-        </w:tc>
-        <w:tc>
-          <w:tcPr>
-            <w:tcW w:type="dxa" w:w="1000"/>
-            <w:tcMar>
-              <w:top w:type="dxa" w:w="70"/>
-              <w:left w:type="dxa" w:w="110"/>
-              <w:bottom w:type="dxa" w:w="70"/>
-              <w:right w:type="dxa" w:w="110"/>
-            </w:tcMar>
-          </w:tcPr>
-          <w:p>
-            <w:pPr>
-              <w:spacing w:after="0" w:before="0" w:line="280"/>
-              <w:jc w:val="right"/>
-            </w:pPr>
-            <w:r>
-              <w:rPr>
-                <w:rFonts w:ascii="맑은 고딕" w:cs="맑은 고딕" w:eastAsia="맑은 고딕" w:hAnsi="맑은 고딕"/>
-                <w:sz w:val="17"/>
-                <w:szCs w:val="17"/>
-              </w:rPr>
-              <w:t xml:space="preserve">472원</w:t>
-            </w:r>
-          </w:p>
-        </w:tc>
-        <w:tc>
-          <w:tcPr>
-            <w:tcW w:type="dxa" w:w="900"/>
-            <w:tcMar>
-              <w:top w:type="dxa" w:w="70"/>
-              <w:left w:type="dxa" w:w="110"/>
-              <w:bottom w:type="dxa" w:w="70"/>
-              <w:right w:type="dxa" w:w="110"/>
-            </w:tcMar>
-          </w:tcPr>
-          <w:p>
-            <w:pPr>
-              <w:spacing w:after="0" w:before="0" w:line="280"/>
-              <w:jc w:val="right"/>
-            </w:pPr>
-            <w:r>
-              <w:rPr>
-                <w:rFonts w:ascii="맑은 고딕" w:cs="맑은 고딕" w:eastAsia="맑은 고딕" w:hAnsi="맑은 고딕"/>
+            <w:tcW w:type="dxa" w:w="1420"/>
+            <w:tcMar>
+              <w:top w:type="dxa" w:w="70"/>
+              <w:left w:type="dxa" w:w="110"/>
+              <w:bottom w:type="dxa" w:w="70"/>
+              <w:right w:type="dxa" w:w="110"/>
+            </w:tcMar>
+          </w:tcPr>
+          <w:p>
+            <w:pPr>
+              <w:spacing w:after="0" w:before="0" w:line="280"/>
+            </w:pPr>
+            <w:r>
+              <w:rPr>
+                <w:rFonts w:ascii="맑은 고딕" w:cs="맑은 고딕" w:eastAsia="맑은 고딕" w:hAnsi="맑은 고딕"/>
+                <w:b/>
+                <w:bCs/>
                 <w:sz w:val="16"/>
                 <w:szCs w:val="16"/>
               </w:rPr>
+              <w:t xml:space="preserve">세탁세제</w:t>
+            </w:r>
+          </w:p>
+        </w:tc>
+        <w:tc>
+          <w:tcPr>
+            <w:tcW w:type="dxa" w:w="600"/>
+            <w:tcMar>
+              <w:top w:type="dxa" w:w="70"/>
+              <w:left w:type="dxa" w:w="110"/>
+              <w:bottom w:type="dxa" w:w="70"/>
+              <w:right w:type="dxa" w:w="110"/>
+            </w:tcMar>
+          </w:tcPr>
+          <w:p>
+            <w:pPr>
+              <w:spacing w:after="0" w:before="0" w:line="280"/>
+              <w:jc w:val="center"/>
+            </w:pPr>
+            <w:r>
+              <w:rPr>
+                <w:rFonts w:ascii="맑은 고딕" w:cs="맑은 고딕" w:eastAsia="맑은 고딕" w:hAnsi="맑은 고딕"/>
+                <w:sz w:val="17"/>
+                <w:szCs w:val="17"/>
+              </w:rPr>
+              <w:t xml:space="preserve">용기</w:t>
+            </w:r>
+          </w:p>
+        </w:tc>
+        <w:tc>
+          <w:tcPr>
+            <w:tcW w:type="dxa" w:w="1380"/>
+            <w:tcMar>
+              <w:top w:type="dxa" w:w="70"/>
+              <w:left w:type="dxa" w:w="110"/>
+              <w:bottom w:type="dxa" w:w="70"/>
+              <w:right w:type="dxa" w:w="110"/>
+            </w:tcMar>
+          </w:tcPr>
+          <w:p>
+            <w:pPr>
+              <w:spacing w:after="0" w:before="0" w:line="280"/>
+            </w:pPr>
+            <w:r>
+              <w:rPr>
+                <w:rFonts w:ascii="맑은 고딕" w:cs="맑은 고딕" w:eastAsia="맑은 고딕" w:hAnsi="맑은 고딕"/>
+                <w:sz w:val="17"/>
+                <w:szCs w:val="17"/>
+              </w:rPr>
+              <w:t xml:space="preserve">2.5L x 4개</w:t>
+            </w:r>
+          </w:p>
+        </w:tc>
+        <w:tc>
+          <w:tcPr>
+            <w:tcW w:type="dxa" w:w="1160"/>
+            <w:tcMar>
+              <w:top w:type="dxa" w:w="70"/>
+              <w:left w:type="dxa" w:w="110"/>
+              <w:bottom w:type="dxa" w:w="70"/>
+              <w:right w:type="dxa" w:w="110"/>
+            </w:tcMar>
+          </w:tcPr>
+          <w:p>
+            <w:pPr>
+              <w:spacing w:after="0" w:before="0" w:line="280"/>
+              <w:jc w:val="right"/>
+            </w:pPr>
+            <w:r>
+              <w:rPr>
+                <w:rFonts w:ascii="맑은 고딕" w:cs="맑은 고딕" w:eastAsia="맑은 고딕" w:hAnsi="맑은 고딕"/>
+                <w:sz w:val="17"/>
+                <w:szCs w:val="17"/>
+              </w:rPr>
+              <w:t xml:space="preserve">6,600원</w:t>
+            </w:r>
+          </w:p>
+        </w:tc>
+        <w:tc>
+          <w:tcPr>
+            <w:tcW w:type="dxa" w:w="1260"/>
+            <w:shd w:fill="FFF2CC" w:color="auto" w:val="clear"/>
+            <w:tcMar>
+              <w:top w:type="dxa" w:w="70"/>
+              <w:left w:type="dxa" w:w="110"/>
+              <w:bottom w:type="dxa" w:w="70"/>
+              <w:right w:type="dxa" w:w="110"/>
+            </w:tcMar>
+          </w:tcPr>
+          <w:p>
+            <w:pPr>
+              <w:spacing w:after="0" w:before="0" w:line="280"/>
+              <w:jc w:val="right"/>
+            </w:pPr>
+            <w:r>
+              <w:rPr>
+                <w:rFonts w:ascii="맑은 고딕" w:cs="맑은 고딕" w:eastAsia="맑은 고딕" w:hAnsi="맑은 고딕"/>
+                <w:b/>
+                <w:bCs/>
+                <w:sz w:val="17"/>
+                <w:szCs w:val="17"/>
+              </w:rPr>
+              <w:t xml:space="preserve">1,886원</w:t>
+            </w:r>
+          </w:p>
+        </w:tc>
+        <w:tc>
+          <w:tcPr>
+            <w:tcW w:type="dxa" w:w="960"/>
+            <w:tcMar>
+              <w:top w:type="dxa" w:w="70"/>
+              <w:left w:type="dxa" w:w="110"/>
+              <w:bottom w:type="dxa" w:w="70"/>
+              <w:right w:type="dxa" w:w="110"/>
+            </w:tcMar>
+          </w:tcPr>
+          <w:p>
+            <w:pPr>
+              <w:spacing w:after="0" w:before="0" w:line="280"/>
+              <w:jc w:val="right"/>
+            </w:pPr>
+            <w:r>
+              <w:rPr>
+                <w:rFonts w:ascii="맑은 고딕" w:cs="맑은 고딕" w:eastAsia="맑은 고딕" w:hAnsi="맑은 고딕"/>
+                <w:sz w:val="17"/>
+                <w:szCs w:val="17"/>
+              </w:rPr>
+              <w:t xml:space="preserve">472원</w:t>
+            </w:r>
+          </w:p>
+        </w:tc>
+        <w:tc>
+          <w:tcPr>
+            <w:tcW w:type="dxa" w:w="900"/>
+            <w:tcMar>
+              <w:top w:type="dxa" w:w="70"/>
+              <w:left w:type="dxa" w:w="110"/>
+              <w:bottom w:type="dxa" w:w="70"/>
+              <w:right w:type="dxa" w:w="110"/>
+            </w:tcMar>
+          </w:tcPr>
+          <w:p>
+            <w:pPr>
+              <w:spacing w:after="0" w:before="0" w:line="280"/>
+              <w:jc w:val="right"/>
+            </w:pPr>
+            <w:r>
+              <w:rPr>
+                <w:rFonts w:ascii="맑은 고딕" w:cs="맑은 고딕" w:eastAsia="맑은 고딕" w:hAnsi="맑은 고딕"/>
+                <w:sz w:val="16"/>
+                <w:szCs w:val="16"/>
+              </w:rPr>
               <w:t xml:space="preserve">66원/100ml</w:t>
             </w:r>
           </w:p>
         </w:tc>
         <w:tc>
           <w:tcPr>
-            <w:tcW w:type="dxa" w:w="866"/>
+            <w:tcW w:type="dxa" w:w="846"/>
             <w:tcMar>
               <w:top w:type="dxa" w:w="70"/>
               <w:left w:type="dxa" w:w="110"/>
@@ -1829,7 +1870,7 @@
       <w:tr>
         <w:tc>
           <w:tcPr>
-            <w:tcW w:type="dxa" w:w="560"/>
+            <w:tcW w:type="dxa" w:w="500"/>
             <w:shd w:fill="F2F2F2" w:color="auto" w:val="clear"/>
             <w:tcMar>
               <w:top w:type="dxa" w:w="70"/>
@@ -1855,185 +1896,33 @@
         </w:tc>
         <w:tc>
           <w:tcPr>
-            <w:tcW w:type="dxa" w:w="1100"/>
-            <w:tcMar>
-              <w:top w:type="dxa" w:w="70"/>
-              <w:left w:type="dxa" w:w="110"/>
-              <w:bottom w:type="dxa" w:w="70"/>
-              <w:right w:type="dxa" w:w="110"/>
-            </w:tcMar>
-          </w:tcPr>
-          <w:p>
-            <w:pPr>
-              <w:spacing w:after="0" w:before="0" w:line="280"/>
-            </w:pPr>
-            <w:r>
-              <w:rPr>
-                <w:rFonts w:ascii="맑은 고딕" w:cs="맑은 고딕" w:eastAsia="맑은 고딕" w:hAnsi="맑은 고딕"/>
-                <w:b/>
-                <w:bCs/>
-                <w:sz w:val="17"/>
-                <w:szCs w:val="17"/>
-              </w:rPr>
-              <w:t xml:space="preserve">섬유유연제</w:t>
-            </w:r>
-          </w:p>
-        </w:tc>
-        <w:tc>
-          <w:tcPr>
-            <w:tcW w:type="dxa" w:w="640"/>
-            <w:tcMar>
-              <w:top w:type="dxa" w:w="70"/>
-              <w:left w:type="dxa" w:w="110"/>
-              <w:bottom w:type="dxa" w:w="70"/>
-              <w:right w:type="dxa" w:w="110"/>
-            </w:tcMar>
-          </w:tcPr>
-          <w:p>
-            <w:pPr>
-              <w:spacing w:after="0" w:before="0" w:line="280"/>
-              <w:jc w:val="center"/>
-            </w:pPr>
-            <w:r>
-              <w:rPr>
-                <w:rFonts w:ascii="맑은 고딕" w:cs="맑은 고딕" w:eastAsia="맑은 고딕" w:hAnsi="맑은 고딕"/>
-                <w:sz w:val="17"/>
-                <w:szCs w:val="17"/>
-              </w:rPr>
-              <w:t xml:space="preserve">용기</w:t>
-            </w:r>
-          </w:p>
-        </w:tc>
-        <w:tc>
-          <w:tcPr>
-            <w:tcW w:type="dxa" w:w="1500"/>
-            <w:tcMar>
-              <w:top w:type="dxa" w:w="70"/>
-              <w:left w:type="dxa" w:w="110"/>
-              <w:bottom w:type="dxa" w:w="70"/>
-              <w:right w:type="dxa" w:w="110"/>
-            </w:tcMar>
-          </w:tcPr>
-          <w:p>
-            <w:pPr>
-              <w:spacing w:after="0" w:before="0" w:line="280"/>
-            </w:pPr>
-            <w:r>
-              <w:rPr>
-                <w:rFonts w:ascii="맑은 고딕" w:cs="맑은 고딕" w:eastAsia="맑은 고딕" w:hAnsi="맑은 고딕"/>
-                <w:sz w:val="17"/>
-                <w:szCs w:val="17"/>
-              </w:rPr>
-              <w:t xml:space="preserve">3.1L x 4개</w:t>
-            </w:r>
-          </w:p>
-        </w:tc>
-        <w:tc>
-          <w:tcPr>
-            <w:tcW w:type="dxa" w:w="1180"/>
-            <w:tcMar>
-              <w:top w:type="dxa" w:w="70"/>
-              <w:left w:type="dxa" w:w="110"/>
-              <w:bottom w:type="dxa" w:w="70"/>
-              <w:right w:type="dxa" w:w="110"/>
-            </w:tcMar>
-          </w:tcPr>
-          <w:p>
-            <w:pPr>
-              <w:spacing w:after="0" w:before="0" w:line="280"/>
-              <w:jc w:val="right"/>
-            </w:pPr>
-            <w:r>
-              <w:rPr>
-                <w:rFonts w:ascii="맑은 고딕" w:cs="맑은 고딕" w:eastAsia="맑은 고딕" w:hAnsi="맑은 고딕"/>
-                <w:sz w:val="17"/>
-                <w:szCs w:val="17"/>
-              </w:rPr>
-              <w:t xml:space="preserve">14,900원</w:t>
-            </w:r>
-          </w:p>
-        </w:tc>
-        <w:tc>
-          <w:tcPr>
-            <w:tcW w:type="dxa" w:w="1280"/>
-            <w:shd w:fill="FFF2CC" w:color="auto" w:val="clear"/>
-            <w:tcMar>
-              <w:top w:type="dxa" w:w="70"/>
-              <w:left w:type="dxa" w:w="110"/>
-              <w:bottom w:type="dxa" w:w="70"/>
-              <w:right w:type="dxa" w:w="110"/>
-            </w:tcMar>
-          </w:tcPr>
-          <w:p>
-            <w:pPr>
-              <w:spacing w:after="0" w:before="0" w:line="280"/>
-              <w:jc w:val="right"/>
-            </w:pPr>
-            <w:r>
-              <w:rPr>
-                <w:rFonts w:ascii="맑은 고딕" w:cs="맑은 고딕" w:eastAsia="맑은 고딕" w:hAnsi="맑은 고딕"/>
-                <w:b/>
-                <w:bCs/>
-                <w:sz w:val="17"/>
-                <w:szCs w:val="17"/>
-              </w:rPr>
-              <w:t xml:space="preserve">4,257원</w:t>
-            </w:r>
-          </w:p>
-        </w:tc>
-        <w:tc>
-          <w:tcPr>
-            <w:tcW w:type="dxa" w:w="1000"/>
-            <w:tcMar>
-              <w:top w:type="dxa" w:w="70"/>
-              <w:left w:type="dxa" w:w="110"/>
-              <w:bottom w:type="dxa" w:w="70"/>
-              <w:right w:type="dxa" w:w="110"/>
-            </w:tcMar>
-          </w:tcPr>
-          <w:p>
-            <w:pPr>
-              <w:spacing w:after="0" w:before="0" w:line="280"/>
-              <w:jc w:val="right"/>
-            </w:pPr>
-            <w:r>
-              <w:rPr>
-                <w:rFonts w:ascii="맑은 고딕" w:cs="맑은 고딕" w:eastAsia="맑은 고딕" w:hAnsi="맑은 고딕"/>
-                <w:sz w:val="17"/>
-                <w:szCs w:val="17"/>
-              </w:rPr>
-              <w:t xml:space="preserve">1,064원</w:t>
-            </w:r>
-          </w:p>
-        </w:tc>
-        <w:tc>
-          <w:tcPr>
-            <w:tcW w:type="dxa" w:w="900"/>
-            <w:tcMar>
-              <w:top w:type="dxa" w:w="70"/>
-              <w:left w:type="dxa" w:w="110"/>
-              <w:bottom w:type="dxa" w:w="70"/>
-              <w:right w:type="dxa" w:w="110"/>
-            </w:tcMar>
-          </w:tcPr>
-          <w:p>
-            <w:pPr>
-              <w:spacing w:after="0" w:before="0" w:line="280"/>
-              <w:jc w:val="right"/>
-            </w:pPr>
-            <w:r>
-              <w:rPr>
-                <w:rFonts w:ascii="맑은 고딕" w:cs="맑은 고딕" w:eastAsia="맑은 고딕" w:hAnsi="맑은 고딕"/>
+            <w:tcW w:type="dxa" w:w="1420"/>
+            <w:tcMar>
+              <w:top w:type="dxa" w:w="70"/>
+              <w:left w:type="dxa" w:w="110"/>
+              <w:bottom w:type="dxa" w:w="70"/>
+              <w:right w:type="dxa" w:w="110"/>
+            </w:tcMar>
+          </w:tcPr>
+          <w:p>
+            <w:pPr>
+              <w:spacing w:after="0" w:before="0" w:line="280"/>
+            </w:pPr>
+            <w:r>
+              <w:rPr>
+                <w:rFonts w:ascii="맑은 고딕" w:cs="맑은 고딕" w:eastAsia="맑은 고딕" w:hAnsi="맑은 고딕"/>
+                <w:b/>
+                <w:bCs/>
                 <w:sz w:val="16"/>
                 <w:szCs w:val="16"/>
               </w:rPr>
-              <w:t xml:space="preserve">120.2원/100ml</w:t>
-            </w:r>
-          </w:p>
-        </w:tc>
-        <w:tc>
-          <w:tcPr>
-            <w:tcW w:type="dxa" w:w="866"/>
+              <w:t xml:space="preserve">섬유유연제</w:t>
+            </w:r>
+          </w:p>
+        </w:tc>
+        <w:tc>
+          <w:tcPr>
+            <w:tcW w:type="dxa" w:w="600"/>
             <w:tcMar>
               <w:top w:type="dxa" w:w="70"/>
               <w:left w:type="dxa" w:w="110"/>
@@ -2052,7 +1941,159 @@
                 <w:sz w:val="17"/>
                 <w:szCs w:val="17"/>
               </w:rPr>
-              <w:t xml:space="preserve">-4.9%</w:t>
+              <w:t xml:space="preserve">용기</w:t>
+            </w:r>
+          </w:p>
+        </w:tc>
+        <w:tc>
+          <w:tcPr>
+            <w:tcW w:type="dxa" w:w="1380"/>
+            <w:tcMar>
+              <w:top w:type="dxa" w:w="70"/>
+              <w:left w:type="dxa" w:w="110"/>
+              <w:bottom w:type="dxa" w:w="70"/>
+              <w:right w:type="dxa" w:w="110"/>
+            </w:tcMar>
+          </w:tcPr>
+          <w:p>
+            <w:pPr>
+              <w:spacing w:after="0" w:before="0" w:line="280"/>
+            </w:pPr>
+            <w:r>
+              <w:rPr>
+                <w:rFonts w:ascii="맑은 고딕" w:cs="맑은 고딕" w:eastAsia="맑은 고딕" w:hAnsi="맑은 고딕"/>
+                <w:sz w:val="17"/>
+                <w:szCs w:val="17"/>
+              </w:rPr>
+              <w:t xml:space="preserve">2.5L x 4개</w:t>
+            </w:r>
+          </w:p>
+        </w:tc>
+        <w:tc>
+          <w:tcPr>
+            <w:tcW w:type="dxa" w:w="1160"/>
+            <w:tcMar>
+              <w:top w:type="dxa" w:w="70"/>
+              <w:left w:type="dxa" w:w="110"/>
+              <w:bottom w:type="dxa" w:w="70"/>
+              <w:right w:type="dxa" w:w="110"/>
+            </w:tcMar>
+          </w:tcPr>
+          <w:p>
+            <w:pPr>
+              <w:spacing w:after="0" w:before="0" w:line="280"/>
+              <w:jc w:val="right"/>
+            </w:pPr>
+            <w:r>
+              <w:rPr>
+                <w:rFonts w:ascii="맑은 고딕" w:cs="맑은 고딕" w:eastAsia="맑은 고딕" w:hAnsi="맑은 고딕"/>
+                <w:sz w:val="17"/>
+                <w:szCs w:val="17"/>
+              </w:rPr>
+              <w:t xml:space="preserve">6,500원</w:t>
+            </w:r>
+          </w:p>
+        </w:tc>
+        <w:tc>
+          <w:tcPr>
+            <w:tcW w:type="dxa" w:w="1260"/>
+            <w:shd w:fill="FFF2CC" w:color="auto" w:val="clear"/>
+            <w:tcMar>
+              <w:top w:type="dxa" w:w="70"/>
+              <w:left w:type="dxa" w:w="110"/>
+              <w:bottom w:type="dxa" w:w="70"/>
+              <w:right w:type="dxa" w:w="110"/>
+            </w:tcMar>
+          </w:tcPr>
+          <w:p>
+            <w:pPr>
+              <w:spacing w:after="0" w:before="0" w:line="280"/>
+              <w:jc w:val="right"/>
+            </w:pPr>
+            <w:r>
+              <w:rPr>
+                <w:rFonts w:ascii="맑은 고딕" w:cs="맑은 고딕" w:eastAsia="맑은 고딕" w:hAnsi="맑은 고딕"/>
+                <w:b/>
+                <w:bCs/>
+                <w:sz w:val="17"/>
+                <w:szCs w:val="17"/>
+              </w:rPr>
+              <w:t xml:space="preserve">1,857원</w:t>
+            </w:r>
+          </w:p>
+        </w:tc>
+        <w:tc>
+          <w:tcPr>
+            <w:tcW w:type="dxa" w:w="960"/>
+            <w:tcMar>
+              <w:top w:type="dxa" w:w="70"/>
+              <w:left w:type="dxa" w:w="110"/>
+              <w:bottom w:type="dxa" w:w="70"/>
+              <w:right w:type="dxa" w:w="110"/>
+            </w:tcMar>
+          </w:tcPr>
+          <w:p>
+            <w:pPr>
+              <w:spacing w:after="0" w:before="0" w:line="280"/>
+              <w:jc w:val="right"/>
+            </w:pPr>
+            <w:r>
+              <w:rPr>
+                <w:rFonts w:ascii="맑은 고딕" w:cs="맑은 고딕" w:eastAsia="맑은 고딕" w:hAnsi="맑은 고딕"/>
+                <w:sz w:val="17"/>
+                <w:szCs w:val="17"/>
+              </w:rPr>
+              <w:t xml:space="preserve">464원</w:t>
+            </w:r>
+          </w:p>
+        </w:tc>
+        <w:tc>
+          <w:tcPr>
+            <w:tcW w:type="dxa" w:w="900"/>
+            <w:tcMar>
+              <w:top w:type="dxa" w:w="70"/>
+              <w:left w:type="dxa" w:w="110"/>
+              <w:bottom w:type="dxa" w:w="70"/>
+              <w:right w:type="dxa" w:w="110"/>
+            </w:tcMar>
+          </w:tcPr>
+          <w:p>
+            <w:pPr>
+              <w:spacing w:after="0" w:before="0" w:line="280"/>
+              <w:jc w:val="right"/>
+            </w:pPr>
+            <w:r>
+              <w:rPr>
+                <w:rFonts w:ascii="맑은 고딕" w:cs="맑은 고딕" w:eastAsia="맑은 고딕" w:hAnsi="맑은 고딕"/>
+                <w:sz w:val="16"/>
+                <w:szCs w:val="16"/>
+              </w:rPr>
+              <w:t xml:space="preserve">65원/100ml</w:t>
+            </w:r>
+          </w:p>
+        </w:tc>
+        <w:tc>
+          <w:tcPr>
+            <w:tcW w:type="dxa" w:w="846"/>
+            <w:tcMar>
+              <w:top w:type="dxa" w:w="70"/>
+              <w:left w:type="dxa" w:w="110"/>
+              <w:bottom w:type="dxa" w:w="70"/>
+              <w:right w:type="dxa" w:w="110"/>
+            </w:tcMar>
+          </w:tcPr>
+          <w:p>
+            <w:pPr>
+              <w:spacing w:after="0" w:before="0" w:line="280"/>
+              <w:jc w:val="center"/>
+            </w:pPr>
+            <w:r>
+              <w:rPr>
+                <w:rFonts w:ascii="맑은 고딕" w:cs="맑은 고딕" w:eastAsia="맑은 고딕" w:hAnsi="맑은 고딕"/>
+                <w:sz w:val="17"/>
+                <w:szCs w:val="17"/>
+              </w:rPr>
+              <w:t xml:space="preserve">-5.7%</w:t>
             </w:r>
           </w:p>
         </w:tc>
@@ -2060,7 +2101,7 @@
       <w:tr>
         <w:tc>
           <w:tcPr>
-            <w:tcW w:type="dxa" w:w="560"/>
+            <w:tcW w:type="dxa" w:w="500"/>
             <w:shd w:fill="F2F2F2" w:color="auto" w:val="clear"/>
             <w:tcMar>
               <w:top w:type="dxa" w:w="70"/>
@@ -2086,185 +2127,185 @@
         </w:tc>
         <w:tc>
           <w:tcPr>
-            <w:tcW w:type="dxa" w:w="1100"/>
-            <w:tcMar>
-              <w:top w:type="dxa" w:w="70"/>
-              <w:left w:type="dxa" w:w="110"/>
-              <w:bottom w:type="dxa" w:w="70"/>
-              <w:right w:type="dxa" w:w="110"/>
-            </w:tcMar>
-          </w:tcPr>
-          <w:p>
-            <w:pPr>
-              <w:spacing w:after="0" w:before="0" w:line="280"/>
-            </w:pPr>
-            <w:r>
-              <w:rPr>
-                <w:rFonts w:ascii="맑은 고딕" w:cs="맑은 고딕" w:eastAsia="맑은 고딕" w:hAnsi="맑은 고딕"/>
-                <w:b/>
-                <w:bCs/>
-                <w:sz w:val="17"/>
-                <w:szCs w:val="17"/>
-              </w:rPr>
-              <w:t xml:space="preserve">캡슐세제</w:t>
-            </w:r>
-          </w:p>
-        </w:tc>
-        <w:tc>
-          <w:tcPr>
-            <w:tcW w:type="dxa" w:w="640"/>
-            <w:tcMar>
-              <w:top w:type="dxa" w:w="70"/>
-              <w:left w:type="dxa" w:w="110"/>
-              <w:bottom w:type="dxa" w:w="70"/>
-              <w:right w:type="dxa" w:w="110"/>
-            </w:tcMar>
-          </w:tcPr>
-          <w:p>
-            <w:pPr>
-              <w:spacing w:after="0" w:before="0" w:line="280"/>
-              <w:jc w:val="center"/>
-            </w:pPr>
-            <w:r>
-              <w:rPr>
-                <w:rFonts w:ascii="맑은 고딕" w:cs="맑은 고딕" w:eastAsia="맑은 고딕" w:hAnsi="맑은 고딕"/>
-                <w:sz w:val="17"/>
-                <w:szCs w:val="17"/>
-              </w:rPr>
-              <w:t xml:space="preserve">파우치</w:t>
-            </w:r>
-          </w:p>
-        </w:tc>
-        <w:tc>
-          <w:tcPr>
-            <w:tcW w:type="dxa" w:w="1500"/>
-            <w:tcMar>
-              <w:top w:type="dxa" w:w="70"/>
-              <w:left w:type="dxa" w:w="110"/>
-              <w:bottom w:type="dxa" w:w="70"/>
-              <w:right w:type="dxa" w:w="110"/>
-            </w:tcMar>
-          </w:tcPr>
-          <w:p>
-            <w:pPr>
-              <w:spacing w:after="0" w:before="0" w:line="280"/>
-            </w:pPr>
-            <w:r>
-              <w:rPr>
-                <w:rFonts w:ascii="맑은 고딕" w:cs="맑은 고딕" w:eastAsia="맑은 고딕" w:hAnsi="맑은 고딕"/>
-                <w:sz w:val="17"/>
-                <w:szCs w:val="17"/>
-              </w:rPr>
-              <w:t xml:space="preserve">120개입</w:t>
-            </w:r>
-          </w:p>
-        </w:tc>
-        <w:tc>
-          <w:tcPr>
-            <w:tcW w:type="dxa" w:w="1180"/>
-            <w:tcMar>
-              <w:top w:type="dxa" w:w="70"/>
-              <w:left w:type="dxa" w:w="110"/>
-              <w:bottom w:type="dxa" w:w="70"/>
-              <w:right w:type="dxa" w:w="110"/>
-            </w:tcMar>
-          </w:tcPr>
-          <w:p>
-            <w:pPr>
-              <w:spacing w:after="0" w:before="0" w:line="280"/>
-              <w:jc w:val="right"/>
-            </w:pPr>
-            <w:r>
-              <w:rPr>
-                <w:rFonts w:ascii="맑은 고딕" w:cs="맑은 고딕" w:eastAsia="맑은 고딕" w:hAnsi="맑은 고딕"/>
-                <w:sz w:val="17"/>
-                <w:szCs w:val="17"/>
-              </w:rPr>
-              <w:t xml:space="preserve">5,600원</w:t>
-            </w:r>
-          </w:p>
-        </w:tc>
-        <w:tc>
-          <w:tcPr>
-            <w:tcW w:type="dxa" w:w="1280"/>
-            <w:shd w:fill="FFF2CC" w:color="auto" w:val="clear"/>
-            <w:tcMar>
-              <w:top w:type="dxa" w:w="70"/>
-              <w:left w:type="dxa" w:w="110"/>
-              <w:bottom w:type="dxa" w:w="70"/>
-              <w:right w:type="dxa" w:w="110"/>
-            </w:tcMar>
-          </w:tcPr>
-          <w:p>
-            <w:pPr>
-              <w:spacing w:after="0" w:before="0" w:line="280"/>
-              <w:jc w:val="right"/>
-            </w:pPr>
-            <w:r>
-              <w:rPr>
-                <w:rFonts w:ascii="맑은 고딕" w:cs="맑은 고딕" w:eastAsia="맑은 고딕" w:hAnsi="맑은 고딕"/>
-                <w:b/>
-                <w:bCs/>
-                <w:sz w:val="17"/>
-                <w:szCs w:val="17"/>
-              </w:rPr>
-              <w:t xml:space="preserve">1,600원</w:t>
-            </w:r>
-          </w:p>
-        </w:tc>
-        <w:tc>
-          <w:tcPr>
-            <w:tcW w:type="dxa" w:w="1000"/>
-            <w:tcMar>
-              <w:top w:type="dxa" w:w="70"/>
-              <w:left w:type="dxa" w:w="110"/>
-              <w:bottom w:type="dxa" w:w="70"/>
-              <w:right w:type="dxa" w:w="110"/>
-            </w:tcMar>
-          </w:tcPr>
-          <w:p>
-            <w:pPr>
-              <w:spacing w:after="0" w:before="0" w:line="280"/>
-              <w:jc w:val="right"/>
-            </w:pPr>
-            <w:r>
-              <w:rPr>
-                <w:rFonts w:ascii="맑은 고딕" w:cs="맑은 고딕" w:eastAsia="맑은 고딕" w:hAnsi="맑은 고딕"/>
-                <w:sz w:val="17"/>
-                <w:szCs w:val="17"/>
-              </w:rPr>
-              <w:t xml:space="preserve">-</w:t>
-            </w:r>
-          </w:p>
-        </w:tc>
-        <w:tc>
-          <w:tcPr>
-            <w:tcW w:type="dxa" w:w="900"/>
-            <w:tcMar>
-              <w:top w:type="dxa" w:w="70"/>
-              <w:left w:type="dxa" w:w="110"/>
-              <w:bottom w:type="dxa" w:w="70"/>
-              <w:right w:type="dxa" w:w="110"/>
-            </w:tcMar>
-          </w:tcPr>
-          <w:p>
-            <w:pPr>
-              <w:spacing w:after="0" w:before="0" w:line="280"/>
-              <w:jc w:val="right"/>
-            </w:pPr>
-            <w:r>
-              <w:rPr>
-                <w:rFonts w:ascii="맑은 고딕" w:cs="맑은 고딕" w:eastAsia="맑은 고딕" w:hAnsi="맑은 고딕"/>
+            <w:tcW w:type="dxa" w:w="1420"/>
+            <w:tcMar>
+              <w:top w:type="dxa" w:w="70"/>
+              <w:left w:type="dxa" w:w="110"/>
+              <w:bottom w:type="dxa" w:w="70"/>
+              <w:right w:type="dxa" w:w="110"/>
+            </w:tcMar>
+          </w:tcPr>
+          <w:p>
+            <w:pPr>
+              <w:spacing w:after="0" w:before="0" w:line="280"/>
+            </w:pPr>
+            <w:r>
+              <w:rPr>
+                <w:rFonts w:ascii="맑은 고딕" w:cs="맑은 고딕" w:eastAsia="맑은 고딕" w:hAnsi="맑은 고딕"/>
+                <w:b/>
+                <w:bCs/>
                 <w:sz w:val="16"/>
                 <w:szCs w:val="16"/>
               </w:rPr>
+              <w:t xml:space="preserve">캡슐세제</w:t>
+            </w:r>
+          </w:p>
+        </w:tc>
+        <w:tc>
+          <w:tcPr>
+            <w:tcW w:type="dxa" w:w="600"/>
+            <w:tcMar>
+              <w:top w:type="dxa" w:w="70"/>
+              <w:left w:type="dxa" w:w="110"/>
+              <w:bottom w:type="dxa" w:w="70"/>
+              <w:right w:type="dxa" w:w="110"/>
+            </w:tcMar>
+          </w:tcPr>
+          <w:p>
+            <w:pPr>
+              <w:spacing w:after="0" w:before="0" w:line="280"/>
+              <w:jc w:val="center"/>
+            </w:pPr>
+            <w:r>
+              <w:rPr>
+                <w:rFonts w:ascii="맑은 고딕" w:cs="맑은 고딕" w:eastAsia="맑은 고딕" w:hAnsi="맑은 고딕"/>
+                <w:sz w:val="17"/>
+                <w:szCs w:val="17"/>
+              </w:rPr>
+              <w:t xml:space="preserve">파우치</w:t>
+            </w:r>
+          </w:p>
+        </w:tc>
+        <w:tc>
+          <w:tcPr>
+            <w:tcW w:type="dxa" w:w="1380"/>
+            <w:tcMar>
+              <w:top w:type="dxa" w:w="70"/>
+              <w:left w:type="dxa" w:w="110"/>
+              <w:bottom w:type="dxa" w:w="70"/>
+              <w:right w:type="dxa" w:w="110"/>
+            </w:tcMar>
+          </w:tcPr>
+          <w:p>
+            <w:pPr>
+              <w:spacing w:after="0" w:before="0" w:line="280"/>
+            </w:pPr>
+            <w:r>
+              <w:rPr>
+                <w:rFonts w:ascii="맑은 고딕" w:cs="맑은 고딕" w:eastAsia="맑은 고딕" w:hAnsi="맑은 고딕"/>
+                <w:sz w:val="17"/>
+                <w:szCs w:val="17"/>
+              </w:rPr>
+              <w:t xml:space="preserve">120개입</w:t>
+            </w:r>
+          </w:p>
+        </w:tc>
+        <w:tc>
+          <w:tcPr>
+            <w:tcW w:type="dxa" w:w="1160"/>
+            <w:tcMar>
+              <w:top w:type="dxa" w:w="70"/>
+              <w:left w:type="dxa" w:w="110"/>
+              <w:bottom w:type="dxa" w:w="70"/>
+              <w:right w:type="dxa" w:w="110"/>
+            </w:tcMar>
+          </w:tcPr>
+          <w:p>
+            <w:pPr>
+              <w:spacing w:after="0" w:before="0" w:line="280"/>
+              <w:jc w:val="right"/>
+            </w:pPr>
+            <w:r>
+              <w:rPr>
+                <w:rFonts w:ascii="맑은 고딕" w:cs="맑은 고딕" w:eastAsia="맑은 고딕" w:hAnsi="맑은 고딕"/>
+                <w:sz w:val="17"/>
+                <w:szCs w:val="17"/>
+              </w:rPr>
+              <w:t xml:space="preserve">5,600원</w:t>
+            </w:r>
+          </w:p>
+        </w:tc>
+        <w:tc>
+          <w:tcPr>
+            <w:tcW w:type="dxa" w:w="1260"/>
+            <w:shd w:fill="FFF2CC" w:color="auto" w:val="clear"/>
+            <w:tcMar>
+              <w:top w:type="dxa" w:w="70"/>
+              <w:left w:type="dxa" w:w="110"/>
+              <w:bottom w:type="dxa" w:w="70"/>
+              <w:right w:type="dxa" w:w="110"/>
+            </w:tcMar>
+          </w:tcPr>
+          <w:p>
+            <w:pPr>
+              <w:spacing w:after="0" w:before="0" w:line="280"/>
+              <w:jc w:val="right"/>
+            </w:pPr>
+            <w:r>
+              <w:rPr>
+                <w:rFonts w:ascii="맑은 고딕" w:cs="맑은 고딕" w:eastAsia="맑은 고딕" w:hAnsi="맑은 고딕"/>
+                <w:b/>
+                <w:bCs/>
+                <w:sz w:val="17"/>
+                <w:szCs w:val="17"/>
+              </w:rPr>
+              <w:t xml:space="preserve">1,600원</w:t>
+            </w:r>
+          </w:p>
+        </w:tc>
+        <w:tc>
+          <w:tcPr>
+            <w:tcW w:type="dxa" w:w="960"/>
+            <w:tcMar>
+              <w:top w:type="dxa" w:w="70"/>
+              <w:left w:type="dxa" w:w="110"/>
+              <w:bottom w:type="dxa" w:w="70"/>
+              <w:right w:type="dxa" w:w="110"/>
+            </w:tcMar>
+          </w:tcPr>
+          <w:p>
+            <w:pPr>
+              <w:spacing w:after="0" w:before="0" w:line="280"/>
+              <w:jc w:val="right"/>
+            </w:pPr>
+            <w:r>
+              <w:rPr>
+                <w:rFonts w:ascii="맑은 고딕" w:cs="맑은 고딕" w:eastAsia="맑은 고딕" w:hAnsi="맑은 고딕"/>
+                <w:sz w:val="17"/>
+                <w:szCs w:val="17"/>
+              </w:rPr>
+              <w:t xml:space="preserve">-</w:t>
+            </w:r>
+          </w:p>
+        </w:tc>
+        <w:tc>
+          <w:tcPr>
+            <w:tcW w:type="dxa" w:w="900"/>
+            <w:tcMar>
+              <w:top w:type="dxa" w:w="70"/>
+              <w:left w:type="dxa" w:w="110"/>
+              <w:bottom w:type="dxa" w:w="70"/>
+              <w:right w:type="dxa" w:w="110"/>
+            </w:tcMar>
+          </w:tcPr>
+          <w:p>
+            <w:pPr>
+              <w:spacing w:after="0" w:before="0" w:line="280"/>
+              <w:jc w:val="right"/>
+            </w:pPr>
+            <w:r>
+              <w:rPr>
+                <w:rFonts w:ascii="맑은 고딕" w:cs="맑은 고딕" w:eastAsia="맑은 고딕" w:hAnsi="맑은 고딕"/>
+                <w:sz w:val="16"/>
+                <w:szCs w:val="16"/>
+              </w:rPr>
               <w:t xml:space="preserve">46.7원/개</w:t>
             </w:r>
           </w:p>
         </w:tc>
         <w:tc>
           <w:tcPr>
-            <w:tcW w:type="dxa" w:w="866"/>
+            <w:tcW w:type="dxa" w:w="846"/>
             <w:tcMar>
               <w:top w:type="dxa" w:w="70"/>
               <w:left w:type="dxa" w:w="110"/>
@@ -2291,7 +2332,7 @@
       <w:tr>
         <w:tc>
           <w:tcPr>
-            <w:tcW w:type="dxa" w:w="560"/>
+            <w:tcW w:type="dxa" w:w="500"/>
             <w:shd w:fill="F2F2F2" w:color="auto" w:val="clear"/>
             <w:tcMar>
               <w:top w:type="dxa" w:w="70"/>
@@ -2317,185 +2358,185 @@
         </w:tc>
         <w:tc>
           <w:tcPr>
-            <w:tcW w:type="dxa" w:w="1100"/>
-            <w:tcMar>
-              <w:top w:type="dxa" w:w="70"/>
-              <w:left w:type="dxa" w:w="110"/>
-              <w:bottom w:type="dxa" w:w="70"/>
-              <w:right w:type="dxa" w:w="110"/>
-            </w:tcMar>
-          </w:tcPr>
-          <w:p>
-            <w:pPr>
-              <w:spacing w:after="0" w:before="0" w:line="280"/>
-            </w:pPr>
-            <w:r>
-              <w:rPr>
-                <w:rFonts w:ascii="맑은 고딕" w:cs="맑은 고딕" w:eastAsia="맑은 고딕" w:hAnsi="맑은 고딕"/>
-                <w:b/>
-                <w:bCs/>
-                <w:sz w:val="17"/>
-                <w:szCs w:val="17"/>
-              </w:rPr>
-              <w:t xml:space="preserve">섬유탈취제</w:t>
-            </w:r>
-          </w:p>
-        </w:tc>
-        <w:tc>
-          <w:tcPr>
-            <w:tcW w:type="dxa" w:w="640"/>
-            <w:tcMar>
-              <w:top w:type="dxa" w:w="70"/>
-              <w:left w:type="dxa" w:w="110"/>
-              <w:bottom w:type="dxa" w:w="70"/>
-              <w:right w:type="dxa" w:w="110"/>
-            </w:tcMar>
-          </w:tcPr>
-          <w:p>
-            <w:pPr>
-              <w:spacing w:after="0" w:before="0" w:line="280"/>
-              <w:jc w:val="center"/>
-            </w:pPr>
-            <w:r>
-              <w:rPr>
-                <w:rFonts w:ascii="맑은 고딕" w:cs="맑은 고딕" w:eastAsia="맑은 고딕" w:hAnsi="맑은 고딕"/>
-                <w:sz w:val="17"/>
-                <w:szCs w:val="17"/>
-              </w:rPr>
-              <w:t xml:space="preserve">용기</w:t>
-            </w:r>
-          </w:p>
-        </w:tc>
-        <w:tc>
-          <w:tcPr>
-            <w:tcW w:type="dxa" w:w="1500"/>
-            <w:tcMar>
-              <w:top w:type="dxa" w:w="70"/>
-              <w:left w:type="dxa" w:w="110"/>
-              <w:bottom w:type="dxa" w:w="70"/>
-              <w:right w:type="dxa" w:w="110"/>
-            </w:tcMar>
-          </w:tcPr>
-          <w:p>
-            <w:pPr>
-              <w:spacing w:after="0" w:before="0" w:line="280"/>
-            </w:pPr>
-            <w:r>
-              <w:rPr>
-                <w:rFonts w:ascii="맑은 고딕" w:cs="맑은 고딕" w:eastAsia="맑은 고딕" w:hAnsi="맑은 고딕"/>
-                <w:sz w:val="17"/>
-                <w:szCs w:val="17"/>
-              </w:rPr>
-              <w:t xml:space="preserve">500ml x 2개</w:t>
-            </w:r>
-          </w:p>
-        </w:tc>
-        <w:tc>
-          <w:tcPr>
-            <w:tcW w:type="dxa" w:w="1180"/>
-            <w:tcMar>
-              <w:top w:type="dxa" w:w="70"/>
-              <w:left w:type="dxa" w:w="110"/>
-              <w:bottom w:type="dxa" w:w="70"/>
-              <w:right w:type="dxa" w:w="110"/>
-            </w:tcMar>
-          </w:tcPr>
-          <w:p>
-            <w:pPr>
-              <w:spacing w:after="0" w:before="0" w:line="280"/>
-              <w:jc w:val="right"/>
-            </w:pPr>
-            <w:r>
-              <w:rPr>
-                <w:rFonts w:ascii="맑은 고딕" w:cs="맑은 고딕" w:eastAsia="맑은 고딕" w:hAnsi="맑은 고딕"/>
-                <w:sz w:val="17"/>
-                <w:szCs w:val="17"/>
-              </w:rPr>
-              <w:t xml:space="preserve">8,500원</w:t>
-            </w:r>
-          </w:p>
-        </w:tc>
-        <w:tc>
-          <w:tcPr>
-            <w:tcW w:type="dxa" w:w="1280"/>
-            <w:shd w:fill="FFF2CC" w:color="auto" w:val="clear"/>
-            <w:tcMar>
-              <w:top w:type="dxa" w:w="70"/>
-              <w:left w:type="dxa" w:w="110"/>
-              <w:bottom w:type="dxa" w:w="70"/>
-              <w:right w:type="dxa" w:w="110"/>
-            </w:tcMar>
-          </w:tcPr>
-          <w:p>
-            <w:pPr>
-              <w:spacing w:after="0" w:before="0" w:line="280"/>
-              <w:jc w:val="right"/>
-            </w:pPr>
-            <w:r>
-              <w:rPr>
-                <w:rFonts w:ascii="맑은 고딕" w:cs="맑은 고딕" w:eastAsia="맑은 고딕" w:hAnsi="맑은 고딕"/>
-                <w:b/>
-                <w:bCs/>
-                <w:sz w:val="17"/>
-                <w:szCs w:val="17"/>
-              </w:rPr>
-              <w:t xml:space="preserve">2,429원</w:t>
-            </w:r>
-          </w:p>
-        </w:tc>
-        <w:tc>
-          <w:tcPr>
-            <w:tcW w:type="dxa" w:w="1000"/>
-            <w:tcMar>
-              <w:top w:type="dxa" w:w="70"/>
-              <w:left w:type="dxa" w:w="110"/>
-              <w:bottom w:type="dxa" w:w="70"/>
-              <w:right w:type="dxa" w:w="110"/>
-            </w:tcMar>
-          </w:tcPr>
-          <w:p>
-            <w:pPr>
-              <w:spacing w:after="0" w:before="0" w:line="280"/>
-              <w:jc w:val="right"/>
-            </w:pPr>
-            <w:r>
-              <w:rPr>
-                <w:rFonts w:ascii="맑은 고딕" w:cs="맑은 고딕" w:eastAsia="맑은 고딕" w:hAnsi="맑은 고딕"/>
-                <w:sz w:val="17"/>
-                <w:szCs w:val="17"/>
-              </w:rPr>
-              <w:t xml:space="preserve">1,214원</w:t>
-            </w:r>
-          </w:p>
-        </w:tc>
-        <w:tc>
-          <w:tcPr>
-            <w:tcW w:type="dxa" w:w="900"/>
-            <w:tcMar>
-              <w:top w:type="dxa" w:w="70"/>
-              <w:left w:type="dxa" w:w="110"/>
-              <w:bottom w:type="dxa" w:w="70"/>
-              <w:right w:type="dxa" w:w="110"/>
-            </w:tcMar>
-          </w:tcPr>
-          <w:p>
-            <w:pPr>
-              <w:spacing w:after="0" w:before="0" w:line="280"/>
-              <w:jc w:val="right"/>
-            </w:pPr>
-            <w:r>
-              <w:rPr>
-                <w:rFonts w:ascii="맑은 고딕" w:cs="맑은 고딕" w:eastAsia="맑은 고딕" w:hAnsi="맑은 고딕"/>
+            <w:tcW w:type="dxa" w:w="1420"/>
+            <w:tcMar>
+              <w:top w:type="dxa" w:w="70"/>
+              <w:left w:type="dxa" w:w="110"/>
+              <w:bottom w:type="dxa" w:w="70"/>
+              <w:right w:type="dxa" w:w="110"/>
+            </w:tcMar>
+          </w:tcPr>
+          <w:p>
+            <w:pPr>
+              <w:spacing w:after="0" w:before="0" w:line="280"/>
+            </w:pPr>
+            <w:r>
+              <w:rPr>
+                <w:rFonts w:ascii="맑은 고딕" w:cs="맑은 고딕" w:eastAsia="맑은 고딕" w:hAnsi="맑은 고딕"/>
+                <w:b/>
+                <w:bCs/>
                 <w:sz w:val="16"/>
                 <w:szCs w:val="16"/>
               </w:rPr>
+              <w:t xml:space="preserve">섬유탈취제</w:t>
+            </w:r>
+          </w:p>
+        </w:tc>
+        <w:tc>
+          <w:tcPr>
+            <w:tcW w:type="dxa" w:w="600"/>
+            <w:tcMar>
+              <w:top w:type="dxa" w:w="70"/>
+              <w:left w:type="dxa" w:w="110"/>
+              <w:bottom w:type="dxa" w:w="70"/>
+              <w:right w:type="dxa" w:w="110"/>
+            </w:tcMar>
+          </w:tcPr>
+          <w:p>
+            <w:pPr>
+              <w:spacing w:after="0" w:before="0" w:line="280"/>
+              <w:jc w:val="center"/>
+            </w:pPr>
+            <w:r>
+              <w:rPr>
+                <w:rFonts w:ascii="맑은 고딕" w:cs="맑은 고딕" w:eastAsia="맑은 고딕" w:hAnsi="맑은 고딕"/>
+                <w:sz w:val="17"/>
+                <w:szCs w:val="17"/>
+              </w:rPr>
+              <w:t xml:space="preserve">용기</w:t>
+            </w:r>
+          </w:p>
+        </w:tc>
+        <w:tc>
+          <w:tcPr>
+            <w:tcW w:type="dxa" w:w="1380"/>
+            <w:tcMar>
+              <w:top w:type="dxa" w:w="70"/>
+              <w:left w:type="dxa" w:w="110"/>
+              <w:bottom w:type="dxa" w:w="70"/>
+              <w:right w:type="dxa" w:w="110"/>
+            </w:tcMar>
+          </w:tcPr>
+          <w:p>
+            <w:pPr>
+              <w:spacing w:after="0" w:before="0" w:line="280"/>
+            </w:pPr>
+            <w:r>
+              <w:rPr>
+                <w:rFonts w:ascii="맑은 고딕" w:cs="맑은 고딕" w:eastAsia="맑은 고딕" w:hAnsi="맑은 고딕"/>
+                <w:sz w:val="17"/>
+                <w:szCs w:val="17"/>
+              </w:rPr>
+              <w:t xml:space="preserve">500ml x 2개</w:t>
+            </w:r>
+          </w:p>
+        </w:tc>
+        <w:tc>
+          <w:tcPr>
+            <w:tcW w:type="dxa" w:w="1160"/>
+            <w:tcMar>
+              <w:top w:type="dxa" w:w="70"/>
+              <w:left w:type="dxa" w:w="110"/>
+              <w:bottom w:type="dxa" w:w="70"/>
+              <w:right w:type="dxa" w:w="110"/>
+            </w:tcMar>
+          </w:tcPr>
+          <w:p>
+            <w:pPr>
+              <w:spacing w:after="0" w:before="0" w:line="280"/>
+              <w:jc w:val="right"/>
+            </w:pPr>
+            <w:r>
+              <w:rPr>
+                <w:rFonts w:ascii="맑은 고딕" w:cs="맑은 고딕" w:eastAsia="맑은 고딕" w:hAnsi="맑은 고딕"/>
+                <w:sz w:val="17"/>
+                <w:szCs w:val="17"/>
+              </w:rPr>
+              <w:t xml:space="preserve">8,500원</w:t>
+            </w:r>
+          </w:p>
+        </w:tc>
+        <w:tc>
+          <w:tcPr>
+            <w:tcW w:type="dxa" w:w="1260"/>
+            <w:shd w:fill="FFF2CC" w:color="auto" w:val="clear"/>
+            <w:tcMar>
+              <w:top w:type="dxa" w:w="70"/>
+              <w:left w:type="dxa" w:w="110"/>
+              <w:bottom w:type="dxa" w:w="70"/>
+              <w:right w:type="dxa" w:w="110"/>
+            </w:tcMar>
+          </w:tcPr>
+          <w:p>
+            <w:pPr>
+              <w:spacing w:after="0" w:before="0" w:line="280"/>
+              <w:jc w:val="right"/>
+            </w:pPr>
+            <w:r>
+              <w:rPr>
+                <w:rFonts w:ascii="맑은 고딕" w:cs="맑은 고딕" w:eastAsia="맑은 고딕" w:hAnsi="맑은 고딕"/>
+                <w:b/>
+                <w:bCs/>
+                <w:sz w:val="17"/>
+                <w:szCs w:val="17"/>
+              </w:rPr>
+              <w:t xml:space="preserve">2,429원</w:t>
+            </w:r>
+          </w:p>
+        </w:tc>
+        <w:tc>
+          <w:tcPr>
+            <w:tcW w:type="dxa" w:w="960"/>
+            <w:tcMar>
+              <w:top w:type="dxa" w:w="70"/>
+              <w:left w:type="dxa" w:w="110"/>
+              <w:bottom w:type="dxa" w:w="70"/>
+              <w:right w:type="dxa" w:w="110"/>
+            </w:tcMar>
+          </w:tcPr>
+          <w:p>
+            <w:pPr>
+              <w:spacing w:after="0" w:before="0" w:line="280"/>
+              <w:jc w:val="right"/>
+            </w:pPr>
+            <w:r>
+              <w:rPr>
+                <w:rFonts w:ascii="맑은 고딕" w:cs="맑은 고딕" w:eastAsia="맑은 고딕" w:hAnsi="맑은 고딕"/>
+                <w:sz w:val="17"/>
+                <w:szCs w:val="17"/>
+              </w:rPr>
+              <w:t xml:space="preserve">1,214원</w:t>
+            </w:r>
+          </w:p>
+        </w:tc>
+        <w:tc>
+          <w:tcPr>
+            <w:tcW w:type="dxa" w:w="900"/>
+            <w:tcMar>
+              <w:top w:type="dxa" w:w="70"/>
+              <w:left w:type="dxa" w:w="110"/>
+              <w:bottom w:type="dxa" w:w="70"/>
+              <w:right w:type="dxa" w:w="110"/>
+            </w:tcMar>
+          </w:tcPr>
+          <w:p>
+            <w:pPr>
+              <w:spacing w:after="0" w:before="0" w:line="280"/>
+              <w:jc w:val="right"/>
+            </w:pPr>
+            <w:r>
+              <w:rPr>
+                <w:rFonts w:ascii="맑은 고딕" w:cs="맑은 고딕" w:eastAsia="맑은 고딕" w:hAnsi="맑은 고딕"/>
+                <w:sz w:val="16"/>
+                <w:szCs w:val="16"/>
+              </w:rPr>
               <w:t xml:space="preserve">850원/100ml</w:t>
             </w:r>
           </w:p>
         </w:tc>
         <w:tc>
           <w:tcPr>
-            <w:tcW w:type="dxa" w:w="866"/>
+            <w:tcW w:type="dxa" w:w="846"/>
             <w:tcMar>
               <w:top w:type="dxa" w:w="70"/>
               <w:left w:type="dxa" w:w="110"/>
@@ -2522,7 +2563,7 @@
       <w:tr>
         <w:tc>
           <w:tcPr>
-            <w:tcW w:type="dxa" w:w="560"/>
+            <w:tcW w:type="dxa" w:w="500"/>
             <w:shd w:fill="F2F2F2" w:color="auto" w:val="clear"/>
             <w:tcMar>
               <w:top w:type="dxa" w:w="70"/>
@@ -2548,185 +2589,185 @@
         </w:tc>
         <w:tc>
           <w:tcPr>
-            <w:tcW w:type="dxa" w:w="1100"/>
-            <w:tcMar>
-              <w:top w:type="dxa" w:w="70"/>
-              <w:left w:type="dxa" w:w="110"/>
-              <w:bottom w:type="dxa" w:w="70"/>
-              <w:right w:type="dxa" w:w="110"/>
-            </w:tcMar>
-          </w:tcPr>
-          <w:p>
-            <w:pPr>
-              <w:spacing w:after="0" w:before="0" w:line="280"/>
-            </w:pPr>
-            <w:r>
-              <w:rPr>
-                <w:rFonts w:ascii="맑은 고딕" w:cs="맑은 고딕" w:eastAsia="맑은 고딕" w:hAnsi="맑은 고딕"/>
-                <w:b/>
-                <w:bCs/>
-                <w:sz w:val="17"/>
-                <w:szCs w:val="17"/>
-              </w:rPr>
-              <w:t xml:space="preserve">주방세제</w:t>
-            </w:r>
-          </w:p>
-        </w:tc>
-        <w:tc>
-          <w:tcPr>
-            <w:tcW w:type="dxa" w:w="640"/>
-            <w:tcMar>
-              <w:top w:type="dxa" w:w="70"/>
-              <w:left w:type="dxa" w:w="110"/>
-              <w:bottom w:type="dxa" w:w="70"/>
-              <w:right w:type="dxa" w:w="110"/>
-            </w:tcMar>
-          </w:tcPr>
-          <w:p>
-            <w:pPr>
-              <w:spacing w:after="0" w:before="0" w:line="280"/>
-              <w:jc w:val="center"/>
-            </w:pPr>
-            <w:r>
-              <w:rPr>
-                <w:rFonts w:ascii="맑은 고딕" w:cs="맑은 고딕" w:eastAsia="맑은 고딕" w:hAnsi="맑은 고딕"/>
-                <w:sz w:val="17"/>
-                <w:szCs w:val="17"/>
-              </w:rPr>
-              <w:t xml:space="preserve">말통</w:t>
-            </w:r>
-          </w:p>
-        </w:tc>
-        <w:tc>
-          <w:tcPr>
-            <w:tcW w:type="dxa" w:w="1500"/>
-            <w:tcMar>
-              <w:top w:type="dxa" w:w="70"/>
-              <w:left w:type="dxa" w:w="110"/>
-              <w:bottom w:type="dxa" w:w="70"/>
-              <w:right w:type="dxa" w:w="110"/>
-            </w:tcMar>
-          </w:tcPr>
-          <w:p>
-            <w:pPr>
-              <w:spacing w:after="0" w:before="0" w:line="280"/>
-            </w:pPr>
-            <w:r>
-              <w:rPr>
-                <w:rFonts w:ascii="맑은 고딕" w:cs="맑은 고딕" w:eastAsia="맑은 고딕" w:hAnsi="맑은 고딕"/>
-                <w:sz w:val="17"/>
-                <w:szCs w:val="17"/>
-              </w:rPr>
-              <w:t xml:space="preserve">13L</w:t>
-            </w:r>
-          </w:p>
-        </w:tc>
-        <w:tc>
-          <w:tcPr>
-            <w:tcW w:type="dxa" w:w="1180"/>
-            <w:tcMar>
-              <w:top w:type="dxa" w:w="70"/>
-              <w:left w:type="dxa" w:w="110"/>
-              <w:bottom w:type="dxa" w:w="70"/>
-              <w:right w:type="dxa" w:w="110"/>
-            </w:tcMar>
-          </w:tcPr>
-          <w:p>
-            <w:pPr>
-              <w:spacing w:after="0" w:before="0" w:line="280"/>
-              <w:jc w:val="right"/>
-            </w:pPr>
-            <w:r>
-              <w:rPr>
-                <w:rFonts w:ascii="맑은 고딕" w:cs="맑은 고딕" w:eastAsia="맑은 고딕" w:hAnsi="맑은 고딕"/>
-                <w:sz w:val="17"/>
-                <w:szCs w:val="17"/>
-              </w:rPr>
-              <w:t xml:space="preserve">9,300원</w:t>
-            </w:r>
-          </w:p>
-        </w:tc>
-        <w:tc>
-          <w:tcPr>
-            <w:tcW w:type="dxa" w:w="1280"/>
-            <w:shd w:fill="FFF2CC" w:color="auto" w:val="clear"/>
-            <w:tcMar>
-              <w:top w:type="dxa" w:w="70"/>
-              <w:left w:type="dxa" w:w="110"/>
-              <w:bottom w:type="dxa" w:w="70"/>
-              <w:right w:type="dxa" w:w="110"/>
-            </w:tcMar>
-          </w:tcPr>
-          <w:p>
-            <w:pPr>
-              <w:spacing w:after="0" w:before="0" w:line="280"/>
-              <w:jc w:val="right"/>
-            </w:pPr>
-            <w:r>
-              <w:rPr>
-                <w:rFonts w:ascii="맑은 고딕" w:cs="맑은 고딕" w:eastAsia="맑은 고딕" w:hAnsi="맑은 고딕"/>
-                <w:b/>
-                <w:bCs/>
-                <w:sz w:val="17"/>
-                <w:szCs w:val="17"/>
-              </w:rPr>
-              <w:t xml:space="preserve">2,657원</w:t>
-            </w:r>
-          </w:p>
-        </w:tc>
-        <w:tc>
-          <w:tcPr>
-            <w:tcW w:type="dxa" w:w="1000"/>
-            <w:tcMar>
-              <w:top w:type="dxa" w:w="70"/>
-              <w:left w:type="dxa" w:w="110"/>
-              <w:bottom w:type="dxa" w:w="70"/>
-              <w:right w:type="dxa" w:w="110"/>
-            </w:tcMar>
-          </w:tcPr>
-          <w:p>
-            <w:pPr>
-              <w:spacing w:after="0" w:before="0" w:line="280"/>
-              <w:jc w:val="right"/>
-            </w:pPr>
-            <w:r>
-              <w:rPr>
-                <w:rFonts w:ascii="맑은 고딕" w:cs="맑은 고딕" w:eastAsia="맑은 고딕" w:hAnsi="맑은 고딕"/>
-                <w:sz w:val="17"/>
-                <w:szCs w:val="17"/>
-              </w:rPr>
-              <w:t xml:space="preserve">-</w:t>
-            </w:r>
-          </w:p>
-        </w:tc>
-        <w:tc>
-          <w:tcPr>
-            <w:tcW w:type="dxa" w:w="900"/>
-            <w:tcMar>
-              <w:top w:type="dxa" w:w="70"/>
-              <w:left w:type="dxa" w:w="110"/>
-              <w:bottom w:type="dxa" w:w="70"/>
-              <w:right w:type="dxa" w:w="110"/>
-            </w:tcMar>
-          </w:tcPr>
-          <w:p>
-            <w:pPr>
-              <w:spacing w:after="0" w:before="0" w:line="280"/>
-              <w:jc w:val="right"/>
-            </w:pPr>
-            <w:r>
-              <w:rPr>
-                <w:rFonts w:ascii="맑은 고딕" w:cs="맑은 고딕" w:eastAsia="맑은 고딕" w:hAnsi="맑은 고딕"/>
+            <w:tcW w:type="dxa" w:w="1420"/>
+            <w:tcMar>
+              <w:top w:type="dxa" w:w="70"/>
+              <w:left w:type="dxa" w:w="110"/>
+              <w:bottom w:type="dxa" w:w="70"/>
+              <w:right w:type="dxa" w:w="110"/>
+            </w:tcMar>
+          </w:tcPr>
+          <w:p>
+            <w:pPr>
+              <w:spacing w:after="0" w:before="0" w:line="280"/>
+            </w:pPr>
+            <w:r>
+              <w:rPr>
+                <w:rFonts w:ascii="맑은 고딕" w:cs="맑은 고딕" w:eastAsia="맑은 고딕" w:hAnsi="맑은 고딕"/>
+                <w:b/>
+                <w:bCs/>
                 <w:sz w:val="16"/>
                 <w:szCs w:val="16"/>
               </w:rPr>
-              <w:t xml:space="preserve">71.5원/100ml</w:t>
-            </w:r>
-          </w:p>
-        </w:tc>
-        <w:tc>
-          <w:tcPr>
-            <w:tcW w:type="dxa" w:w="866"/>
+              <w:t xml:space="preserve">주방세제</w:t>
+            </w:r>
+          </w:p>
+        </w:tc>
+        <w:tc>
+          <w:tcPr>
+            <w:tcW w:type="dxa" w:w="600"/>
+            <w:tcMar>
+              <w:top w:type="dxa" w:w="70"/>
+              <w:left w:type="dxa" w:w="110"/>
+              <w:bottom w:type="dxa" w:w="70"/>
+              <w:right w:type="dxa" w:w="110"/>
+            </w:tcMar>
+          </w:tcPr>
+          <w:p>
+            <w:pPr>
+              <w:spacing w:after="0" w:before="0" w:line="280"/>
+              <w:jc w:val="center"/>
+            </w:pPr>
+            <w:r>
+              <w:rPr>
+                <w:rFonts w:ascii="맑은 고딕" w:cs="맑은 고딕" w:eastAsia="맑은 고딕" w:hAnsi="맑은 고딕"/>
+                <w:sz w:val="17"/>
+                <w:szCs w:val="17"/>
+              </w:rPr>
+              <w:t xml:space="preserve">말통</w:t>
+            </w:r>
+          </w:p>
+        </w:tc>
+        <w:tc>
+          <w:tcPr>
+            <w:tcW w:type="dxa" w:w="1380"/>
+            <w:tcMar>
+              <w:top w:type="dxa" w:w="70"/>
+              <w:left w:type="dxa" w:w="110"/>
+              <w:bottom w:type="dxa" w:w="70"/>
+              <w:right w:type="dxa" w:w="110"/>
+            </w:tcMar>
+          </w:tcPr>
+          <w:p>
+            <w:pPr>
+              <w:spacing w:after="0" w:before="0" w:line="280"/>
+            </w:pPr>
+            <w:r>
+              <w:rPr>
+                <w:rFonts w:ascii="맑은 고딕" w:cs="맑은 고딕" w:eastAsia="맑은 고딕" w:hAnsi="맑은 고딕"/>
+                <w:sz w:val="17"/>
+                <w:szCs w:val="17"/>
+              </w:rPr>
+              <w:t xml:space="preserve">13L</w:t>
+            </w:r>
+          </w:p>
+        </w:tc>
+        <w:tc>
+          <w:tcPr>
+            <w:tcW w:type="dxa" w:w="1160"/>
+            <w:tcMar>
+              <w:top w:type="dxa" w:w="70"/>
+              <w:left w:type="dxa" w:w="110"/>
+              <w:bottom w:type="dxa" w:w="70"/>
+              <w:right w:type="dxa" w:w="110"/>
+            </w:tcMar>
+          </w:tcPr>
+          <w:p>
+            <w:pPr>
+              <w:spacing w:after="0" w:before="0" w:line="280"/>
+              <w:jc w:val="right"/>
+            </w:pPr>
+            <w:r>
+              <w:rPr>
+                <w:rFonts w:ascii="맑은 고딕" w:cs="맑은 고딕" w:eastAsia="맑은 고딕" w:hAnsi="맑은 고딕"/>
+                <w:sz w:val="17"/>
+                <w:szCs w:val="17"/>
+              </w:rPr>
+              <w:t xml:space="preserve">9,300원</w:t>
+            </w:r>
+          </w:p>
+        </w:tc>
+        <w:tc>
+          <w:tcPr>
+            <w:tcW w:type="dxa" w:w="1260"/>
+            <w:shd w:fill="FFF2CC" w:color="auto" w:val="clear"/>
+            <w:tcMar>
+              <w:top w:type="dxa" w:w="70"/>
+              <w:left w:type="dxa" w:w="110"/>
+              <w:bottom w:type="dxa" w:w="70"/>
+              <w:right w:type="dxa" w:w="110"/>
+            </w:tcMar>
+          </w:tcPr>
+          <w:p>
+            <w:pPr>
+              <w:spacing w:after="0" w:before="0" w:line="280"/>
+              <w:jc w:val="right"/>
+            </w:pPr>
+            <w:r>
+              <w:rPr>
+                <w:rFonts w:ascii="맑은 고딕" w:cs="맑은 고딕" w:eastAsia="맑은 고딕" w:hAnsi="맑은 고딕"/>
+                <w:b/>
+                <w:bCs/>
+                <w:sz w:val="17"/>
+                <w:szCs w:val="17"/>
+              </w:rPr>
+              <w:t xml:space="preserve">2,657원</w:t>
+            </w:r>
+          </w:p>
+        </w:tc>
+        <w:tc>
+          <w:tcPr>
+            <w:tcW w:type="dxa" w:w="960"/>
+            <w:tcMar>
+              <w:top w:type="dxa" w:w="70"/>
+              <w:left w:type="dxa" w:w="110"/>
+              <w:bottom w:type="dxa" w:w="70"/>
+              <w:right w:type="dxa" w:w="110"/>
+            </w:tcMar>
+          </w:tcPr>
+          <w:p>
+            <w:pPr>
+              <w:spacing w:after="0" w:before="0" w:line="280"/>
+              <w:jc w:val="right"/>
+            </w:pPr>
+            <w:r>
+              <w:rPr>
+                <w:rFonts w:ascii="맑은 고딕" w:cs="맑은 고딕" w:eastAsia="맑은 고딕" w:hAnsi="맑은 고딕"/>
+                <w:sz w:val="17"/>
+                <w:szCs w:val="17"/>
+              </w:rPr>
+              <w:t xml:space="preserve">-</w:t>
+            </w:r>
+          </w:p>
+        </w:tc>
+        <w:tc>
+          <w:tcPr>
+            <w:tcW w:type="dxa" w:w="900"/>
+            <w:tcMar>
+              <w:top w:type="dxa" w:w="70"/>
+              <w:left w:type="dxa" w:w="110"/>
+              <w:bottom w:type="dxa" w:w="70"/>
+              <w:right w:type="dxa" w:w="110"/>
+            </w:tcMar>
+          </w:tcPr>
+          <w:p>
+            <w:pPr>
+              <w:spacing w:after="0" w:before="0" w:line="280"/>
+              <w:jc w:val="right"/>
+            </w:pPr>
+            <w:r>
+              <w:rPr>
+                <w:rFonts w:ascii="맑은 고딕" w:cs="맑은 고딕" w:eastAsia="맑은 고딕" w:hAnsi="맑은 고딕"/>
+                <w:sz w:val="16"/>
+                <w:szCs w:val="16"/>
+              </w:rPr>
+              <w:t xml:space="preserve">71.5원/100ml·100g</w:t>
+            </w:r>
+          </w:p>
+        </w:tc>
+        <w:tc>
+          <w:tcPr>
+            <w:tcW w:type="dxa" w:w="846"/>
             <w:tcMar>
               <w:top w:type="dxa" w:w="70"/>
               <w:left w:type="dxa" w:w="110"/>
@@ -2753,7 +2794,7 @@
       <w:tr>
         <w:tc>
           <w:tcPr>
-            <w:tcW w:type="dxa" w:w="560"/>
+            <w:tcW w:type="dxa" w:w="500"/>
             <w:shd w:fill="F2F2F2" w:color="auto" w:val="clear"/>
             <w:tcMar>
               <w:top w:type="dxa" w:w="70"/>
@@ -2779,185 +2820,185 @@
         </w:tc>
         <w:tc>
           <w:tcPr>
-            <w:tcW w:type="dxa" w:w="1100"/>
-            <w:tcMar>
-              <w:top w:type="dxa" w:w="70"/>
-              <w:left w:type="dxa" w:w="110"/>
-              <w:bottom w:type="dxa" w:w="70"/>
-              <w:right w:type="dxa" w:w="110"/>
-            </w:tcMar>
-          </w:tcPr>
-          <w:p>
-            <w:pPr>
-              <w:spacing w:after="0" w:before="0" w:line="280"/>
-            </w:pPr>
-            <w:r>
-              <w:rPr>
-                <w:rFonts w:ascii="맑은 고딕" w:cs="맑은 고딕" w:eastAsia="맑은 고딕" w:hAnsi="맑은 고딕"/>
-                <w:b/>
-                <w:bCs/>
-                <w:sz w:val="17"/>
-                <w:szCs w:val="17"/>
-              </w:rPr>
-              <w:t xml:space="preserve">살균소독제</w:t>
-            </w:r>
-          </w:p>
-        </w:tc>
-        <w:tc>
-          <w:tcPr>
-            <w:tcW w:type="dxa" w:w="640"/>
-            <w:tcMar>
-              <w:top w:type="dxa" w:w="70"/>
-              <w:left w:type="dxa" w:w="110"/>
-              <w:bottom w:type="dxa" w:w="70"/>
-              <w:right w:type="dxa" w:w="110"/>
-            </w:tcMar>
-          </w:tcPr>
-          <w:p>
-            <w:pPr>
-              <w:spacing w:after="0" w:before="0" w:line="280"/>
-              <w:jc w:val="center"/>
-            </w:pPr>
-            <w:r>
-              <w:rPr>
-                <w:rFonts w:ascii="맑은 고딕" w:cs="맑은 고딕" w:eastAsia="맑은 고딕" w:hAnsi="맑은 고딕"/>
-                <w:sz w:val="17"/>
-                <w:szCs w:val="17"/>
-              </w:rPr>
-              <w:t xml:space="preserve">말통</w:t>
-            </w:r>
-          </w:p>
-        </w:tc>
-        <w:tc>
-          <w:tcPr>
-            <w:tcW w:type="dxa" w:w="1500"/>
-            <w:tcMar>
-              <w:top w:type="dxa" w:w="70"/>
-              <w:left w:type="dxa" w:w="110"/>
-              <w:bottom w:type="dxa" w:w="70"/>
-              <w:right w:type="dxa" w:w="110"/>
-            </w:tcMar>
-          </w:tcPr>
-          <w:p>
-            <w:pPr>
-              <w:spacing w:after="0" w:before="0" w:line="280"/>
-            </w:pPr>
-            <w:r>
-              <w:rPr>
-                <w:rFonts w:ascii="맑은 고딕" w:cs="맑은 고딕" w:eastAsia="맑은 고딕" w:hAnsi="맑은 고딕"/>
-                <w:sz w:val="17"/>
-                <w:szCs w:val="17"/>
-              </w:rPr>
-              <w:t xml:space="preserve">4L</w:t>
-            </w:r>
-          </w:p>
-        </w:tc>
-        <w:tc>
-          <w:tcPr>
-            <w:tcW w:type="dxa" w:w="1180"/>
-            <w:tcMar>
-              <w:top w:type="dxa" w:w="70"/>
-              <w:left w:type="dxa" w:w="110"/>
-              <w:bottom w:type="dxa" w:w="70"/>
-              <w:right w:type="dxa" w:w="110"/>
-            </w:tcMar>
-          </w:tcPr>
-          <w:p>
-            <w:pPr>
-              <w:spacing w:after="0" w:before="0" w:line="280"/>
-              <w:jc w:val="right"/>
-            </w:pPr>
-            <w:r>
-              <w:rPr>
-                <w:rFonts w:ascii="맑은 고딕" w:cs="맑은 고딕" w:eastAsia="맑은 고딕" w:hAnsi="맑은 고딕"/>
-                <w:sz w:val="17"/>
-                <w:szCs w:val="17"/>
-              </w:rPr>
-              <w:t xml:space="preserve">8,500원</w:t>
-            </w:r>
-          </w:p>
-        </w:tc>
-        <w:tc>
-          <w:tcPr>
-            <w:tcW w:type="dxa" w:w="1280"/>
-            <w:shd w:fill="FFF2CC" w:color="auto" w:val="clear"/>
-            <w:tcMar>
-              <w:top w:type="dxa" w:w="70"/>
-              <w:left w:type="dxa" w:w="110"/>
-              <w:bottom w:type="dxa" w:w="70"/>
-              <w:right w:type="dxa" w:w="110"/>
-            </w:tcMar>
-          </w:tcPr>
-          <w:p>
-            <w:pPr>
-              <w:spacing w:after="0" w:before="0" w:line="280"/>
-              <w:jc w:val="right"/>
-            </w:pPr>
-            <w:r>
-              <w:rPr>
-                <w:rFonts w:ascii="맑은 고딕" w:cs="맑은 고딕" w:eastAsia="맑은 고딕" w:hAnsi="맑은 고딕"/>
-                <w:b/>
-                <w:bCs/>
-                <w:sz w:val="17"/>
-                <w:szCs w:val="17"/>
-              </w:rPr>
-              <w:t xml:space="preserve">2,429원</w:t>
-            </w:r>
-          </w:p>
-        </w:tc>
-        <w:tc>
-          <w:tcPr>
-            <w:tcW w:type="dxa" w:w="1000"/>
-            <w:tcMar>
-              <w:top w:type="dxa" w:w="70"/>
-              <w:left w:type="dxa" w:w="110"/>
-              <w:bottom w:type="dxa" w:w="70"/>
-              <w:right w:type="dxa" w:w="110"/>
-            </w:tcMar>
-          </w:tcPr>
-          <w:p>
-            <w:pPr>
-              <w:spacing w:after="0" w:before="0" w:line="280"/>
-              <w:jc w:val="right"/>
-            </w:pPr>
-            <w:r>
-              <w:rPr>
-                <w:rFonts w:ascii="맑은 고딕" w:cs="맑은 고딕" w:eastAsia="맑은 고딕" w:hAnsi="맑은 고딕"/>
-                <w:sz w:val="17"/>
-                <w:szCs w:val="17"/>
-              </w:rPr>
-              <w:t xml:space="preserve">-</w:t>
-            </w:r>
-          </w:p>
-        </w:tc>
-        <w:tc>
-          <w:tcPr>
-            <w:tcW w:type="dxa" w:w="900"/>
-            <w:tcMar>
-              <w:top w:type="dxa" w:w="70"/>
-              <w:left w:type="dxa" w:w="110"/>
-              <w:bottom w:type="dxa" w:w="70"/>
-              <w:right w:type="dxa" w:w="110"/>
-            </w:tcMar>
-          </w:tcPr>
-          <w:p>
-            <w:pPr>
-              <w:spacing w:after="0" w:before="0" w:line="280"/>
-              <w:jc w:val="right"/>
-            </w:pPr>
-            <w:r>
-              <w:rPr>
-                <w:rFonts w:ascii="맑은 고딕" w:cs="맑은 고딕" w:eastAsia="맑은 고딕" w:hAnsi="맑은 고딕"/>
+            <w:tcW w:type="dxa" w:w="1420"/>
+            <w:tcMar>
+              <w:top w:type="dxa" w:w="70"/>
+              <w:left w:type="dxa" w:w="110"/>
+              <w:bottom w:type="dxa" w:w="70"/>
+              <w:right w:type="dxa" w:w="110"/>
+            </w:tcMar>
+          </w:tcPr>
+          <w:p>
+            <w:pPr>
+              <w:spacing w:after="0" w:before="0" w:line="280"/>
+            </w:pPr>
+            <w:r>
+              <w:rPr>
+                <w:rFonts w:ascii="맑은 고딕" w:cs="맑은 고딕" w:eastAsia="맑은 고딕" w:hAnsi="맑은 고딕"/>
+                <w:b/>
+                <w:bCs/>
                 <w:sz w:val="16"/>
                 <w:szCs w:val="16"/>
               </w:rPr>
+              <w:t xml:space="preserve">살균소독제 (가정용)</w:t>
+            </w:r>
+          </w:p>
+        </w:tc>
+        <w:tc>
+          <w:tcPr>
+            <w:tcW w:type="dxa" w:w="600"/>
+            <w:tcMar>
+              <w:top w:type="dxa" w:w="70"/>
+              <w:left w:type="dxa" w:w="110"/>
+              <w:bottom w:type="dxa" w:w="70"/>
+              <w:right w:type="dxa" w:w="110"/>
+            </w:tcMar>
+          </w:tcPr>
+          <w:p>
+            <w:pPr>
+              <w:spacing w:after="0" w:before="0" w:line="280"/>
+              <w:jc w:val="center"/>
+            </w:pPr>
+            <w:r>
+              <w:rPr>
+                <w:rFonts w:ascii="맑은 고딕" w:cs="맑은 고딕" w:eastAsia="맑은 고딕" w:hAnsi="맑은 고딕"/>
+                <w:sz w:val="17"/>
+                <w:szCs w:val="17"/>
+              </w:rPr>
+              <w:t xml:space="preserve">말통</w:t>
+            </w:r>
+          </w:p>
+        </w:tc>
+        <w:tc>
+          <w:tcPr>
+            <w:tcW w:type="dxa" w:w="1380"/>
+            <w:tcMar>
+              <w:top w:type="dxa" w:w="70"/>
+              <w:left w:type="dxa" w:w="110"/>
+              <w:bottom w:type="dxa" w:w="70"/>
+              <w:right w:type="dxa" w:w="110"/>
+            </w:tcMar>
+          </w:tcPr>
+          <w:p>
+            <w:pPr>
+              <w:spacing w:after="0" w:before="0" w:line="280"/>
+            </w:pPr>
+            <w:r>
+              <w:rPr>
+                <w:rFonts w:ascii="맑은 고딕" w:cs="맑은 고딕" w:eastAsia="맑은 고딕" w:hAnsi="맑은 고딕"/>
+                <w:sz w:val="17"/>
+                <w:szCs w:val="17"/>
+              </w:rPr>
+              <w:t xml:space="preserve">4L</w:t>
+            </w:r>
+          </w:p>
+        </w:tc>
+        <w:tc>
+          <w:tcPr>
+            <w:tcW w:type="dxa" w:w="1160"/>
+            <w:tcMar>
+              <w:top w:type="dxa" w:w="70"/>
+              <w:left w:type="dxa" w:w="110"/>
+              <w:bottom w:type="dxa" w:w="70"/>
+              <w:right w:type="dxa" w:w="110"/>
+            </w:tcMar>
+          </w:tcPr>
+          <w:p>
+            <w:pPr>
+              <w:spacing w:after="0" w:before="0" w:line="280"/>
+              <w:jc w:val="right"/>
+            </w:pPr>
+            <w:r>
+              <w:rPr>
+                <w:rFonts w:ascii="맑은 고딕" w:cs="맑은 고딕" w:eastAsia="맑은 고딕" w:hAnsi="맑은 고딕"/>
+                <w:sz w:val="17"/>
+                <w:szCs w:val="17"/>
+              </w:rPr>
+              <w:t xml:space="preserve">8,500원</w:t>
+            </w:r>
+          </w:p>
+        </w:tc>
+        <w:tc>
+          <w:tcPr>
+            <w:tcW w:type="dxa" w:w="1260"/>
+            <w:shd w:fill="FFF2CC" w:color="auto" w:val="clear"/>
+            <w:tcMar>
+              <w:top w:type="dxa" w:w="70"/>
+              <w:left w:type="dxa" w:w="110"/>
+              <w:bottom w:type="dxa" w:w="70"/>
+              <w:right w:type="dxa" w:w="110"/>
+            </w:tcMar>
+          </w:tcPr>
+          <w:p>
+            <w:pPr>
+              <w:spacing w:after="0" w:before="0" w:line="280"/>
+              <w:jc w:val="right"/>
+            </w:pPr>
+            <w:r>
+              <w:rPr>
+                <w:rFonts w:ascii="맑은 고딕" w:cs="맑은 고딕" w:eastAsia="맑은 고딕" w:hAnsi="맑은 고딕"/>
+                <w:b/>
+                <w:bCs/>
+                <w:sz w:val="17"/>
+                <w:szCs w:val="17"/>
+              </w:rPr>
+              <w:t xml:space="preserve">2,429원</w:t>
+            </w:r>
+          </w:p>
+        </w:tc>
+        <w:tc>
+          <w:tcPr>
+            <w:tcW w:type="dxa" w:w="960"/>
+            <w:tcMar>
+              <w:top w:type="dxa" w:w="70"/>
+              <w:left w:type="dxa" w:w="110"/>
+              <w:bottom w:type="dxa" w:w="70"/>
+              <w:right w:type="dxa" w:w="110"/>
+            </w:tcMar>
+          </w:tcPr>
+          <w:p>
+            <w:pPr>
+              <w:spacing w:after="0" w:before="0" w:line="280"/>
+              <w:jc w:val="right"/>
+            </w:pPr>
+            <w:r>
+              <w:rPr>
+                <w:rFonts w:ascii="맑은 고딕" w:cs="맑은 고딕" w:eastAsia="맑은 고딕" w:hAnsi="맑은 고딕"/>
+                <w:sz w:val="17"/>
+                <w:szCs w:val="17"/>
+              </w:rPr>
+              <w:t xml:space="preserve">-</w:t>
+            </w:r>
+          </w:p>
+        </w:tc>
+        <w:tc>
+          <w:tcPr>
+            <w:tcW w:type="dxa" w:w="900"/>
+            <w:tcMar>
+              <w:top w:type="dxa" w:w="70"/>
+              <w:left w:type="dxa" w:w="110"/>
+              <w:bottom w:type="dxa" w:w="70"/>
+              <w:right w:type="dxa" w:w="110"/>
+            </w:tcMar>
+          </w:tcPr>
+          <w:p>
+            <w:pPr>
+              <w:spacing w:after="0" w:before="0" w:line="280"/>
+              <w:jc w:val="right"/>
+            </w:pPr>
+            <w:r>
+              <w:rPr>
+                <w:rFonts w:ascii="맑은 고딕" w:cs="맑은 고딕" w:eastAsia="맑은 고딕" w:hAnsi="맑은 고딕"/>
+                <w:sz w:val="16"/>
+                <w:szCs w:val="16"/>
+              </w:rPr>
               <w:t xml:space="preserve">212.5원/100ml</w:t>
             </w:r>
           </w:p>
         </w:tc>
         <w:tc>
           <w:tcPr>
-            <w:tcW w:type="dxa" w:w="866"/>
+            <w:tcW w:type="dxa" w:w="846"/>
             <w:tcMar>
               <w:top w:type="dxa" w:w="70"/>
               <w:left w:type="dxa" w:w="110"/>
@@ -2977,6 +3018,237 @@
                 <w:szCs w:val="17"/>
               </w:rPr>
               <w:t xml:space="preserve">-5.5%</w:t>
+            </w:r>
+          </w:p>
+        </w:tc>
+      </w:tr>
+      <w:tr>
+        <w:tc>
+          <w:tcPr>
+            <w:tcW w:type="dxa" w:w="500"/>
+            <w:shd w:fill="F2F2F2" w:color="auto" w:val="clear"/>
+            <w:tcMar>
+              <w:top w:type="dxa" w:w="70"/>
+              <w:left w:type="dxa" w:w="110"/>
+              <w:bottom w:type="dxa" w:w="70"/>
+              <w:right w:type="dxa" w:w="110"/>
+            </w:tcMar>
+          </w:tcPr>
+          <w:p>
+            <w:pPr>
+              <w:spacing w:after="0" w:before="0" w:line="280"/>
+              <w:jc w:val="center"/>
+            </w:pPr>
+            <w:r>
+              <w:rPr>
+                <w:rFonts w:ascii="맑은 고딕" w:cs="맑은 고딕" w:eastAsia="맑은 고딕" w:hAnsi="맑은 고딕"/>
+                <w:sz w:val="17"/>
+                <w:szCs w:val="17"/>
+              </w:rPr>
+              <w:t xml:space="preserve">7</w:t>
+            </w:r>
+          </w:p>
+        </w:tc>
+        <w:tc>
+          <w:tcPr>
+            <w:tcW w:type="dxa" w:w="1420"/>
+            <w:tcMar>
+              <w:top w:type="dxa" w:w="70"/>
+              <w:left w:type="dxa" w:w="110"/>
+              <w:bottom w:type="dxa" w:w="70"/>
+              <w:right w:type="dxa" w:w="110"/>
+            </w:tcMar>
+          </w:tcPr>
+          <w:p>
+            <w:pPr>
+              <w:spacing w:after="0" w:before="0" w:line="280"/>
+            </w:pPr>
+            <w:r>
+              <w:rPr>
+                <w:rFonts w:ascii="맑은 고딕" w:cs="맑은 고딕" w:eastAsia="맑은 고딕" w:hAnsi="맑은 고딕"/>
+                <w:b/>
+                <w:bCs/>
+                <w:sz w:val="16"/>
+                <w:szCs w:val="16"/>
+              </w:rPr>
+              <w:t xml:space="preserve">살균소독제 (업소용)</w:t>
+            </w:r>
+          </w:p>
+        </w:tc>
+        <w:tc>
+          <w:tcPr>
+            <w:tcW w:type="dxa" w:w="600"/>
+            <w:tcMar>
+              <w:top w:type="dxa" w:w="70"/>
+              <w:left w:type="dxa" w:w="110"/>
+              <w:bottom w:type="dxa" w:w="70"/>
+              <w:right w:type="dxa" w:w="110"/>
+            </w:tcMar>
+          </w:tcPr>
+          <w:p>
+            <w:pPr>
+              <w:spacing w:after="0" w:before="0" w:line="280"/>
+              <w:jc w:val="center"/>
+            </w:pPr>
+            <w:r>
+              <w:rPr>
+                <w:rFonts w:ascii="맑은 고딕" w:cs="맑은 고딕" w:eastAsia="맑은 고딕" w:hAnsi="맑은 고딕"/>
+                <w:sz w:val="17"/>
+                <w:szCs w:val="17"/>
+              </w:rPr>
+              <w:t xml:space="preserve">말통</w:t>
+            </w:r>
+          </w:p>
+        </w:tc>
+        <w:tc>
+          <w:tcPr>
+            <w:tcW w:type="dxa" w:w="1380"/>
+            <w:tcMar>
+              <w:top w:type="dxa" w:w="70"/>
+              <w:left w:type="dxa" w:w="110"/>
+              <w:bottom w:type="dxa" w:w="70"/>
+              <w:right w:type="dxa" w:w="110"/>
+            </w:tcMar>
+          </w:tcPr>
+          <w:p>
+            <w:pPr>
+              <w:spacing w:after="0" w:before="0" w:line="280"/>
+            </w:pPr>
+            <w:r>
+              <w:rPr>
+                <w:rFonts w:ascii="맑은 고딕" w:cs="맑은 고딕" w:eastAsia="맑은 고딕" w:hAnsi="맑은 고딕"/>
+                <w:sz w:val="17"/>
+                <w:szCs w:val="17"/>
+              </w:rPr>
+              <w:t xml:space="preserve">20L</w:t>
+            </w:r>
+          </w:p>
+        </w:tc>
+        <w:tc>
+          <w:tcPr>
+            <w:tcW w:type="dxa" w:w="1160"/>
+            <w:tcMar>
+              <w:top w:type="dxa" w:w="70"/>
+              <w:left w:type="dxa" w:w="110"/>
+              <w:bottom w:type="dxa" w:w="70"/>
+              <w:right w:type="dxa" w:w="110"/>
+            </w:tcMar>
+          </w:tcPr>
+          <w:p>
+            <w:pPr>
+              <w:spacing w:after="0" w:before="0" w:line="280"/>
+              <w:jc w:val="right"/>
+            </w:pPr>
+            <w:r>
+              <w:rPr>
+                <w:rFonts w:ascii="맑은 고딕" w:cs="맑은 고딕" w:eastAsia="맑은 고딕" w:hAnsi="맑은 고딕"/>
+                <w:sz w:val="17"/>
+                <w:szCs w:val="17"/>
+              </w:rPr>
+              <w:t xml:space="preserve">18,400원</w:t>
+            </w:r>
+          </w:p>
+        </w:tc>
+        <w:tc>
+          <w:tcPr>
+            <w:tcW w:type="dxa" w:w="1260"/>
+            <w:shd w:fill="FFF2CC" w:color="auto" w:val="clear"/>
+            <w:tcMar>
+              <w:top w:type="dxa" w:w="70"/>
+              <w:left w:type="dxa" w:w="110"/>
+              <w:bottom w:type="dxa" w:w="70"/>
+              <w:right w:type="dxa" w:w="110"/>
+            </w:tcMar>
+          </w:tcPr>
+          <w:p>
+            <w:pPr>
+              <w:spacing w:after="0" w:before="0" w:line="280"/>
+              <w:jc w:val="right"/>
+            </w:pPr>
+            <w:r>
+              <w:rPr>
+                <w:rFonts w:ascii="맑은 고딕" w:cs="맑은 고딕" w:eastAsia="맑은 고딕" w:hAnsi="맑은 고딕"/>
+                <w:b/>
+                <w:bCs/>
+                <w:sz w:val="17"/>
+                <w:szCs w:val="17"/>
+              </w:rPr>
+              <w:t xml:space="preserve">5,257원</w:t>
+            </w:r>
+          </w:p>
+        </w:tc>
+        <w:tc>
+          <w:tcPr>
+            <w:tcW w:type="dxa" w:w="960"/>
+            <w:tcMar>
+              <w:top w:type="dxa" w:w="70"/>
+              <w:left w:type="dxa" w:w="110"/>
+              <w:bottom w:type="dxa" w:w="70"/>
+              <w:right w:type="dxa" w:w="110"/>
+            </w:tcMar>
+          </w:tcPr>
+          <w:p>
+            <w:pPr>
+              <w:spacing w:after="0" w:before="0" w:line="280"/>
+              <w:jc w:val="right"/>
+            </w:pPr>
+            <w:r>
+              <w:rPr>
+                <w:rFonts w:ascii="맑은 고딕" w:cs="맑은 고딕" w:eastAsia="맑은 고딕" w:hAnsi="맑은 고딕"/>
+                <w:sz w:val="17"/>
+                <w:szCs w:val="17"/>
+              </w:rPr>
+              <w:t xml:space="preserve">-</w:t>
+            </w:r>
+          </w:p>
+        </w:tc>
+        <w:tc>
+          <w:tcPr>
+            <w:tcW w:type="dxa" w:w="900"/>
+            <w:tcMar>
+              <w:top w:type="dxa" w:w="70"/>
+              <w:left w:type="dxa" w:w="110"/>
+              <w:bottom w:type="dxa" w:w="70"/>
+              <w:right w:type="dxa" w:w="110"/>
+            </w:tcMar>
+          </w:tcPr>
+          <w:p>
+            <w:pPr>
+              <w:spacing w:after="0" w:before="0" w:line="280"/>
+              <w:jc w:val="right"/>
+            </w:pPr>
+            <w:r>
+              <w:rPr>
+                <w:rFonts w:ascii="맑은 고딕" w:cs="맑은 고딕" w:eastAsia="맑은 고딕" w:hAnsi="맑은 고딕"/>
+                <w:sz w:val="16"/>
+                <w:szCs w:val="16"/>
+              </w:rPr>
+              <w:t xml:space="preserve">92원/100ml</w:t>
+            </w:r>
+          </w:p>
+        </w:tc>
+        <w:tc>
+          <w:tcPr>
+            <w:tcW w:type="dxa" w:w="846"/>
+            <w:tcMar>
+              <w:top w:type="dxa" w:w="70"/>
+              <w:left w:type="dxa" w:w="110"/>
+              <w:bottom w:type="dxa" w:w="70"/>
+              <w:right w:type="dxa" w:w="110"/>
+            </w:tcMar>
+          </w:tcPr>
+          <w:p>
+            <w:pPr>
+              <w:spacing w:after="0" w:before="0" w:line="280"/>
+              <w:jc w:val="center"/>
+            </w:pPr>
+            <w:r>
+              <w:rPr>
+                <w:rFonts w:ascii="맑은 고딕" w:cs="맑은 고딕" w:eastAsia="맑은 고딕" w:hAnsi="맑은 고딕"/>
+                <w:sz w:val="17"/>
+                <w:szCs w:val="17"/>
+              </w:rPr>
+              <w:t xml:space="preserve">-5.0%</w:t>
             </w:r>
           </w:p>
         </w:tc>
@@ -3496,7 +3768,7 @@
                 <w:sz w:val="17"/>
                 <w:szCs w:val="17"/>
               </w:rPr>
-              <w:t xml:space="preserve">13종 · 126.4원/100ml</w:t>
+              <w:t xml:space="preserve">13종 · 68.9원/100ml</w:t>
             </w:r>
           </w:p>
         </w:tc>
@@ -3523,7 +3795,7 @@
                 <w:sz w:val="17"/>
                 <w:szCs w:val="17"/>
               </w:rPr>
-              <w:t xml:space="preserve">7종 · 307.4원/100ml</w:t>
+              <w:t xml:space="preserve">7종 · 138.7원/100ml</w:t>
             </w:r>
           </w:p>
         </w:tc>
@@ -3632,7 +3904,7 @@
                 <w:sz w:val="17"/>
                 <w:szCs w:val="17"/>
               </w:rPr>
-              <w:t xml:space="preserve">2종 · 214.2원/개 ※</w:t>
+              <w:t xml:space="preserve">2종 · 87.3원/개 ※</w:t>
             </w:r>
           </w:p>
         </w:tc>
@@ -3961,7 +4233,7 @@
                 <w:sz w:val="17"/>
                 <w:szCs w:val="17"/>
               </w:rPr>
-              <w:t xml:space="preserve">6종 · 75.2원/100ml</w:t>
+              <w:t xml:space="preserve">7종 · 75.2원/100ml·100g</w:t>
             </w:r>
           </w:p>
         </w:tc>
@@ -3988,7 +4260,7 @@
                 <w:sz w:val="17"/>
                 <w:szCs w:val="17"/>
               </w:rPr>
-              <w:t xml:space="preserve">말통  (6.4억원)</w:t>
+              <w:t xml:space="preserve">말통  (9.6억원)</w:t>
             </w:r>
           </w:p>
         </w:tc>
@@ -4098,7 +4370,7 @@
                 <w:sz w:val="17"/>
                 <w:szCs w:val="17"/>
               </w:rPr>
-              <w:t xml:space="preserve">7종 · 174.4원/100ml</w:t>
+              <w:t xml:space="preserve">7종 · 96.8원/100ml</w:t>
             </w:r>
           </w:p>
         </w:tc>
@@ -4125,7 +4397,7 @@
                 <w:sz w:val="17"/>
                 <w:szCs w:val="17"/>
               </w:rPr>
-              <w:t xml:space="preserve">말통  (2.2억원)</w:t>
+              <w:t xml:space="preserve">말통  (4.2억원)</w:t>
             </w:r>
           </w:p>
         </w:tc>
@@ -4245,6 +4517,19 @@
           <w:szCs w:val="20"/>
         </w:rPr>
         <w:t xml:space="preserve">따라서 '리필이니까 싸다'는 전제는 실제 시장에서 성립하지 않습니다. 어떤 형태가 싼 자리인지는 카테고리마다 다릅니다.</w:t>
+      </w:r>
+    </w:p>
+    <w:p>
+      <w:pPr>
+        <w:spacing w:after="60" w:before="0" w:line="280"/>
+      </w:pPr>
+      <w:r>
+        <w:rPr>
+          <w:rFonts w:ascii="맑은 고딕" w:cs="맑은 고딕" w:eastAsia="맑은 고딕" w:hAnsi="맑은 고딕"/>
+          <w:sz w:val="20"/>
+          <w:szCs w:val="20"/>
+        </w:rPr>
+        <w:t xml:space="preserve">살균소독제 말통은 한 형태 안에서 가정용 4L군과 업소용 19~20L군으로 다시 갈립니다. 쓰임과 구매자가 다르므로 하나로 묶지 않고 각각 제안드립니다.</w:t>
       </w:r>
     </w:p>
     <w:p>
@@ -5082,8 +5367,8 @@
             <w:r>
               <w:rPr>
                 <w:rFonts w:ascii="맑은 고딕" w:cs="맑은 고딕" w:eastAsia="맑은 고딕" w:hAnsi="맑은 고딕"/>
-                <w:sz w:val="17"/>
-                <w:szCs w:val="17"/>
+                <w:sz w:val="16"/>
+                <w:szCs w:val="16"/>
               </w:rPr>
               <w:t xml:space="preserve">69.8원</w:t>
             </w:r>
@@ -5232,8 +5517,8 @@
             <w:r>
               <w:rPr>
                 <w:rFonts w:ascii="맑은 고딕" w:cs="맑은 고딕" w:eastAsia="맑은 고딕" w:hAnsi="맑은 고딕"/>
-                <w:sz w:val="17"/>
-                <w:szCs w:val="17"/>
+                <w:sz w:val="16"/>
+                <w:szCs w:val="16"/>
               </w:rPr>
               <w:t xml:space="preserve">69.9원</w:t>
             </w:r>
@@ -5382,8 +5667,8 @@
             <w:r>
               <w:rPr>
                 <w:rFonts w:ascii="맑은 고딕" w:cs="맑은 고딕" w:eastAsia="맑은 고딕" w:hAnsi="맑은 고딕"/>
-                <w:sz w:val="17"/>
-                <w:szCs w:val="17"/>
+                <w:sz w:val="16"/>
+                <w:szCs w:val="16"/>
               </w:rPr>
               <w:t xml:space="preserve">75.7원</w:t>
             </w:r>
@@ -5532,8 +5817,8 @@
             <w:r>
               <w:rPr>
                 <w:rFonts w:ascii="맑은 고딕" w:cs="맑은 고딕" w:eastAsia="맑은 고딕" w:hAnsi="맑은 고딕"/>
-                <w:sz w:val="17"/>
-                <w:szCs w:val="17"/>
+                <w:sz w:val="16"/>
+                <w:szCs w:val="16"/>
               </w:rPr>
               <w:t xml:space="preserve">76.6원</w:t>
             </w:r>
@@ -5561,6 +5846,156 @@
                 <w:szCs w:val="17"/>
               </w:rPr>
               <w:t xml:space="preserve">16,713</w:t>
+            </w:r>
+          </w:p>
+        </w:tc>
+      </w:tr>
+      <w:tr>
+        <w:tc>
+          <w:tcPr>
+            <w:tcW w:type="dxa" w:w="800"/>
+            <w:tcMar>
+              <w:top w:type="dxa" w:w="70"/>
+              <w:left w:type="dxa" w:w="110"/>
+              <w:bottom w:type="dxa" w:w="70"/>
+              <w:right w:type="dxa" w:w="110"/>
+            </w:tcMar>
+          </w:tcPr>
+          <w:p>
+            <w:pPr>
+              <w:spacing w:after="0" w:before="0" w:line="280"/>
+              <w:jc w:val="center"/>
+            </w:pPr>
+            <w:r>
+              <w:rPr>
+                <w:rFonts w:ascii="맑은 고딕" w:cs="맑은 고딕" w:eastAsia="맑은 고딕" w:hAnsi="맑은 고딕"/>
+                <w:sz w:val="17"/>
+                <w:szCs w:val="17"/>
+              </w:rPr>
+              <w:t xml:space="preserve">2위</w:t>
+            </w:r>
+          </w:p>
+        </w:tc>
+        <w:tc>
+          <w:tcPr>
+            <w:tcW w:type="dxa" w:w="1600"/>
+            <w:tcMar>
+              <w:top w:type="dxa" w:w="70"/>
+              <w:left w:type="dxa" w:w="110"/>
+              <w:bottom w:type="dxa" w:w="70"/>
+              <w:right w:type="dxa" w:w="110"/>
+            </w:tcMar>
+          </w:tcPr>
+          <w:p>
+            <w:pPr>
+              <w:spacing w:after="0" w:before="0" w:line="280"/>
+            </w:pPr>
+            <w:r>
+              <w:rPr>
+                <w:rFonts w:ascii="맑은 고딕" w:cs="맑은 고딕" w:eastAsia="맑은 고딕" w:hAnsi="맑은 고딕"/>
+                <w:sz w:val="17"/>
+                <w:szCs w:val="17"/>
+              </w:rPr>
+              <w:t xml:space="preserve">탐사</w:t>
+            </w:r>
+          </w:p>
+        </w:tc>
+        <w:tc>
+          <w:tcPr>
+            <w:tcW w:type="dxa" w:w="1800"/>
+            <w:tcMar>
+              <w:top w:type="dxa" w:w="70"/>
+              <w:left w:type="dxa" w:w="110"/>
+              <w:bottom w:type="dxa" w:w="70"/>
+              <w:right w:type="dxa" w:w="110"/>
+            </w:tcMar>
+          </w:tcPr>
+          <w:p>
+            <w:pPr>
+              <w:spacing w:after="0" w:before="0" w:line="280"/>
+            </w:pPr>
+            <w:r>
+              <w:rPr>
+                <w:rFonts w:ascii="맑은 고딕" w:cs="맑은 고딕" w:eastAsia="맑은 고딕" w:hAnsi="맑은 고딕"/>
+                <w:sz w:val="17"/>
+                <w:szCs w:val="17"/>
+              </w:rPr>
+              <w:t xml:space="preserve">2.5L x 4개</w:t>
+            </w:r>
+          </w:p>
+        </w:tc>
+        <w:tc>
+          <w:tcPr>
+            <w:tcW w:type="dxa" w:w="1400"/>
+            <w:tcMar>
+              <w:top w:type="dxa" w:w="70"/>
+              <w:left w:type="dxa" w:w="110"/>
+              <w:bottom w:type="dxa" w:w="70"/>
+              <w:right w:type="dxa" w:w="110"/>
+            </w:tcMar>
+          </w:tcPr>
+          <w:p>
+            <w:pPr>
+              <w:spacing w:after="0" w:before="0" w:line="280"/>
+              <w:jc w:val="right"/>
+            </w:pPr>
+            <w:r>
+              <w:rPr>
+                <w:rFonts w:ascii="맑은 고딕" w:cs="맑은 고딕" w:eastAsia="맑은 고딕" w:hAnsi="맑은 고딕"/>
+                <w:sz w:val="17"/>
+                <w:szCs w:val="17"/>
+              </w:rPr>
+              <w:t xml:space="preserve">10,990원</w:t>
+            </w:r>
+          </w:p>
+        </w:tc>
+        <w:tc>
+          <w:tcPr>
+            <w:tcW w:type="dxa" w:w="1400"/>
+            <w:tcMar>
+              <w:top w:type="dxa" w:w="70"/>
+              <w:left w:type="dxa" w:w="110"/>
+              <w:bottom w:type="dxa" w:w="70"/>
+              <w:right w:type="dxa" w:w="110"/>
+            </w:tcMar>
+          </w:tcPr>
+          <w:p>
+            <w:pPr>
+              <w:spacing w:after="0" w:before="0" w:line="280"/>
+              <w:jc w:val="right"/>
+            </w:pPr>
+            <w:r>
+              <w:rPr>
+                <w:rFonts w:ascii="맑은 고딕" w:cs="맑은 고딕" w:eastAsia="맑은 고딕" w:hAnsi="맑은 고딕"/>
+                <w:sz w:val="16"/>
+                <w:szCs w:val="16"/>
+              </w:rPr>
+              <w:t xml:space="preserve">109.9원</w:t>
+            </w:r>
+          </w:p>
+        </w:tc>
+        <w:tc>
+          <w:tcPr>
+            <w:tcW w:type="dxa" w:w="2026"/>
+            <w:tcMar>
+              <w:top w:type="dxa" w:w="70"/>
+              <w:left w:type="dxa" w:w="110"/>
+              <w:bottom w:type="dxa" w:w="70"/>
+              <w:right w:type="dxa" w:w="110"/>
+            </w:tcMar>
+          </w:tcPr>
+          <w:p>
+            <w:pPr>
+              <w:spacing w:after="0" w:before="0" w:line="280"/>
+              <w:jc w:val="right"/>
+            </w:pPr>
+            <w:r>
+              <w:rPr>
+                <w:rFonts w:ascii="맑은 고딕" w:cs="맑은 고딕" w:eastAsia="맑은 고딕" w:hAnsi="맑은 고딕"/>
+                <w:sz w:val="17"/>
+                <w:szCs w:val="17"/>
+              </w:rPr>
+              <w:t xml:space="preserve">258,102</w:t>
             </w:r>
           </w:p>
         </w:tc>
@@ -5892,7 +6327,7 @@
                 <w:sz w:val="18"/>
                 <w:szCs w:val="18"/>
               </w:rPr>
-              <w:t xml:space="preserve">3.1L x 4개</w:t>
+              <w:t xml:space="preserve">2.5L x 4개</w:t>
             </w:r>
           </w:p>
         </w:tc>
@@ -5945,7 +6380,7 @@
                 <w:sz w:val="18"/>
                 <w:szCs w:val="18"/>
               </w:rPr>
-              <w:t xml:space="preserve">14,900원  (개당 3,725원)</w:t>
+              <w:t xml:space="preserve">6,500원  (개당 1,625원)</w:t>
             </w:r>
           </w:p>
         </w:tc>
@@ -5996,7 +6431,7 @@
                 <w:sz w:val="18"/>
                 <w:szCs w:val="18"/>
               </w:rPr>
-              <w:t xml:space="preserve">120.2원 (100ml당)</w:t>
+              <w:t xml:space="preserve">65원 (100ml당)</w:t>
             </w:r>
           </w:p>
         </w:tc>
@@ -6052,7 +6487,7 @@
                 <w:sz w:val="22"/>
                 <w:szCs w:val="22"/>
               </w:rPr>
-              <w:t xml:space="preserve">4,257원</w:t>
+              <w:t xml:space="preserve">1,857원</w:t>
             </w:r>
           </w:p>
         </w:tc>
@@ -6104,7 +6539,7 @@
                 <w:sz w:val="18"/>
                 <w:szCs w:val="18"/>
               </w:rPr>
-              <w:t xml:space="preserve">1,064원 / 개 (4개입)</w:t>
+              <w:t xml:space="preserve">464원 / 개 (4개입)</w:t>
             </w:r>
           </w:p>
         </w:tc>
@@ -6196,7 +6631,7 @@
           <w:sz w:val="18"/>
           <w:szCs w:val="18"/>
         </w:rPr>
-        <w:t xml:space="preserve">샤프란 21위, 126.4원</w:t>
+        <w:t xml:space="preserve">리퀴드 9위, 68.9원</w:t>
       </w:r>
       <w:r>
         <w:rPr>
@@ -6204,7 +6639,7 @@
           <w:sz w:val="18"/>
           <w:szCs w:val="18"/>
         </w:rPr>
-        <w:t xml:space="preserve">) 대비 4.9% 낮은 수준입니다.</w:t>
+        <w:t xml:space="preserve">) 대비 5.7% 낮은 수준입니다.</w:t>
       </w:r>
     </w:p>
     <w:p>
@@ -6228,7 +6663,7 @@
           <w:sz w:val="18"/>
           <w:szCs w:val="18"/>
         </w:rPr>
-        <w:t xml:space="preserve">3.1L x 4개</w:t>
+        <w:t xml:space="preserve">2.5L x 4개</w:t>
       </w:r>
       <w:r>
         <w:rPr>
@@ -6236,7 +6671,7 @@
           <w:sz w:val="18"/>
           <w:szCs w:val="18"/>
         </w:rPr>
-        <w:t xml:space="preserve">(총 12,400ml)를 그대로 따랐습니다.</w:t>
+        <w:t xml:space="preserve">(총 10,000ml)를 그대로 따랐습니다.</w:t>
       </w:r>
     </w:p>
     <w:p>
@@ -6476,7 +6911,7 @@
                 <w:sz w:val="17"/>
                 <w:szCs w:val="17"/>
               </w:rPr>
-              <w:t xml:space="preserve">21위</w:t>
+              <w:t xml:space="preserve">9위</w:t>
             </w:r>
           </w:p>
         </w:tc>
@@ -6500,7 +6935,7 @@
                 <w:sz w:val="17"/>
                 <w:szCs w:val="17"/>
               </w:rPr>
-              <w:t xml:space="preserve">샤프란</w:t>
+              <w:t xml:space="preserve">리퀴드</w:t>
             </w:r>
           </w:p>
         </w:tc>
@@ -6524,7 +6959,7 @@
                 <w:sz w:val="17"/>
                 <w:szCs w:val="17"/>
               </w:rPr>
-              <w:t xml:space="preserve">3.1L x 4개</w:t>
+              <w:t xml:space="preserve">2.5L x 4개</w:t>
             </w:r>
           </w:p>
         </w:tc>
@@ -6549,7 +6984,7 @@
                 <w:sz w:val="17"/>
                 <w:szCs w:val="17"/>
               </w:rPr>
-              <w:t xml:space="preserve">15,670원</w:t>
+              <w:t xml:space="preserve">6,890원</w:t>
             </w:r>
           </w:p>
         </w:tc>
@@ -6571,10 +7006,10 @@
             <w:r>
               <w:rPr>
                 <w:rFonts w:ascii="맑은 고딕" w:cs="맑은 고딕" w:eastAsia="맑은 고딕" w:hAnsi="맑은 고딕"/>
-                <w:sz w:val="17"/>
-                <w:szCs w:val="17"/>
-              </w:rPr>
-              <w:t xml:space="preserve">126.4원</w:t>
+                <w:sz w:val="16"/>
+                <w:szCs w:val="16"/>
+              </w:rPr>
+              <w:t xml:space="preserve">68.9원</w:t>
             </w:r>
           </w:p>
         </w:tc>
@@ -6599,7 +7034,7 @@
                 <w:sz w:val="17"/>
                 <w:szCs w:val="17"/>
               </w:rPr>
-              <w:t xml:space="preserve">38,572</w:t>
+              <w:t xml:space="preserve">1,828</w:t>
             </w:r>
           </w:p>
         </w:tc>
@@ -6626,7 +7061,7 @@
                 <w:sz w:val="17"/>
                 <w:szCs w:val="17"/>
               </w:rPr>
-              <w:t xml:space="preserve">3위</w:t>
+              <w:t xml:space="preserve">21위</w:t>
             </w:r>
           </w:p>
         </w:tc>
@@ -6650,7 +7085,7 @@
                 <w:sz w:val="17"/>
                 <w:szCs w:val="17"/>
               </w:rPr>
-              <w:t xml:space="preserve">피죤</w:t>
+              <w:t xml:space="preserve">샤프란</w:t>
             </w:r>
           </w:p>
         </w:tc>
@@ -6699,7 +7134,7 @@
                 <w:sz w:val="17"/>
                 <w:szCs w:val="17"/>
               </w:rPr>
-              <w:t xml:space="preserve">16,160원</w:t>
+              <w:t xml:space="preserve">15,670원</w:t>
             </w:r>
           </w:p>
         </w:tc>
@@ -6721,10 +7156,10 @@
             <w:r>
               <w:rPr>
                 <w:rFonts w:ascii="맑은 고딕" w:cs="맑은 고딕" w:eastAsia="맑은 고딕" w:hAnsi="맑은 고딕"/>
-                <w:sz w:val="17"/>
-                <w:szCs w:val="17"/>
-              </w:rPr>
-              <w:t xml:space="preserve">130.3원</w:t>
+                <w:sz w:val="16"/>
+                <w:szCs w:val="16"/>
+              </w:rPr>
+              <w:t xml:space="preserve">126.4원</w:t>
             </w:r>
           </w:p>
         </w:tc>
@@ -6749,7 +7184,7 @@
                 <w:sz w:val="17"/>
                 <w:szCs w:val="17"/>
               </w:rPr>
-              <w:t xml:space="preserve">311,293</w:t>
+              <w:t xml:space="preserve">38,572</w:t>
             </w:r>
           </w:p>
         </w:tc>
@@ -6776,7 +7211,7 @@
                 <w:sz w:val="17"/>
                 <w:szCs w:val="17"/>
               </w:rPr>
-              <w:t xml:space="preserve">10위</w:t>
+              <w:t xml:space="preserve">3위</w:t>
             </w:r>
           </w:p>
         </w:tc>
@@ -6800,7 +7235,7 @@
                 <w:sz w:val="17"/>
                 <w:szCs w:val="17"/>
               </w:rPr>
-              <w:t xml:space="preserve">스너글</w:t>
+              <w:t xml:space="preserve">피죤</w:t>
             </w:r>
           </w:p>
         </w:tc>
@@ -6824,7 +7259,7 @@
                 <w:sz w:val="17"/>
                 <w:szCs w:val="17"/>
               </w:rPr>
-              <w:t xml:space="preserve">4L</w:t>
+              <w:t xml:space="preserve">3.1L x 4개</w:t>
             </w:r>
           </w:p>
         </w:tc>
@@ -6849,7 +7284,7 @@
                 <w:sz w:val="17"/>
                 <w:szCs w:val="17"/>
               </w:rPr>
-              <w:t xml:space="preserve">16,000원</w:t>
+              <w:t xml:space="preserve">16,160원</w:t>
             </w:r>
           </w:p>
         </w:tc>
@@ -6871,10 +7306,10 @@
             <w:r>
               <w:rPr>
                 <w:rFonts w:ascii="맑은 고딕" w:cs="맑은 고딕" w:eastAsia="맑은 고딕" w:hAnsi="맑은 고딕"/>
-                <w:sz w:val="17"/>
-                <w:szCs w:val="17"/>
-              </w:rPr>
-              <w:t xml:space="preserve">400원</w:t>
+                <w:sz w:val="16"/>
+                <w:szCs w:val="16"/>
+              </w:rPr>
+              <w:t xml:space="preserve">130.3원</w:t>
             </w:r>
           </w:p>
         </w:tc>
@@ -6899,7 +7334,7 @@
                 <w:sz w:val="17"/>
                 <w:szCs w:val="17"/>
               </w:rPr>
-              <w:t xml:space="preserve">38,928</w:t>
+              <w:t xml:space="preserve">311,293</w:t>
             </w:r>
           </w:p>
         </w:tc>
@@ -6926,7 +7361,7 @@
                 <w:sz w:val="17"/>
                 <w:szCs w:val="17"/>
               </w:rPr>
-              <w:t xml:space="preserve">2위</w:t>
+              <w:t xml:space="preserve">10위</w:t>
             </w:r>
           </w:p>
         </w:tc>
@@ -6999,7 +7434,7 @@
                 <w:sz w:val="17"/>
                 <w:szCs w:val="17"/>
               </w:rPr>
-              <w:t xml:space="preserve">16,700원</w:t>
+              <w:t xml:space="preserve">16,000원</w:t>
             </w:r>
           </w:p>
         </w:tc>
@@ -7021,10 +7456,10 @@
             <w:r>
               <w:rPr>
                 <w:rFonts w:ascii="맑은 고딕" w:cs="맑은 고딕" w:eastAsia="맑은 고딕" w:hAnsi="맑은 고딕"/>
-                <w:sz w:val="17"/>
-                <w:szCs w:val="17"/>
-              </w:rPr>
-              <w:t xml:space="preserve">417.5원</w:t>
+                <w:sz w:val="16"/>
+                <w:szCs w:val="16"/>
+              </w:rPr>
+              <w:t xml:space="preserve">400원</w:t>
             </w:r>
           </w:p>
         </w:tc>
@@ -7049,7 +7484,7 @@
                 <w:sz w:val="17"/>
                 <w:szCs w:val="17"/>
               </w:rPr>
-              <w:t xml:space="preserve">166,355</w:t>
+              <w:t xml:space="preserve">38,928</w:t>
             </w:r>
           </w:p>
         </w:tc>
@@ -7058,6 +7493,156 @@
         <w:tc>
           <w:tcPr>
             <w:tcW w:type="dxa" w:w="800"/>
+            <w:tcMar>
+              <w:top w:type="dxa" w:w="70"/>
+              <w:left w:type="dxa" w:w="110"/>
+              <w:bottom w:type="dxa" w:w="70"/>
+              <w:right w:type="dxa" w:w="110"/>
+            </w:tcMar>
+          </w:tcPr>
+          <w:p>
+            <w:pPr>
+              <w:spacing w:after="0" w:before="0" w:line="280"/>
+              <w:jc w:val="center"/>
+            </w:pPr>
+            <w:r>
+              <w:rPr>
+                <w:rFonts w:ascii="맑은 고딕" w:cs="맑은 고딕" w:eastAsia="맑은 고딕" w:hAnsi="맑은 고딕"/>
+                <w:sz w:val="17"/>
+                <w:szCs w:val="17"/>
+              </w:rPr>
+              <w:t xml:space="preserve">2위</w:t>
+            </w:r>
+          </w:p>
+        </w:tc>
+        <w:tc>
+          <w:tcPr>
+            <w:tcW w:type="dxa" w:w="1600"/>
+            <w:tcMar>
+              <w:top w:type="dxa" w:w="70"/>
+              <w:left w:type="dxa" w:w="110"/>
+              <w:bottom w:type="dxa" w:w="70"/>
+              <w:right w:type="dxa" w:w="110"/>
+            </w:tcMar>
+          </w:tcPr>
+          <w:p>
+            <w:pPr>
+              <w:spacing w:after="0" w:before="0" w:line="280"/>
+            </w:pPr>
+            <w:r>
+              <w:rPr>
+                <w:rFonts w:ascii="맑은 고딕" w:cs="맑은 고딕" w:eastAsia="맑은 고딕" w:hAnsi="맑은 고딕"/>
+                <w:sz w:val="17"/>
+                <w:szCs w:val="17"/>
+              </w:rPr>
+              <w:t xml:space="preserve">스너글</w:t>
+            </w:r>
+          </w:p>
+        </w:tc>
+        <w:tc>
+          <w:tcPr>
+            <w:tcW w:type="dxa" w:w="1800"/>
+            <w:tcMar>
+              <w:top w:type="dxa" w:w="70"/>
+              <w:left w:type="dxa" w:w="110"/>
+              <w:bottom w:type="dxa" w:w="70"/>
+              <w:right w:type="dxa" w:w="110"/>
+            </w:tcMar>
+          </w:tcPr>
+          <w:p>
+            <w:pPr>
+              <w:spacing w:after="0" w:before="0" w:line="280"/>
+            </w:pPr>
+            <w:r>
+              <w:rPr>
+                <w:rFonts w:ascii="맑은 고딕" w:cs="맑은 고딕" w:eastAsia="맑은 고딕" w:hAnsi="맑은 고딕"/>
+                <w:sz w:val="17"/>
+                <w:szCs w:val="17"/>
+              </w:rPr>
+              <w:t xml:space="preserve">4L</w:t>
+            </w:r>
+          </w:p>
+        </w:tc>
+        <w:tc>
+          <w:tcPr>
+            <w:tcW w:type="dxa" w:w="1400"/>
+            <w:tcMar>
+              <w:top w:type="dxa" w:w="70"/>
+              <w:left w:type="dxa" w:w="110"/>
+              <w:bottom w:type="dxa" w:w="70"/>
+              <w:right w:type="dxa" w:w="110"/>
+            </w:tcMar>
+          </w:tcPr>
+          <w:p>
+            <w:pPr>
+              <w:spacing w:after="0" w:before="0" w:line="280"/>
+              <w:jc w:val="right"/>
+            </w:pPr>
+            <w:r>
+              <w:rPr>
+                <w:rFonts w:ascii="맑은 고딕" w:cs="맑은 고딕" w:eastAsia="맑은 고딕" w:hAnsi="맑은 고딕"/>
+                <w:sz w:val="17"/>
+                <w:szCs w:val="17"/>
+              </w:rPr>
+              <w:t xml:space="preserve">16,700원</w:t>
+            </w:r>
+          </w:p>
+        </w:tc>
+        <w:tc>
+          <w:tcPr>
+            <w:tcW w:type="dxa" w:w="1400"/>
+            <w:tcMar>
+              <w:top w:type="dxa" w:w="70"/>
+              <w:left w:type="dxa" w:w="110"/>
+              <w:bottom w:type="dxa" w:w="70"/>
+              <w:right w:type="dxa" w:w="110"/>
+            </w:tcMar>
+          </w:tcPr>
+          <w:p>
+            <w:pPr>
+              <w:spacing w:after="0" w:before="0" w:line="280"/>
+              <w:jc w:val="right"/>
+            </w:pPr>
+            <w:r>
+              <w:rPr>
+                <w:rFonts w:ascii="맑은 고딕" w:cs="맑은 고딕" w:eastAsia="맑은 고딕" w:hAnsi="맑은 고딕"/>
+                <w:sz w:val="16"/>
+                <w:szCs w:val="16"/>
+              </w:rPr>
+              <w:t xml:space="preserve">417.5원</w:t>
+            </w:r>
+          </w:p>
+        </w:tc>
+        <w:tc>
+          <w:tcPr>
+            <w:tcW w:type="dxa" w:w="2026"/>
+            <w:tcMar>
+              <w:top w:type="dxa" w:w="70"/>
+              <w:left w:type="dxa" w:w="110"/>
+              <w:bottom w:type="dxa" w:w="70"/>
+              <w:right w:type="dxa" w:w="110"/>
+            </w:tcMar>
+          </w:tcPr>
+          <w:p>
+            <w:pPr>
+              <w:spacing w:after="0" w:before="0" w:line="280"/>
+              <w:jc w:val="right"/>
+            </w:pPr>
+            <w:r>
+              <w:rPr>
+                <w:rFonts w:ascii="맑은 고딕" w:cs="맑은 고딕" w:eastAsia="맑은 고딕" w:hAnsi="맑은 고딕"/>
+                <w:sz w:val="17"/>
+                <w:szCs w:val="17"/>
+              </w:rPr>
+              <w:t xml:space="preserve">166,355</w:t>
+            </w:r>
+          </w:p>
+        </w:tc>
+      </w:tr>
+      <w:tr>
+        <w:tc>
+          <w:tcPr>
+            <w:tcW w:type="dxa" w:w="800"/>
             <w:shd w:fill="FFF2CC" w:color="auto" w:val="clear"/>
             <w:tcMar>
               <w:top w:type="dxa" w:w="70"/>
@@ -7133,7 +7718,7 @@
                 <w:sz w:val="17"/>
                 <w:szCs w:val="17"/>
               </w:rPr>
-              <w:t xml:space="preserve">3.1L x 4개</w:t>
+              <w:t xml:space="preserve">2.5L x 4개</w:t>
             </w:r>
           </w:p>
         </w:tc>
@@ -7161,7 +7746,7 @@
                 <w:sz w:val="17"/>
                 <w:szCs w:val="17"/>
               </w:rPr>
-              <w:t xml:space="preserve">14,900원</w:t>
+              <w:t xml:space="preserve">6,500원</w:t>
             </w:r>
           </w:p>
         </w:tc>
@@ -7189,7 +7774,7 @@
                 <w:sz w:val="17"/>
                 <w:szCs w:val="17"/>
               </w:rPr>
-              <w:t xml:space="preserve">120.2원</w:t>
+              <w:t xml:space="preserve">65원</w:t>
             </w:r>
           </w:p>
         </w:tc>
@@ -7263,7 +7848,7 @@
           </w:tcPr>
           <w:p>
             <w:pPr>
-              <w:spacing w:after="40" w:before="0" w:line="280"/>
+              <w:spacing w:after="0" w:before="0" w:line="280"/>
             </w:pPr>
             <w:r>
               <w:rPr>
@@ -7274,34 +7859,15 @@
                 <w:sz w:val="18"/>
                 <w:szCs w:val="18"/>
               </w:rPr>
-              <w:t xml:space="preserve">가격대 산정에서 제외한 제품</w:t>
-            </w:r>
-          </w:p>
-          <w:p>
-            <w:pPr>
-              <w:spacing w:after="30" w:before="0" w:line="280"/>
-            </w:pPr>
+              <w:t xml:space="preserve">가격대 안내  </w:t>
+            </w:r>
             <w:r>
               <w:rPr>
                 <w:rFonts w:ascii="맑은 고딕" w:cs="맑은 고딕" w:eastAsia="맑은 고딕" w:hAnsi="맑은 고딕"/>
                 <w:sz w:val="18"/>
                 <w:szCs w:val="18"/>
               </w:rPr>
-              <w:t xml:space="preserve">무명 2.5L x 4개 — 6,890원 (68.9원, 9위, 리뷰 1,828)</w:t>
-            </w:r>
-          </w:p>
-          <w:p>
-            <w:pPr>
-              <w:spacing w:after="0" w:before="0" w:line="280"/>
-            </w:pPr>
-            <w:r>
-              <w:rPr>
-                <w:rFonts w:ascii="맑은 고딕" w:cs="맑은 고딕" w:eastAsia="맑은 고딕" w:hAnsi="맑은 고딕"/>
-                <w:color w:val="595959"/>
-                <w:sz w:val="17"/>
-                <w:szCs w:val="17"/>
-              </w:rPr>
-              <w:t xml:space="preserve">위 제품은 같은 형태의 다음 제품보다 1.5배 이상 싸서 시장 가격대로 보지 않았습니다. 다만 실제로 판매되고 있는 제품이므로 밝혀 둡니다.</w:t>
+              <w:t xml:space="preserve">이 형태의 최저가(리퀴드 68.9원)와 그 다음 제품 사이에 1.8배 차이가 있습니다. 즉 목표 판매가는 이 형태 대다수 제품보다 상당히 낮은 수준이며, 가격 경쟁력은 크지만 원가 여유가 적습니다. 목표 원가 충족이 어려우시면 그 사실을 회신에 명확히 적어 주시기 바랍니다.</w:t>
             </w:r>
           </w:p>
         </w:tc>
@@ -7309,7 +7875,7 @@
     </w:tbl>
     <w:p>
       <w:pPr>
-        <w:spacing w:after="100" w:before="0" w:line="280"/>
+        <w:spacing w:after="80" w:before="0" w:line="280"/>
       </w:pPr>
       <w:r>
         <w:rPr>
@@ -8151,8 +8717,8 @@
             <w:r>
               <w:rPr>
                 <w:rFonts w:ascii="맑은 고딕" w:cs="맑은 고딕" w:eastAsia="맑은 고딕" w:hAnsi="맑은 고딕"/>
-                <w:sz w:val="17"/>
-                <w:szCs w:val="17"/>
+                <w:sz w:val="16"/>
+                <w:szCs w:val="16"/>
               </w:rPr>
               <w:t xml:space="preserve">49.1원</w:t>
             </w:r>
@@ -8301,8 +8867,8 @@
             <w:r>
               <w:rPr>
                 <w:rFonts w:ascii="맑은 고딕" w:cs="맑은 고딕" w:eastAsia="맑은 고딕" w:hAnsi="맑은 고딕"/>
-                <w:sz w:val="17"/>
-                <w:szCs w:val="17"/>
+                <w:sz w:val="16"/>
+                <w:szCs w:val="16"/>
               </w:rPr>
               <w:t xml:space="preserve">57.5원</w:t>
             </w:r>
@@ -8451,8 +9017,8 @@
             <w:r>
               <w:rPr>
                 <w:rFonts w:ascii="맑은 고딕" w:cs="맑은 고딕" w:eastAsia="맑은 고딕" w:hAnsi="맑은 고딕"/>
-                <w:sz w:val="17"/>
-                <w:szCs w:val="17"/>
+                <w:sz w:val="16"/>
+                <w:szCs w:val="16"/>
               </w:rPr>
               <w:t xml:space="preserve">78원</w:t>
             </w:r>
@@ -8601,8 +9167,8 @@
             <w:r>
               <w:rPr>
                 <w:rFonts w:ascii="맑은 고딕" w:cs="맑은 고딕" w:eastAsia="맑은 고딕" w:hAnsi="맑은 고딕"/>
-                <w:sz w:val="17"/>
-                <w:szCs w:val="17"/>
+                <w:sz w:val="16"/>
+                <w:szCs w:val="16"/>
               </w:rPr>
               <w:t xml:space="preserve">85.8원</w:t>
             </w:r>
@@ -8630,6 +9196,156 @@
                 <w:szCs w:val="17"/>
               </w:rPr>
               <w:t xml:space="preserve">9,072</w:t>
+            </w:r>
+          </w:p>
+        </w:tc>
+      </w:tr>
+      <w:tr>
+        <w:tc>
+          <w:tcPr>
+            <w:tcW w:type="dxa" w:w="800"/>
+            <w:tcMar>
+              <w:top w:type="dxa" w:w="70"/>
+              <w:left w:type="dxa" w:w="110"/>
+              <w:bottom w:type="dxa" w:w="70"/>
+              <w:right w:type="dxa" w:w="110"/>
+            </w:tcMar>
+          </w:tcPr>
+          <w:p>
+            <w:pPr>
+              <w:spacing w:after="0" w:before="0" w:line="280"/>
+              <w:jc w:val="center"/>
+            </w:pPr>
+            <w:r>
+              <w:rPr>
+                <w:rFonts w:ascii="맑은 고딕" w:cs="맑은 고딕" w:eastAsia="맑은 고딕" w:hAnsi="맑은 고딕"/>
+                <w:sz w:val="17"/>
+                <w:szCs w:val="17"/>
+              </w:rPr>
+              <w:t xml:space="preserve">6위</w:t>
+            </w:r>
+          </w:p>
+        </w:tc>
+        <w:tc>
+          <w:tcPr>
+            <w:tcW w:type="dxa" w:w="1600"/>
+            <w:tcMar>
+              <w:top w:type="dxa" w:w="70"/>
+              <w:left w:type="dxa" w:w="110"/>
+              <w:bottom w:type="dxa" w:w="70"/>
+              <w:right w:type="dxa" w:w="110"/>
+            </w:tcMar>
+          </w:tcPr>
+          <w:p>
+            <w:pPr>
+              <w:spacing w:after="0" w:before="0" w:line="280"/>
+            </w:pPr>
+            <w:r>
+              <w:rPr>
+                <w:rFonts w:ascii="맑은 고딕" w:cs="맑은 고딕" w:eastAsia="맑은 고딕" w:hAnsi="맑은 고딕"/>
+                <w:sz w:val="17"/>
+                <w:szCs w:val="17"/>
+              </w:rPr>
+              <w:t xml:space="preserve">맘스럽</w:t>
+            </w:r>
+          </w:p>
+        </w:tc>
+        <w:tc>
+          <w:tcPr>
+            <w:tcW w:type="dxa" w:w="1800"/>
+            <w:tcMar>
+              <w:top w:type="dxa" w:w="70"/>
+              <w:left w:type="dxa" w:w="110"/>
+              <w:bottom w:type="dxa" w:w="70"/>
+              <w:right w:type="dxa" w:w="110"/>
+            </w:tcMar>
+          </w:tcPr>
+          <w:p>
+            <w:pPr>
+              <w:spacing w:after="0" w:before="0" w:line="280"/>
+            </w:pPr>
+            <w:r>
+              <w:rPr>
+                <w:rFonts w:ascii="맑은 고딕" w:cs="맑은 고딕" w:eastAsia="맑은 고딕" w:hAnsi="맑은 고딕"/>
+                <w:sz w:val="17"/>
+                <w:szCs w:val="17"/>
+              </w:rPr>
+              <w:t xml:space="preserve">100개입</w:t>
+            </w:r>
+          </w:p>
+        </w:tc>
+        <w:tc>
+          <w:tcPr>
+            <w:tcW w:type="dxa" w:w="1400"/>
+            <w:tcMar>
+              <w:top w:type="dxa" w:w="70"/>
+              <w:left w:type="dxa" w:w="110"/>
+              <w:bottom w:type="dxa" w:w="70"/>
+              <w:right w:type="dxa" w:w="110"/>
+            </w:tcMar>
+          </w:tcPr>
+          <w:p>
+            <w:pPr>
+              <w:spacing w:after="0" w:before="0" w:line="280"/>
+              <w:jc w:val="right"/>
+            </w:pPr>
+            <w:r>
+              <w:rPr>
+                <w:rFonts w:ascii="맑은 고딕" w:cs="맑은 고딕" w:eastAsia="맑은 고딕" w:hAnsi="맑은 고딕"/>
+                <w:sz w:val="17"/>
+                <w:szCs w:val="17"/>
+              </w:rPr>
+              <w:t xml:space="preserve">8,610원</w:t>
+            </w:r>
+          </w:p>
+        </w:tc>
+        <w:tc>
+          <w:tcPr>
+            <w:tcW w:type="dxa" w:w="1400"/>
+            <w:tcMar>
+              <w:top w:type="dxa" w:w="70"/>
+              <w:left w:type="dxa" w:w="110"/>
+              <w:bottom w:type="dxa" w:w="70"/>
+              <w:right w:type="dxa" w:w="110"/>
+            </w:tcMar>
+          </w:tcPr>
+          <w:p>
+            <w:pPr>
+              <w:spacing w:after="0" w:before="0" w:line="280"/>
+              <w:jc w:val="right"/>
+            </w:pPr>
+            <w:r>
+              <w:rPr>
+                <w:rFonts w:ascii="맑은 고딕" w:cs="맑은 고딕" w:eastAsia="맑은 고딕" w:hAnsi="맑은 고딕"/>
+                <w:sz w:val="16"/>
+                <w:szCs w:val="16"/>
+              </w:rPr>
+              <w:t xml:space="preserve">86.1원</w:t>
+            </w:r>
+          </w:p>
+        </w:tc>
+        <w:tc>
+          <w:tcPr>
+            <w:tcW w:type="dxa" w:w="2026"/>
+            <w:tcMar>
+              <w:top w:type="dxa" w:w="70"/>
+              <w:left w:type="dxa" w:w="110"/>
+              <w:bottom w:type="dxa" w:w="70"/>
+              <w:right w:type="dxa" w:w="110"/>
+            </w:tcMar>
+          </w:tcPr>
+          <w:p>
+            <w:pPr>
+              <w:spacing w:after="0" w:before="0" w:line="280"/>
+              <w:jc w:val="right"/>
+            </w:pPr>
+            <w:r>
+              <w:rPr>
+                <w:rFonts w:ascii="맑은 고딕" w:cs="맑은 고딕" w:eastAsia="맑은 고딕" w:hAnsi="맑은 고딕"/>
+                <w:sz w:val="17"/>
+                <w:szCs w:val="17"/>
+              </w:rPr>
+              <w:t xml:space="preserve">18,427</w:t>
             </w:r>
           </w:p>
         </w:tc>
@@ -9640,8 +10356,8 @@
             <w:r>
               <w:rPr>
                 <w:rFonts w:ascii="맑은 고딕" w:cs="맑은 고딕" w:eastAsia="맑은 고딕" w:hAnsi="맑은 고딕"/>
-                <w:sz w:val="17"/>
-                <w:szCs w:val="17"/>
+                <w:sz w:val="16"/>
+                <w:szCs w:val="16"/>
               </w:rPr>
               <w:t xml:space="preserve">891원</w:t>
             </w:r>
@@ -9790,8 +10506,8 @@
             <w:r>
               <w:rPr>
                 <w:rFonts w:ascii="맑은 고딕" w:cs="맑은 고딕" w:eastAsia="맑은 고딕" w:hAnsi="맑은 고딕"/>
-                <w:sz w:val="17"/>
-                <w:szCs w:val="17"/>
+                <w:sz w:val="16"/>
+                <w:szCs w:val="16"/>
               </w:rPr>
               <w:t xml:space="preserve">917원</w:t>
             </w:r>
@@ -9940,8 +10656,8 @@
             <w:r>
               <w:rPr>
                 <w:rFonts w:ascii="맑은 고딕" w:cs="맑은 고딕" w:eastAsia="맑은 고딕" w:hAnsi="맑은 고딕"/>
-                <w:sz w:val="17"/>
-                <w:szCs w:val="17"/>
+                <w:sz w:val="16"/>
+                <w:szCs w:val="16"/>
               </w:rPr>
               <w:t xml:space="preserve">945.7원</w:t>
             </w:r>
@@ -10090,8 +10806,8 @@
             <w:r>
               <w:rPr>
                 <w:rFonts w:ascii="맑은 고딕" w:cs="맑은 고딕" w:eastAsia="맑은 고딕" w:hAnsi="맑은 고딕"/>
-                <w:sz w:val="17"/>
-                <w:szCs w:val="17"/>
+                <w:sz w:val="16"/>
+                <w:szCs w:val="16"/>
               </w:rPr>
               <w:t xml:space="preserve">978.6원</w:t>
             </w:r>
@@ -10119,6 +10835,156 @@
                 <w:szCs w:val="17"/>
               </w:rPr>
               <w:t xml:space="preserve">2,961</w:t>
+            </w:r>
+          </w:p>
+        </w:tc>
+      </w:tr>
+      <w:tr>
+        <w:tc>
+          <w:tcPr>
+            <w:tcW w:type="dxa" w:w="800"/>
+            <w:tcMar>
+              <w:top w:type="dxa" w:w="70"/>
+              <w:left w:type="dxa" w:w="110"/>
+              <w:bottom w:type="dxa" w:w="70"/>
+              <w:right w:type="dxa" w:w="110"/>
+            </w:tcMar>
+          </w:tcPr>
+          <w:p>
+            <w:pPr>
+              <w:spacing w:after="0" w:before="0" w:line="280"/>
+              <w:jc w:val="center"/>
+            </w:pPr>
+            <w:r>
+              <w:rPr>
+                <w:rFonts w:ascii="맑은 고딕" w:cs="맑은 고딕" w:eastAsia="맑은 고딕" w:hAnsi="맑은 고딕"/>
+                <w:sz w:val="17"/>
+                <w:szCs w:val="17"/>
+              </w:rPr>
+              <w:t xml:space="preserve">12위</w:t>
+            </w:r>
+          </w:p>
+        </w:tc>
+        <w:tc>
+          <w:tcPr>
+            <w:tcW w:type="dxa" w:w="1600"/>
+            <w:tcMar>
+              <w:top w:type="dxa" w:w="70"/>
+              <w:left w:type="dxa" w:w="110"/>
+              <w:bottom w:type="dxa" w:w="70"/>
+              <w:right w:type="dxa" w:w="110"/>
+            </w:tcMar>
+          </w:tcPr>
+          <w:p>
+            <w:pPr>
+              <w:spacing w:after="0" w:before="0" w:line="280"/>
+            </w:pPr>
+            <w:r>
+              <w:rPr>
+                <w:rFonts w:ascii="맑은 고딕" w:cs="맑은 고딕" w:eastAsia="맑은 고딕" w:hAnsi="맑은 고딕"/>
+                <w:sz w:val="17"/>
+                <w:szCs w:val="17"/>
+              </w:rPr>
+              <w:t xml:space="preserve">스너글</w:t>
+            </w:r>
+          </w:p>
+        </w:tc>
+        <w:tc>
+          <w:tcPr>
+            <w:tcW w:type="dxa" w:w="1800"/>
+            <w:tcMar>
+              <w:top w:type="dxa" w:w="70"/>
+              <w:left w:type="dxa" w:w="110"/>
+              <w:bottom w:type="dxa" w:w="70"/>
+              <w:right w:type="dxa" w:w="110"/>
+            </w:tcMar>
+          </w:tcPr>
+          <w:p>
+            <w:pPr>
+              <w:spacing w:after="0" w:before="0" w:line="280"/>
+            </w:pPr>
+            <w:r>
+              <w:rPr>
+                <w:rFonts w:ascii="맑은 고딕" w:cs="맑은 고딕" w:eastAsia="맑은 고딕" w:hAnsi="맑은 고딕"/>
+                <w:sz w:val="17"/>
+                <w:szCs w:val="17"/>
+              </w:rPr>
+              <w:t xml:space="preserve">470ml x 2개</w:t>
+            </w:r>
+          </w:p>
+        </w:tc>
+        <w:tc>
+          <w:tcPr>
+            <w:tcW w:type="dxa" w:w="1400"/>
+            <w:tcMar>
+              <w:top w:type="dxa" w:w="70"/>
+              <w:left w:type="dxa" w:w="110"/>
+              <w:bottom w:type="dxa" w:w="70"/>
+              <w:right w:type="dxa" w:w="110"/>
+            </w:tcMar>
+          </w:tcPr>
+          <w:p>
+            <w:pPr>
+              <w:spacing w:after="0" w:before="0" w:line="280"/>
+              <w:jc w:val="right"/>
+            </w:pPr>
+            <w:r>
+              <w:rPr>
+                <w:rFonts w:ascii="맑은 고딕" w:cs="맑은 고딕" w:eastAsia="맑은 고딕" w:hAnsi="맑은 고딕"/>
+                <w:sz w:val="17"/>
+                <w:szCs w:val="17"/>
+              </w:rPr>
+              <w:t xml:space="preserve">9,240원</w:t>
+            </w:r>
+          </w:p>
+        </w:tc>
+        <w:tc>
+          <w:tcPr>
+            <w:tcW w:type="dxa" w:w="1400"/>
+            <w:tcMar>
+              <w:top w:type="dxa" w:w="70"/>
+              <w:left w:type="dxa" w:w="110"/>
+              <w:bottom w:type="dxa" w:w="70"/>
+              <w:right w:type="dxa" w:w="110"/>
+            </w:tcMar>
+          </w:tcPr>
+          <w:p>
+            <w:pPr>
+              <w:spacing w:after="0" w:before="0" w:line="280"/>
+              <w:jc w:val="right"/>
+            </w:pPr>
+            <w:r>
+              <w:rPr>
+                <w:rFonts w:ascii="맑은 고딕" w:cs="맑은 고딕" w:eastAsia="맑은 고딕" w:hAnsi="맑은 고딕"/>
+                <w:sz w:val="16"/>
+                <w:szCs w:val="16"/>
+              </w:rPr>
+              <w:t xml:space="preserve">983원</w:t>
+            </w:r>
+          </w:p>
+        </w:tc>
+        <w:tc>
+          <w:tcPr>
+            <w:tcW w:type="dxa" w:w="2026"/>
+            <w:tcMar>
+              <w:top w:type="dxa" w:w="70"/>
+              <w:left w:type="dxa" w:w="110"/>
+              <w:bottom w:type="dxa" w:w="70"/>
+              <w:right w:type="dxa" w:w="110"/>
+            </w:tcMar>
+          </w:tcPr>
+          <w:p>
+            <w:pPr>
+              <w:spacing w:after="0" w:before="0" w:line="280"/>
+              <w:jc w:val="right"/>
+            </w:pPr>
+            <w:r>
+              <w:rPr>
+                <w:rFonts w:ascii="맑은 고딕" w:cs="맑은 고딕" w:eastAsia="맑은 고딕" w:hAnsi="맑은 고딕"/>
+                <w:sz w:val="17"/>
+                <w:szCs w:val="17"/>
+              </w:rPr>
+              <w:t xml:space="preserve">11,303</w:t>
             </w:r>
           </w:p>
         </w:tc>
@@ -10559,7 +11425,7 @@
                 <w:sz w:val="18"/>
                 <w:szCs w:val="18"/>
               </w:rPr>
-              <w:t xml:space="preserve">71.5원 (100ml당)</w:t>
+              <w:t xml:space="preserve">71.5원 (100ml·100g당)</w:t>
             </w:r>
           </w:p>
         </w:tc>
@@ -10723,7 +11589,7 @@
           <w:sz w:val="18"/>
           <w:szCs w:val="18"/>
         </w:rPr>
-        <w:t xml:space="preserve">6종</w:t>
+        <w:t xml:space="preserve">7종</w:t>
       </w:r>
       <w:r>
         <w:rPr>
@@ -10741,7 +11607,7 @@
           <w:sz w:val="18"/>
           <w:szCs w:val="18"/>
         </w:rPr>
-        <w:t xml:space="preserve">6.4억원</w:t>
+        <w:t xml:space="preserve">9.6억원</w:t>
       </w:r>
       <w:r>
         <w:rPr>
@@ -11134,10 +12000,10 @@
             <w:r>
               <w:rPr>
                 <w:rFonts w:ascii="맑은 고딕" w:cs="맑은 고딕" w:eastAsia="맑은 고딕" w:hAnsi="맑은 고딕"/>
-                <w:sz w:val="17"/>
-                <w:szCs w:val="17"/>
-              </w:rPr>
-              <w:t xml:space="preserve">75.2원</w:t>
+                <w:sz w:val="16"/>
+                <w:szCs w:val="16"/>
+              </w:rPr>
+              <w:t xml:space="preserve">75.2원 (100ml)</w:t>
             </w:r>
           </w:p>
         </w:tc>
@@ -11284,10 +12150,10 @@
             <w:r>
               <w:rPr>
                 <w:rFonts w:ascii="맑은 고딕" w:cs="맑은 고딕" w:eastAsia="맑은 고딕" w:hAnsi="맑은 고딕"/>
-                <w:sz w:val="17"/>
-                <w:szCs w:val="17"/>
-              </w:rPr>
-              <w:t xml:space="preserve">82.7원</w:t>
+                <w:sz w:val="16"/>
+                <w:szCs w:val="16"/>
+              </w:rPr>
+              <w:t xml:space="preserve">82.7원 (100ml)</w:t>
             </w:r>
           </w:p>
         </w:tc>
@@ -11434,10 +12300,10 @@
             <w:r>
               <w:rPr>
                 <w:rFonts w:ascii="맑은 고딕" w:cs="맑은 고딕" w:eastAsia="맑은 고딕" w:hAnsi="맑은 고딕"/>
-                <w:sz w:val="17"/>
-                <w:szCs w:val="17"/>
-              </w:rPr>
-              <w:t xml:space="preserve">86.5원</w:t>
+                <w:sz w:val="16"/>
+                <w:szCs w:val="16"/>
+              </w:rPr>
+              <w:t xml:space="preserve">86.5원 (100ml)</w:t>
             </w:r>
           </w:p>
         </w:tc>
@@ -11584,10 +12450,10 @@
             <w:r>
               <w:rPr>
                 <w:rFonts w:ascii="맑은 고딕" w:cs="맑은 고딕" w:eastAsia="맑은 고딕" w:hAnsi="맑은 고딕"/>
-                <w:sz w:val="17"/>
-                <w:szCs w:val="17"/>
-              </w:rPr>
-              <w:t xml:space="preserve">88.5원</w:t>
+                <w:sz w:val="16"/>
+                <w:szCs w:val="16"/>
+              </w:rPr>
+              <w:t xml:space="preserve">88.5원 (100ml)</w:t>
             </w:r>
           </w:p>
         </w:tc>
@@ -11613,6 +12479,306 @@
                 <w:szCs w:val="17"/>
               </w:rPr>
               <w:t xml:space="preserve">2,098</w:t>
+            </w:r>
+          </w:p>
+        </w:tc>
+      </w:tr>
+      <w:tr>
+        <w:tc>
+          <w:tcPr>
+            <w:tcW w:type="dxa" w:w="800"/>
+            <w:tcMar>
+              <w:top w:type="dxa" w:w="70"/>
+              <w:left w:type="dxa" w:w="110"/>
+              <w:bottom w:type="dxa" w:w="70"/>
+              <w:right w:type="dxa" w:w="110"/>
+            </w:tcMar>
+          </w:tcPr>
+          <w:p>
+            <w:pPr>
+              <w:spacing w:after="0" w:before="0" w:line="280"/>
+              <w:jc w:val="center"/>
+            </w:pPr>
+            <w:r>
+              <w:rPr>
+                <w:rFonts w:ascii="맑은 고딕" w:cs="맑은 고딕" w:eastAsia="맑은 고딕" w:hAnsi="맑은 고딕"/>
+                <w:sz w:val="17"/>
+                <w:szCs w:val="17"/>
+              </w:rPr>
+              <w:t xml:space="preserve">22위</w:t>
+            </w:r>
+          </w:p>
+        </w:tc>
+        <w:tc>
+          <w:tcPr>
+            <w:tcW w:type="dxa" w:w="1600"/>
+            <w:tcMar>
+              <w:top w:type="dxa" w:w="70"/>
+              <w:left w:type="dxa" w:w="110"/>
+              <w:bottom w:type="dxa" w:w="70"/>
+              <w:right w:type="dxa" w:w="110"/>
+            </w:tcMar>
+          </w:tcPr>
+          <w:p>
+            <w:pPr>
+              <w:spacing w:after="0" w:before="0" w:line="280"/>
+            </w:pPr>
+            <w:r>
+              <w:rPr>
+                <w:rFonts w:ascii="맑은 고딕" w:cs="맑은 고딕" w:eastAsia="맑은 고딕" w:hAnsi="맑은 고딕"/>
+                <w:sz w:val="17"/>
+                <w:szCs w:val="17"/>
+              </w:rPr>
+              <w:t xml:space="preserve">맘스럽</w:t>
+            </w:r>
+          </w:p>
+        </w:tc>
+        <w:tc>
+          <w:tcPr>
+            <w:tcW w:type="dxa" w:w="1800"/>
+            <w:tcMar>
+              <w:top w:type="dxa" w:w="70"/>
+              <w:left w:type="dxa" w:w="110"/>
+              <w:bottom w:type="dxa" w:w="70"/>
+              <w:right w:type="dxa" w:w="110"/>
+            </w:tcMar>
+          </w:tcPr>
+          <w:p>
+            <w:pPr>
+              <w:spacing w:after="0" w:before="0" w:line="280"/>
+            </w:pPr>
+            <w:r>
+              <w:rPr>
+                <w:rFonts w:ascii="맑은 고딕" w:cs="맑은 고딕" w:eastAsia="맑은 고딕" w:hAnsi="맑은 고딕"/>
+                <w:sz w:val="17"/>
+                <w:szCs w:val="17"/>
+              </w:rPr>
+              <w:t xml:space="preserve">4L x 2개</w:t>
+            </w:r>
+          </w:p>
+        </w:tc>
+        <w:tc>
+          <w:tcPr>
+            <w:tcW w:type="dxa" w:w="1400"/>
+            <w:tcMar>
+              <w:top w:type="dxa" w:w="70"/>
+              <w:left w:type="dxa" w:w="110"/>
+              <w:bottom w:type="dxa" w:w="70"/>
+              <w:right w:type="dxa" w:w="110"/>
+            </w:tcMar>
+          </w:tcPr>
+          <w:p>
+            <w:pPr>
+              <w:spacing w:after="0" w:before="0" w:line="280"/>
+              <w:jc w:val="right"/>
+            </w:pPr>
+            <w:r>
+              <w:rPr>
+                <w:rFonts w:ascii="맑은 고딕" w:cs="맑은 고딕" w:eastAsia="맑은 고딕" w:hAnsi="맑은 고딕"/>
+                <w:sz w:val="17"/>
+                <w:szCs w:val="17"/>
+              </w:rPr>
+              <w:t xml:space="preserve">7,140원</w:t>
+            </w:r>
+          </w:p>
+        </w:tc>
+        <w:tc>
+          <w:tcPr>
+            <w:tcW w:type="dxa" w:w="1400"/>
+            <w:tcMar>
+              <w:top w:type="dxa" w:w="70"/>
+              <w:left w:type="dxa" w:w="110"/>
+              <w:bottom w:type="dxa" w:w="70"/>
+              <w:right w:type="dxa" w:w="110"/>
+            </w:tcMar>
+          </w:tcPr>
+          <w:p>
+            <w:pPr>
+              <w:spacing w:after="0" w:before="0" w:line="280"/>
+              <w:jc w:val="right"/>
+            </w:pPr>
+            <w:r>
+              <w:rPr>
+                <w:rFonts w:ascii="맑은 고딕" w:cs="맑은 고딕" w:eastAsia="맑은 고딕" w:hAnsi="맑은 고딕"/>
+                <w:sz w:val="16"/>
+                <w:szCs w:val="16"/>
+              </w:rPr>
+              <w:t xml:space="preserve">89.2원 (100ml)</w:t>
+            </w:r>
+          </w:p>
+        </w:tc>
+        <w:tc>
+          <w:tcPr>
+            <w:tcW w:type="dxa" w:w="2026"/>
+            <w:tcMar>
+              <w:top w:type="dxa" w:w="70"/>
+              <w:left w:type="dxa" w:w="110"/>
+              <w:bottom w:type="dxa" w:w="70"/>
+              <w:right w:type="dxa" w:w="110"/>
+            </w:tcMar>
+          </w:tcPr>
+          <w:p>
+            <w:pPr>
+              <w:spacing w:after="0" w:before="0" w:line="280"/>
+              <w:jc w:val="right"/>
+            </w:pPr>
+            <w:r>
+              <w:rPr>
+                <w:rFonts w:ascii="맑은 고딕" w:cs="맑은 고딕" w:eastAsia="맑은 고딕" w:hAnsi="맑은 고딕"/>
+                <w:sz w:val="17"/>
+                <w:szCs w:val="17"/>
+              </w:rPr>
+              <w:t xml:space="preserve">7,074</w:t>
+            </w:r>
+          </w:p>
+        </w:tc>
+      </w:tr>
+      <w:tr>
+        <w:tc>
+          <w:tcPr>
+            <w:tcW w:type="dxa" w:w="800"/>
+            <w:tcMar>
+              <w:top w:type="dxa" w:w="70"/>
+              <w:left w:type="dxa" w:w="110"/>
+              <w:bottom w:type="dxa" w:w="70"/>
+              <w:right w:type="dxa" w:w="110"/>
+            </w:tcMar>
+          </w:tcPr>
+          <w:p>
+            <w:pPr>
+              <w:spacing w:after="0" w:before="0" w:line="280"/>
+              <w:jc w:val="center"/>
+            </w:pPr>
+            <w:r>
+              <w:rPr>
+                <w:rFonts w:ascii="맑은 고딕" w:cs="맑은 고딕" w:eastAsia="맑은 고딕" w:hAnsi="맑은 고딕"/>
+                <w:sz w:val="17"/>
+                <w:szCs w:val="17"/>
+              </w:rPr>
+              <w:t xml:space="preserve">4위</w:t>
+            </w:r>
+          </w:p>
+        </w:tc>
+        <w:tc>
+          <w:tcPr>
+            <w:tcW w:type="dxa" w:w="1600"/>
+            <w:tcMar>
+              <w:top w:type="dxa" w:w="70"/>
+              <w:left w:type="dxa" w:w="110"/>
+              <w:bottom w:type="dxa" w:w="70"/>
+              <w:right w:type="dxa" w:w="110"/>
+            </w:tcMar>
+          </w:tcPr>
+          <w:p>
+            <w:pPr>
+              <w:spacing w:after="0" w:before="0" w:line="280"/>
+            </w:pPr>
+            <w:r>
+              <w:rPr>
+                <w:rFonts w:ascii="맑은 고딕" w:cs="맑은 고딕" w:eastAsia="맑은 고딕" w:hAnsi="맑은 고딕"/>
+                <w:sz w:val="17"/>
+                <w:szCs w:val="17"/>
+              </w:rPr>
+              <w:t xml:space="preserve">트리오</w:t>
+            </w:r>
+          </w:p>
+        </w:tc>
+        <w:tc>
+          <w:tcPr>
+            <w:tcW w:type="dxa" w:w="1800"/>
+            <w:tcMar>
+              <w:top w:type="dxa" w:w="70"/>
+              <w:left w:type="dxa" w:w="110"/>
+              <w:bottom w:type="dxa" w:w="70"/>
+              <w:right w:type="dxa" w:w="110"/>
+            </w:tcMar>
+          </w:tcPr>
+          <w:p>
+            <w:pPr>
+              <w:spacing w:after="0" w:before="0" w:line="280"/>
+            </w:pPr>
+            <w:r>
+              <w:rPr>
+                <w:rFonts w:ascii="맑은 고딕" w:cs="맑은 고딕" w:eastAsia="맑은 고딕" w:hAnsi="맑은 고딕"/>
+                <w:sz w:val="17"/>
+                <w:szCs w:val="17"/>
+              </w:rPr>
+              <w:t xml:space="preserve">14kg</w:t>
+            </w:r>
+          </w:p>
+        </w:tc>
+        <w:tc>
+          <w:tcPr>
+            <w:tcW w:type="dxa" w:w="1400"/>
+            <w:tcMar>
+              <w:top w:type="dxa" w:w="70"/>
+              <w:left w:type="dxa" w:w="110"/>
+              <w:bottom w:type="dxa" w:w="70"/>
+              <w:right w:type="dxa" w:w="110"/>
+            </w:tcMar>
+          </w:tcPr>
+          <w:p>
+            <w:pPr>
+              <w:spacing w:after="0" w:before="0" w:line="280"/>
+              <w:jc w:val="right"/>
+            </w:pPr>
+            <w:r>
+              <w:rPr>
+                <w:rFonts w:ascii="맑은 고딕" w:cs="맑은 고딕" w:eastAsia="맑은 고딕" w:hAnsi="맑은 고딕"/>
+                <w:sz w:val="17"/>
+                <w:szCs w:val="17"/>
+              </w:rPr>
+              <w:t xml:space="preserve">15,890원</w:t>
+            </w:r>
+          </w:p>
+        </w:tc>
+        <w:tc>
+          <w:tcPr>
+            <w:tcW w:type="dxa" w:w="1400"/>
+            <w:tcMar>
+              <w:top w:type="dxa" w:w="70"/>
+              <w:left w:type="dxa" w:w="110"/>
+              <w:bottom w:type="dxa" w:w="70"/>
+              <w:right w:type="dxa" w:w="110"/>
+            </w:tcMar>
+          </w:tcPr>
+          <w:p>
+            <w:pPr>
+              <w:spacing w:after="0" w:before="0" w:line="280"/>
+              <w:jc w:val="right"/>
+            </w:pPr>
+            <w:r>
+              <w:rPr>
+                <w:rFonts w:ascii="맑은 고딕" w:cs="맑은 고딕" w:eastAsia="맑은 고딕" w:hAnsi="맑은 고딕"/>
+                <w:sz w:val="16"/>
+                <w:szCs w:val="16"/>
+              </w:rPr>
+              <w:t xml:space="preserve">113.5원 (100g)</w:t>
+            </w:r>
+          </w:p>
+        </w:tc>
+        <w:tc>
+          <w:tcPr>
+            <w:tcW w:type="dxa" w:w="2026"/>
+            <w:tcMar>
+              <w:top w:type="dxa" w:w="70"/>
+              <w:left w:type="dxa" w:w="110"/>
+              <w:bottom w:type="dxa" w:w="70"/>
+              <w:right w:type="dxa" w:w="110"/>
+            </w:tcMar>
+          </w:tcPr>
+          <w:p>
+            <w:pPr>
+              <w:spacing w:after="0" w:before="0" w:line="280"/>
+              <w:jc w:val="right"/>
+            </w:pPr>
+            <w:r>
+              <w:rPr>
+                <w:rFonts w:ascii="맑은 고딕" w:cs="맑은 고딕" w:eastAsia="맑은 고딕" w:hAnsi="맑은 고딕"/>
+                <w:sz w:val="17"/>
+                <w:szCs w:val="17"/>
+              </w:rPr>
+              <w:t xml:space="preserve">110,806</w:t>
             </w:r>
           </w:p>
         </w:tc>
@@ -11797,6 +12963,73 @@
         <w:t xml:space="preserve"/>
       </w:r>
     </w:p>
+    <w:tbl>
+      <w:tblPr>
+        <w:tblW w:type="dxa" w:w="9026"/>
+        <w:tblBorders>
+          <w:top w:val="single" w:color="BFBFBF" w:sz="4"/>
+          <w:left w:val="single" w:color="BFBFBF" w:sz="4"/>
+          <w:bottom w:val="single" w:color="BFBFBF" w:sz="4"/>
+          <w:right w:val="single" w:color="BFBFBF" w:sz="4"/>
+          <w:insideH w:val="single" w:color="BFBFBF" w:sz="4"/>
+          <w:insideV w:val="single" w:color="BFBFBF" w:sz="4"/>
+        </w:tblBorders>
+      </w:tblPr>
+      <w:tblGrid>
+        <w:gridCol w:w="9026"/>
+      </w:tblGrid>
+      <w:tr>
+        <w:tc>
+          <w:tcPr>
+            <w:tcW w:type="dxa" w:w="9026"/>
+            <w:shd w:fill="FBE4D5" w:color="auto" w:val="clear"/>
+            <w:tcMar>
+              <w:top w:type="dxa" w:w="70"/>
+              <w:left w:type="dxa" w:w="110"/>
+              <w:bottom w:type="dxa" w:w="70"/>
+              <w:right w:type="dxa" w:w="110"/>
+            </w:tcMar>
+          </w:tcPr>
+          <w:p>
+            <w:pPr>
+              <w:spacing w:after="0" w:before="0" w:line="280"/>
+            </w:pPr>
+            <w:r>
+              <w:rPr>
+                <w:rFonts w:ascii="맑은 고딕" w:cs="맑은 고딕" w:eastAsia="맑은 고딕" w:hAnsi="맑은 고딕"/>
+                <w:b/>
+                <w:bCs/>
+                <w:color w:val="1F3864"/>
+                <w:sz w:val="18"/>
+                <w:szCs w:val="18"/>
+              </w:rPr>
+              <w:t xml:space="preserve">단위 기준  </w:t>
+            </w:r>
+            <w:r>
+              <w:rPr>
+                <w:rFonts w:ascii="맑은 고딕" w:cs="맑은 고딕" w:eastAsia="맑은 고딕" w:hAnsi="맑은 고딕"/>
+                <w:sz w:val="18"/>
+                <w:szCs w:val="18"/>
+              </w:rPr>
+              <w:t xml:space="preserve">이 품목은 무게(g) 표기 제품과 부피(ml) 표기 제품이 함께 판매되고 있어, 100g과 100ml을 같은 선에서 비교했습니다. 위 표의 '단위당' 열에 각 제품의 표기 기준이 함께 적혀 있습니다.</w:t>
+            </w:r>
+          </w:p>
+        </w:tc>
+      </w:tr>
+    </w:tbl>
+    <w:p>
+      <w:pPr>
+        <w:spacing w:after="80" w:before="0" w:line="280"/>
+      </w:pPr>
+      <w:r>
+        <w:rPr>
+          <w:rFonts w:ascii="맑은 고딕" w:cs="맑은 고딕" w:eastAsia="맑은 고딕" w:hAnsi="맑은 고딕"/>
+          <w:sz w:val="20"/>
+          <w:szCs w:val="20"/>
+        </w:rPr>
+        <w:t xml:space="preserve"/>
+      </w:r>
+    </w:p>
     <w:p>
       <w:pPr>
         <w:spacing w:after="120" w:before="0" w:line="280"/>
@@ -11824,7 +13057,7 @@
           <w:sz w:val="22"/>
           <w:szCs w:val="22"/>
         </w:rPr>
-        <w:t xml:space="preserve">4-6. 살균소독제 — 말통</w:t>
+        <w:t xml:space="preserve">4-6. 살균소독제 (가정용) — 말통</w:t>
       </w:r>
     </w:p>
     <w:tbl>
@@ -12339,7 +13572,7 @@
                 <w:sz w:val="18"/>
                 <w:szCs w:val="18"/>
               </w:rPr>
-              <w:t xml:space="preserve">같은 말통 안에 가정용 4L군과 업소용 19~20L군이 섞여 있어 가정용 4L군만 비교 대상으로 삼았다.</w:t>
+              <w:t xml:space="preserve">살균소독제 말통은 가정용 4L군과 업소용 19~20L군으로 갈립니다. 쓰임과 구매자가 다르므로 각각 제안합니다.</w:t>
             </w:r>
           </w:p>
         </w:tc>
@@ -12690,8 +13923,8 @@
             <w:r>
               <w:rPr>
                 <w:rFonts w:ascii="맑은 고딕" w:cs="맑은 고딕" w:eastAsia="맑은 고딕" w:hAnsi="맑은 고딕"/>
-                <w:sz w:val="17"/>
-                <w:szCs w:val="17"/>
+                <w:sz w:val="16"/>
+                <w:szCs w:val="16"/>
               </w:rPr>
               <w:t xml:space="preserve">224.8원</w:t>
             </w:r>
@@ -12840,8 +14073,8 @@
             <w:r>
               <w:rPr>
                 <w:rFonts w:ascii="맑은 고딕" w:cs="맑은 고딕" w:eastAsia="맑은 고딕" w:hAnsi="맑은 고딕"/>
-                <w:sz w:val="17"/>
-                <w:szCs w:val="17"/>
+                <w:sz w:val="16"/>
+                <w:szCs w:val="16"/>
               </w:rPr>
               <w:t xml:space="preserve">261원</w:t>
             </w:r>
@@ -12990,8 +14223,8 @@
             <w:r>
               <w:rPr>
                 <w:rFonts w:ascii="맑은 고딕" w:cs="맑은 고딕" w:eastAsia="맑은 고딕" w:hAnsi="맑은 고딕"/>
-                <w:sz w:val="17"/>
-                <w:szCs w:val="17"/>
+                <w:sz w:val="16"/>
+                <w:szCs w:val="16"/>
               </w:rPr>
               <w:t xml:space="preserve">445원</w:t>
             </w:r>
@@ -13140,8 +14373,8 @@
             <w:r>
               <w:rPr>
                 <w:rFonts w:ascii="맑은 고딕" w:cs="맑은 고딕" w:eastAsia="맑은 고딕" w:hAnsi="맑은 고딕"/>
-                <w:sz w:val="17"/>
-                <w:szCs w:val="17"/>
+                <w:sz w:val="16"/>
+                <w:szCs w:val="16"/>
               </w:rPr>
               <w:t xml:space="preserve">495원</w:t>
             </w:r>
@@ -13343,6 +14576,1551 @@
     <w:p>
       <w:pPr>
         <w:spacing w:after="100" w:before="0" w:line="280"/>
+      </w:pPr>
+      <w:r>
+        <w:rPr>
+          <w:rFonts w:ascii="맑은 고딕" w:cs="맑은 고딕" w:eastAsia="맑은 고딕" w:hAnsi="맑은 고딕"/>
+          <w:sz w:val="20"/>
+          <w:szCs w:val="20"/>
+        </w:rPr>
+        <w:t xml:space="preserve"/>
+      </w:r>
+    </w:p>
+    <w:p>
+      <w:pPr>
+        <w:spacing w:after="120" w:before="0" w:line="280"/>
+      </w:pPr>
+      <w:r>
+        <w:rPr>
+          <w:rFonts w:ascii="맑은 고딕" w:cs="맑은 고딕" w:eastAsia="맑은 고딕" w:hAnsi="맑은 고딕"/>
+          <w:sz w:val="20"/>
+          <w:szCs w:val="20"/>
+        </w:rPr>
+        <w:t xml:space="preserve"/>
+      </w:r>
+    </w:p>
+    <w:p>
+      <w:r>
+        <w:br w:type="page"/>
+      </w:r>
+    </w:p>
+    <w:p>
+      <w:pPr>
+        <w:pStyle w:val="Heading2"/>
+        <w:spacing w:after="110" w:before="260"/>
+      </w:pPr>
+      <w:r>
+        <w:rPr>
+          <w:rFonts w:ascii="맑은 고딕" w:cs="맑은 고딕" w:eastAsia="맑은 고딕" w:hAnsi="맑은 고딕"/>
+          <w:b/>
+          <w:bCs/>
+          <w:color w:val="1F3864"/>
+          <w:sz w:val="22"/>
+          <w:szCs w:val="22"/>
+        </w:rPr>
+        <w:t xml:space="preserve">4-7. 살균소독제 (업소용) — 말통</w:t>
+      </w:r>
+    </w:p>
+    <w:tbl>
+      <w:tblPr>
+        <w:tblW w:type="dxa" w:w="9026"/>
+        <w:tblBorders>
+          <w:top w:val="single" w:color="BFBFBF" w:sz="4"/>
+          <w:left w:val="single" w:color="BFBFBF" w:sz="4"/>
+          <w:bottom w:val="single" w:color="BFBFBF" w:sz="4"/>
+          <w:right w:val="single" w:color="BFBFBF" w:sz="4"/>
+          <w:insideH w:val="single" w:color="BFBFBF" w:sz="4"/>
+          <w:insideV w:val="single" w:color="BFBFBF" w:sz="4"/>
+        </w:tblBorders>
+      </w:tblPr>
+      <w:tblGrid>
+        <w:gridCol w:w="1500"/>
+        <w:gridCol w:w="2900"/>
+        <w:gridCol w:w="1500"/>
+        <w:gridCol w:w="3126"/>
+      </w:tblGrid>
+      <w:tr>
+        <w:tc>
+          <w:tcPr>
+            <w:tcW w:type="dxa" w:w="1500"/>
+            <w:shd w:fill="F2F2F2" w:color="auto" w:val="clear"/>
+            <w:tcMar>
+              <w:top w:type="dxa" w:w="70"/>
+              <w:left w:type="dxa" w:w="110"/>
+              <w:bottom w:type="dxa" w:w="70"/>
+              <w:right w:type="dxa" w:w="110"/>
+            </w:tcMar>
+          </w:tcPr>
+          <w:p>
+            <w:pPr>
+              <w:spacing w:after="0" w:before="0" w:line="280"/>
+            </w:pPr>
+            <w:r>
+              <w:rPr>
+                <w:rFonts w:ascii="맑은 고딕" w:cs="맑은 고딕" w:eastAsia="맑은 고딕" w:hAnsi="맑은 고딕"/>
+                <w:b/>
+                <w:bCs/>
+                <w:sz w:val="18"/>
+                <w:szCs w:val="18"/>
+              </w:rPr>
+              <w:t xml:space="preserve">형태</w:t>
+            </w:r>
+          </w:p>
+        </w:tc>
+        <w:tc>
+          <w:tcPr>
+            <w:tcW w:type="dxa" w:w="2900"/>
+            <w:tcMar>
+              <w:top w:type="dxa" w:w="70"/>
+              <w:left w:type="dxa" w:w="110"/>
+              <w:bottom w:type="dxa" w:w="70"/>
+              <w:right w:type="dxa" w:w="110"/>
+            </w:tcMar>
+          </w:tcPr>
+          <w:p>
+            <w:pPr>
+              <w:spacing w:after="0" w:before="0" w:line="280"/>
+            </w:pPr>
+            <w:r>
+              <w:rPr>
+                <w:rFonts w:ascii="맑은 고딕" w:cs="맑은 고딕" w:eastAsia="맑은 고딕" w:hAnsi="맑은 고딕"/>
+                <w:sz w:val="18"/>
+                <w:szCs w:val="18"/>
+              </w:rPr>
+              <w:t xml:space="preserve">말통</w:t>
+            </w:r>
+          </w:p>
+        </w:tc>
+        <w:tc>
+          <w:tcPr>
+            <w:tcW w:type="dxa" w:w="1500"/>
+            <w:shd w:fill="F2F2F2" w:color="auto" w:val="clear"/>
+            <w:tcMar>
+              <w:top w:type="dxa" w:w="70"/>
+              <w:left w:type="dxa" w:w="110"/>
+              <w:bottom w:type="dxa" w:w="70"/>
+              <w:right w:type="dxa" w:w="110"/>
+            </w:tcMar>
+          </w:tcPr>
+          <w:p>
+            <w:pPr>
+              <w:spacing w:after="0" w:before="0" w:line="280"/>
+            </w:pPr>
+            <w:r>
+              <w:rPr>
+                <w:rFonts w:ascii="맑은 고딕" w:cs="맑은 고딕" w:eastAsia="맑은 고딕" w:hAnsi="맑은 고딕"/>
+                <w:b/>
+                <w:bCs/>
+                <w:sz w:val="18"/>
+                <w:szCs w:val="18"/>
+              </w:rPr>
+              <w:t xml:space="preserve">규격</w:t>
+            </w:r>
+          </w:p>
+        </w:tc>
+        <w:tc>
+          <w:tcPr>
+            <w:tcW w:type="dxa" w:w="3126"/>
+            <w:tcMar>
+              <w:top w:type="dxa" w:w="70"/>
+              <w:left w:type="dxa" w:w="110"/>
+              <w:bottom w:type="dxa" w:w="70"/>
+              <w:right w:type="dxa" w:w="110"/>
+            </w:tcMar>
+          </w:tcPr>
+          <w:p>
+            <w:pPr>
+              <w:spacing w:after="0" w:before="0" w:line="280"/>
+            </w:pPr>
+            <w:r>
+              <w:rPr>
+                <w:rFonts w:ascii="맑은 고딕" w:cs="맑은 고딕" w:eastAsia="맑은 고딕" w:hAnsi="맑은 고딕"/>
+                <w:sz w:val="18"/>
+                <w:szCs w:val="18"/>
+              </w:rPr>
+              <w:t xml:space="preserve">20L</w:t>
+            </w:r>
+          </w:p>
+        </w:tc>
+      </w:tr>
+      <w:tr>
+        <w:tc>
+          <w:tcPr>
+            <w:tcW w:type="dxa" w:w="1500"/>
+            <w:shd w:fill="F2F2F2" w:color="auto" w:val="clear"/>
+            <w:tcMar>
+              <w:top w:type="dxa" w:w="70"/>
+              <w:left w:type="dxa" w:w="110"/>
+              <w:bottom w:type="dxa" w:w="70"/>
+              <w:right w:type="dxa" w:w="110"/>
+            </w:tcMar>
+          </w:tcPr>
+          <w:p>
+            <w:pPr>
+              <w:spacing w:after="0" w:before="0" w:line="280"/>
+            </w:pPr>
+            <w:r>
+              <w:rPr>
+                <w:rFonts w:ascii="맑은 고딕" w:cs="맑은 고딕" w:eastAsia="맑은 고딕" w:hAnsi="맑은 고딕"/>
+                <w:b/>
+                <w:bCs/>
+                <w:sz w:val="18"/>
+                <w:szCs w:val="18"/>
+              </w:rPr>
+              <w:t xml:space="preserve">목표 판매가</w:t>
+            </w:r>
+          </w:p>
+        </w:tc>
+        <w:tc>
+          <w:tcPr>
+            <w:tcW w:type="dxa" w:w="2900"/>
+            <w:tcMar>
+              <w:top w:type="dxa" w:w="70"/>
+              <w:left w:type="dxa" w:w="110"/>
+              <w:bottom w:type="dxa" w:w="70"/>
+              <w:right w:type="dxa" w:w="110"/>
+            </w:tcMar>
+          </w:tcPr>
+          <w:p>
+            <w:pPr>
+              <w:spacing w:after="0" w:before="0" w:line="280"/>
+            </w:pPr>
+            <w:r>
+              <w:rPr>
+                <w:rFonts w:ascii="맑은 고딕" w:cs="맑은 고딕" w:eastAsia="맑은 고딕" w:hAnsi="맑은 고딕"/>
+                <w:sz w:val="18"/>
+                <w:szCs w:val="18"/>
+              </w:rPr>
+              <w:t xml:space="preserve">18,400원</w:t>
+            </w:r>
+          </w:p>
+        </w:tc>
+        <w:tc>
+          <w:tcPr>
+            <w:tcW w:type="dxa" w:w="1500"/>
+            <w:shd w:fill="F2F2F2" w:color="auto" w:val="clear"/>
+            <w:tcMar>
+              <w:top w:type="dxa" w:w="70"/>
+              <w:left w:type="dxa" w:w="110"/>
+              <w:bottom w:type="dxa" w:w="70"/>
+              <w:right w:type="dxa" w:w="110"/>
+            </w:tcMar>
+          </w:tcPr>
+          <w:p>
+            <w:pPr>
+              <w:spacing w:after="0" w:before="0" w:line="280"/>
+            </w:pPr>
+            <w:r>
+              <w:rPr>
+                <w:rFonts w:ascii="맑은 고딕" w:cs="맑은 고딕" w:eastAsia="맑은 고딕" w:hAnsi="맑은 고딕"/>
+                <w:b/>
+                <w:bCs/>
+                <w:sz w:val="18"/>
+                <w:szCs w:val="18"/>
+              </w:rPr>
+              <w:t xml:space="preserve">단위당 가격</w:t>
+            </w:r>
+          </w:p>
+        </w:tc>
+        <w:tc>
+          <w:tcPr>
+            <w:tcW w:type="dxa" w:w="3126"/>
+            <w:tcMar>
+              <w:top w:type="dxa" w:w="70"/>
+              <w:left w:type="dxa" w:w="110"/>
+              <w:bottom w:type="dxa" w:w="70"/>
+              <w:right w:type="dxa" w:w="110"/>
+            </w:tcMar>
+          </w:tcPr>
+          <w:p>
+            <w:pPr>
+              <w:spacing w:after="0" w:before="0" w:line="280"/>
+            </w:pPr>
+            <w:r>
+              <w:rPr>
+                <w:rFonts w:ascii="맑은 고딕" w:cs="맑은 고딕" w:eastAsia="맑은 고딕" w:hAnsi="맑은 고딕"/>
+                <w:sz w:val="18"/>
+                <w:szCs w:val="18"/>
+              </w:rPr>
+              <w:t xml:space="preserve">92원 (100ml당)</w:t>
+            </w:r>
+          </w:p>
+        </w:tc>
+      </w:tr>
+      <w:tr>
+        <w:tc>
+          <w:tcPr>
+            <w:tcW w:type="dxa" w:w="1500"/>
+            <w:shd w:fill="FFF2CC" w:color="auto" w:val="clear"/>
+            <w:tcMar>
+              <w:top w:type="dxa" w:w="70"/>
+              <w:left w:type="dxa" w:w="110"/>
+              <w:bottom w:type="dxa" w:w="70"/>
+              <w:right w:type="dxa" w:w="110"/>
+            </w:tcMar>
+          </w:tcPr>
+          <w:p>
+            <w:pPr>
+              <w:spacing w:after="0" w:before="0" w:line="280"/>
+            </w:pPr>
+            <w:r>
+              <w:rPr>
+                <w:rFonts w:ascii="맑은 고딕" w:cs="맑은 고딕" w:eastAsia="맑은 고딕" w:hAnsi="맑은 고딕"/>
+                <w:b/>
+                <w:bCs/>
+                <w:sz w:val="18"/>
+                <w:szCs w:val="18"/>
+              </w:rPr>
+              <w:t xml:space="preserve">목표 생산원가</w:t>
+            </w:r>
+          </w:p>
+        </w:tc>
+        <w:tc>
+          <w:tcPr>
+            <w:tcW w:type="dxa" w:w="2900"/>
+            <w:shd w:fill="FFF2CC" w:color="auto" w:val="clear"/>
+            <w:tcMar>
+              <w:top w:type="dxa" w:w="70"/>
+              <w:left w:type="dxa" w:w="110"/>
+              <w:bottom w:type="dxa" w:w="70"/>
+              <w:right w:type="dxa" w:w="110"/>
+            </w:tcMar>
+          </w:tcPr>
+          <w:p>
+            <w:pPr>
+              <w:spacing w:after="0" w:before="0" w:line="280"/>
+            </w:pPr>
+            <w:r>
+              <w:rPr>
+                <w:rFonts w:ascii="맑은 고딕" w:cs="맑은 고딕" w:eastAsia="맑은 고딕" w:hAnsi="맑은 고딕"/>
+                <w:b/>
+                <w:bCs/>
+                <w:sz w:val="22"/>
+                <w:szCs w:val="22"/>
+              </w:rPr>
+              <w:t xml:space="preserve">5,257원</w:t>
+            </w:r>
+          </w:p>
+        </w:tc>
+        <w:tc>
+          <w:tcPr>
+            <w:tcW w:type="dxa" w:w="1500"/>
+            <w:shd w:fill="FFF2CC" w:color="auto" w:val="clear"/>
+            <w:tcMar>
+              <w:top w:type="dxa" w:w="70"/>
+              <w:left w:type="dxa" w:w="110"/>
+              <w:bottom w:type="dxa" w:w="70"/>
+              <w:right w:type="dxa" w:w="110"/>
+            </w:tcMar>
+          </w:tcPr>
+          <w:p>
+            <w:pPr>
+              <w:spacing w:after="0" w:before="0" w:line="280"/>
+            </w:pPr>
+            <w:r>
+              <w:rPr>
+                <w:rFonts w:ascii="맑은 고딕" w:cs="맑은 고딕" w:eastAsia="맑은 고딕" w:hAnsi="맑은 고딕"/>
+                <w:b/>
+                <w:bCs/>
+                <w:sz w:val="18"/>
+                <w:szCs w:val="18"/>
+              </w:rPr>
+              <w:t xml:space="preserve">비고</w:t>
+            </w:r>
+          </w:p>
+        </w:tc>
+        <w:tc>
+          <w:tcPr>
+            <w:tcW w:type="dxa" w:w="3126"/>
+            <w:shd w:fill="FFF2CC" w:color="auto" w:val="clear"/>
+            <w:tcMar>
+              <w:top w:type="dxa" w:w="70"/>
+              <w:left w:type="dxa" w:w="110"/>
+              <w:bottom w:type="dxa" w:w="70"/>
+              <w:right w:type="dxa" w:w="110"/>
+            </w:tcMar>
+          </w:tcPr>
+          <w:p>
+            <w:pPr>
+              <w:spacing w:after="0" w:before="0" w:line="280"/>
+            </w:pPr>
+            <w:r>
+              <w:rPr>
+                <w:rFonts w:ascii="맑은 고딕" w:cs="맑은 고딕" w:eastAsia="맑은 고딕" w:hAnsi="맑은 고딕"/>
+                <w:sz w:val="18"/>
+                <w:szCs w:val="18"/>
+              </w:rPr>
+              <w:t xml:space="preserve">단품 기준</w:t>
+            </w:r>
+          </w:p>
+        </w:tc>
+      </w:tr>
+    </w:tbl>
+    <w:p>
+      <w:pPr>
+        <w:spacing w:after="120" w:before="0" w:line="280"/>
+      </w:pPr>
+      <w:r>
+        <w:rPr>
+          <w:rFonts w:ascii="맑은 고딕" w:cs="맑은 고딕" w:eastAsia="맑은 고딕" w:hAnsi="맑은 고딕"/>
+          <w:sz w:val="20"/>
+          <w:szCs w:val="20"/>
+        </w:rPr>
+        <w:t xml:space="preserve"/>
+      </w:r>
+    </w:p>
+    <w:p>
+      <w:pPr>
+        <w:spacing w:after="50" w:before="0" w:line="280"/>
+      </w:pPr>
+      <w:r>
+        <w:rPr>
+          <w:rFonts w:ascii="맑은 고딕" w:cs="맑은 고딕" w:eastAsia="맑은 고딕" w:hAnsi="맑은 고딕"/>
+          <w:b/>
+          <w:bCs/>
+          <w:color w:val="1F3864"/>
+          <w:sz w:val="19"/>
+          <w:szCs w:val="19"/>
+        </w:rPr>
+        <w:t xml:space="preserve">선정 근거</w:t>
+      </w:r>
+    </w:p>
+    <w:p>
+      <w:pPr>
+        <w:spacing w:after="60" w:before="0" w:line="280"/>
+        <w:ind w:left="200"/>
+      </w:pPr>
+      <w:r>
+        <w:rPr>
+          <w:rFonts w:ascii="맑은 고딕" w:cs="맑은 고딕" w:eastAsia="맑은 고딕" w:hAnsi="맑은 고딕"/>
+          <w:sz w:val="18"/>
+          <w:szCs w:val="18"/>
+        </w:rPr>
+        <w:t xml:space="preserve">이 형태는 살균소독제 카테고리에서 단위당 가격이 가장 낮은 형태이며, 현재 쿠팡에서 </w:t>
+      </w:r>
+      <w:r>
+        <w:rPr>
+          <w:rFonts w:ascii="맑은 고딕" w:cs="맑은 고딕" w:eastAsia="맑은 고딕" w:hAnsi="맑은 고딕"/>
+          <w:b/>
+          <w:bCs/>
+          <w:sz w:val="18"/>
+          <w:szCs w:val="18"/>
+        </w:rPr>
+        <w:t xml:space="preserve">3종</w:t>
+      </w:r>
+      <w:r>
+        <w:rPr>
+          <w:rFonts w:ascii="맑은 고딕" w:cs="맑은 고딕" w:eastAsia="맑은 고딕" w:hAnsi="맑은 고딕"/>
+          <w:sz w:val="18"/>
+          <w:szCs w:val="18"/>
+        </w:rPr>
+        <w:t xml:space="preserve">이 판매되고 있습니다. 추정 월 시장 규모는 약 </w:t>
+      </w:r>
+      <w:r>
+        <w:rPr>
+          <w:rFonts w:ascii="맑은 고딕" w:cs="맑은 고딕" w:eastAsia="맑은 고딕" w:hAnsi="맑은 고딕"/>
+          <w:b/>
+          <w:bCs/>
+          <w:sz w:val="18"/>
+          <w:szCs w:val="18"/>
+        </w:rPr>
+        <w:t xml:space="preserve">2.1억원</w:t>
+      </w:r>
+      <w:r>
+        <w:rPr>
+          <w:rFonts w:ascii="맑은 고딕" w:cs="맑은 고딕" w:eastAsia="맑은 고딕" w:hAnsi="맑은 고딕"/>
+          <w:sz w:val="18"/>
+          <w:szCs w:val="18"/>
+        </w:rPr>
+        <w:t xml:space="preserve">입니다. 목표 단위당 가격은 현재 가격대 최저 제품(</w:t>
+      </w:r>
+      <w:r>
+        <w:rPr>
+          <w:rFonts w:ascii="맑은 고딕" w:cs="맑은 고딕" w:eastAsia="맑은 고딕" w:hAnsi="맑은 고딕"/>
+          <w:b/>
+          <w:bCs/>
+          <w:sz w:val="18"/>
+          <w:szCs w:val="18"/>
+        </w:rPr>
+        <w:t xml:space="preserve">세이프앤케어 9위, 96.8원</w:t>
+      </w:r>
+      <w:r>
+        <w:rPr>
+          <w:rFonts w:ascii="맑은 고딕" w:cs="맑은 고딕" w:eastAsia="맑은 고딕" w:hAnsi="맑은 고딕"/>
+          <w:sz w:val="18"/>
+          <w:szCs w:val="18"/>
+        </w:rPr>
+        <w:t xml:space="preserve">) 대비 5.0% 낮은 수준입니다.</w:t>
+      </w:r>
+    </w:p>
+    <w:p>
+      <w:pPr>
+        <w:spacing w:after="120" w:before="0" w:line="280"/>
+        <w:ind w:left="200"/>
+      </w:pPr>
+      <w:r>
+        <w:rPr>
+          <w:rFonts w:ascii="맑은 고딕" w:cs="맑은 고딕" w:eastAsia="맑은 고딕" w:hAnsi="맑은 고딕"/>
+          <w:sz w:val="18"/>
+          <w:szCs w:val="18"/>
+        </w:rPr>
+        <w:t xml:space="preserve">규격은 해당 가격대 제품들이 채택한 </w:t>
+      </w:r>
+      <w:r>
+        <w:rPr>
+          <w:rFonts w:ascii="맑은 고딕" w:cs="맑은 고딕" w:eastAsia="맑은 고딕" w:hAnsi="맑은 고딕"/>
+          <w:b/>
+          <w:bCs/>
+          <w:sz w:val="18"/>
+          <w:szCs w:val="18"/>
+        </w:rPr>
+        <w:t xml:space="preserve">20L</w:t>
+      </w:r>
+      <w:r>
+        <w:rPr>
+          <w:rFonts w:ascii="맑은 고딕" w:cs="맑은 고딕" w:eastAsia="맑은 고딕" w:hAnsi="맑은 고딕"/>
+          <w:sz w:val="18"/>
+          <w:szCs w:val="18"/>
+        </w:rPr>
+        <w:t xml:space="preserve">(총 20,000ml)를 그대로 따랐습니다.</w:t>
+      </w:r>
+    </w:p>
+    <w:tbl>
+      <w:tblPr>
+        <w:tblW w:type="dxa" w:w="9026"/>
+        <w:tblBorders>
+          <w:top w:val="single" w:color="BFBFBF" w:sz="4"/>
+          <w:left w:val="single" w:color="BFBFBF" w:sz="4"/>
+          <w:bottom w:val="single" w:color="BFBFBF" w:sz="4"/>
+          <w:right w:val="single" w:color="BFBFBF" w:sz="4"/>
+          <w:insideH w:val="single" w:color="BFBFBF" w:sz="4"/>
+          <w:insideV w:val="single" w:color="BFBFBF" w:sz="4"/>
+        </w:tblBorders>
+      </w:tblPr>
+      <w:tblGrid>
+        <w:gridCol w:w="9026"/>
+      </w:tblGrid>
+      <w:tr>
+        <w:tc>
+          <w:tcPr>
+            <w:tcW w:type="dxa" w:w="9026"/>
+            <w:shd w:fill="F2F2F2" w:color="auto" w:val="clear"/>
+            <w:tcMar>
+              <w:top w:type="dxa" w:w="70"/>
+              <w:left w:type="dxa" w:w="110"/>
+              <w:bottom w:type="dxa" w:w="70"/>
+              <w:right w:type="dxa" w:w="110"/>
+            </w:tcMar>
+          </w:tcPr>
+          <w:p>
+            <w:pPr>
+              <w:spacing w:after="0" w:before="0" w:line="280"/>
+            </w:pPr>
+            <w:r>
+              <w:rPr>
+                <w:rFonts w:ascii="맑은 고딕" w:cs="맑은 고딕" w:eastAsia="맑은 고딕" w:hAnsi="맑은 고딕"/>
+                <w:b/>
+                <w:bCs/>
+                <w:color w:val="1F3864"/>
+                <w:sz w:val="18"/>
+                <w:szCs w:val="18"/>
+              </w:rPr>
+              <w:t xml:space="preserve">규격군 구분  </w:t>
+            </w:r>
+            <w:r>
+              <w:rPr>
+                <w:rFonts w:ascii="맑은 고딕" w:cs="맑은 고딕" w:eastAsia="맑은 고딕" w:hAnsi="맑은 고딕"/>
+                <w:sz w:val="18"/>
+                <w:szCs w:val="18"/>
+              </w:rPr>
+              <w:t xml:space="preserve">업소용 19~20L군입니다. 가정용 4L군과는 별개 시장으로 봅니다.</w:t>
+            </w:r>
+          </w:p>
+        </w:tc>
+      </w:tr>
+    </w:tbl>
+    <w:p>
+      <w:pPr>
+        <w:spacing w:after="120" w:before="0" w:line="280"/>
+      </w:pPr>
+      <w:r>
+        <w:rPr>
+          <w:rFonts w:ascii="맑은 고딕" w:cs="맑은 고딕" w:eastAsia="맑은 고딕" w:hAnsi="맑은 고딕"/>
+          <w:sz w:val="20"/>
+          <w:szCs w:val="20"/>
+        </w:rPr>
+        <w:t xml:space="preserve"/>
+      </w:r>
+    </w:p>
+    <w:p>
+      <w:pPr>
+        <w:spacing w:after="50" w:before="0" w:line="280"/>
+      </w:pPr>
+      <w:r>
+        <w:rPr>
+          <w:rFonts w:ascii="맑은 고딕" w:cs="맑은 고딕" w:eastAsia="맑은 고딕" w:hAnsi="맑은 고딕"/>
+          <w:b/>
+          <w:bCs/>
+          <w:color w:val="1F3864"/>
+          <w:sz w:val="19"/>
+          <w:szCs w:val="19"/>
+        </w:rPr>
+        <w:t xml:space="preserve">비교 대상 (현재 쿠팡 판매 중)</w:t>
+      </w:r>
+    </w:p>
+    <w:tbl>
+      <w:tblPr>
+        <w:tblW w:type="dxa" w:w="9026"/>
+        <w:tblBorders>
+          <w:top w:val="single" w:color="BFBFBF" w:sz="4"/>
+          <w:left w:val="single" w:color="BFBFBF" w:sz="4"/>
+          <w:bottom w:val="single" w:color="BFBFBF" w:sz="4"/>
+          <w:right w:val="single" w:color="BFBFBF" w:sz="4"/>
+          <w:insideH w:val="single" w:color="BFBFBF" w:sz="4"/>
+          <w:insideV w:val="single" w:color="BFBFBF" w:sz="4"/>
+        </w:tblBorders>
+      </w:tblPr>
+      <w:tblGrid>
+        <w:gridCol w:w="800"/>
+        <w:gridCol w:w="1600"/>
+        <w:gridCol w:w="1800"/>
+        <w:gridCol w:w="1400"/>
+        <w:gridCol w:w="1400"/>
+        <w:gridCol w:w="2026"/>
+      </w:tblGrid>
+      <w:tr>
+        <w:trPr>
+          <w:tblHeader/>
+        </w:trPr>
+        <w:tc>
+          <w:tcPr>
+            <w:tcW w:type="dxa" w:w="800"/>
+            <w:shd w:fill="1F3864" w:color="auto" w:val="clear"/>
+            <w:tcMar>
+              <w:top w:type="dxa" w:w="70"/>
+              <w:left w:type="dxa" w:w="110"/>
+              <w:bottom w:type="dxa" w:w="70"/>
+              <w:right w:type="dxa" w:w="110"/>
+            </w:tcMar>
+          </w:tcPr>
+          <w:p>
+            <w:pPr>
+              <w:spacing w:after="0" w:before="0" w:line="280"/>
+              <w:jc w:val="center"/>
+            </w:pPr>
+            <w:r>
+              <w:rPr>
+                <w:rFonts w:ascii="맑은 고딕" w:cs="맑은 고딕" w:eastAsia="맑은 고딕" w:hAnsi="맑은 고딕"/>
+                <w:b/>
+                <w:bCs/>
+                <w:color w:val="FFFFFF"/>
+                <w:sz w:val="17"/>
+                <w:szCs w:val="17"/>
+              </w:rPr>
+              <w:t xml:space="preserve">순위</w:t>
+            </w:r>
+          </w:p>
+        </w:tc>
+        <w:tc>
+          <w:tcPr>
+            <w:tcW w:type="dxa" w:w="1600"/>
+            <w:shd w:fill="1F3864" w:color="auto" w:val="clear"/>
+            <w:tcMar>
+              <w:top w:type="dxa" w:w="70"/>
+              <w:left w:type="dxa" w:w="110"/>
+              <w:bottom w:type="dxa" w:w="70"/>
+              <w:right w:type="dxa" w:w="110"/>
+            </w:tcMar>
+          </w:tcPr>
+          <w:p>
+            <w:pPr>
+              <w:spacing w:after="0" w:before="0" w:line="280"/>
+              <w:jc w:val="center"/>
+            </w:pPr>
+            <w:r>
+              <w:rPr>
+                <w:rFonts w:ascii="맑은 고딕" w:cs="맑은 고딕" w:eastAsia="맑은 고딕" w:hAnsi="맑은 고딕"/>
+                <w:b/>
+                <w:bCs/>
+                <w:color w:val="FFFFFF"/>
+                <w:sz w:val="17"/>
+                <w:szCs w:val="17"/>
+              </w:rPr>
+              <w:t xml:space="preserve">브랜드</w:t>
+            </w:r>
+          </w:p>
+        </w:tc>
+        <w:tc>
+          <w:tcPr>
+            <w:tcW w:type="dxa" w:w="1800"/>
+            <w:shd w:fill="1F3864" w:color="auto" w:val="clear"/>
+            <w:tcMar>
+              <w:top w:type="dxa" w:w="70"/>
+              <w:left w:type="dxa" w:w="110"/>
+              <w:bottom w:type="dxa" w:w="70"/>
+              <w:right w:type="dxa" w:w="110"/>
+            </w:tcMar>
+          </w:tcPr>
+          <w:p>
+            <w:pPr>
+              <w:spacing w:after="0" w:before="0" w:line="280"/>
+              <w:jc w:val="center"/>
+            </w:pPr>
+            <w:r>
+              <w:rPr>
+                <w:rFonts w:ascii="맑은 고딕" w:cs="맑은 고딕" w:eastAsia="맑은 고딕" w:hAnsi="맑은 고딕"/>
+                <w:b/>
+                <w:bCs/>
+                <w:color w:val="FFFFFF"/>
+                <w:sz w:val="17"/>
+                <w:szCs w:val="17"/>
+              </w:rPr>
+              <w:t xml:space="preserve">규격</w:t>
+            </w:r>
+          </w:p>
+        </w:tc>
+        <w:tc>
+          <w:tcPr>
+            <w:tcW w:type="dxa" w:w="1400"/>
+            <w:shd w:fill="1F3864" w:color="auto" w:val="clear"/>
+            <w:tcMar>
+              <w:top w:type="dxa" w:w="70"/>
+              <w:left w:type="dxa" w:w="110"/>
+              <w:bottom w:type="dxa" w:w="70"/>
+              <w:right w:type="dxa" w:w="110"/>
+            </w:tcMar>
+          </w:tcPr>
+          <w:p>
+            <w:pPr>
+              <w:spacing w:after="0" w:before="0" w:line="280"/>
+              <w:jc w:val="center"/>
+            </w:pPr>
+            <w:r>
+              <w:rPr>
+                <w:rFonts w:ascii="맑은 고딕" w:cs="맑은 고딕" w:eastAsia="맑은 고딕" w:hAnsi="맑은 고딕"/>
+                <w:b/>
+                <w:bCs/>
+                <w:color w:val="FFFFFF"/>
+                <w:sz w:val="17"/>
+                <w:szCs w:val="17"/>
+              </w:rPr>
+              <w:t xml:space="preserve">판매가</w:t>
+            </w:r>
+          </w:p>
+        </w:tc>
+        <w:tc>
+          <w:tcPr>
+            <w:tcW w:type="dxa" w:w="1400"/>
+            <w:shd w:fill="1F3864" w:color="auto" w:val="clear"/>
+            <w:tcMar>
+              <w:top w:type="dxa" w:w="70"/>
+              <w:left w:type="dxa" w:w="110"/>
+              <w:bottom w:type="dxa" w:w="70"/>
+              <w:right w:type="dxa" w:w="110"/>
+            </w:tcMar>
+          </w:tcPr>
+          <w:p>
+            <w:pPr>
+              <w:spacing w:after="0" w:before="0" w:line="280"/>
+              <w:jc w:val="center"/>
+            </w:pPr>
+            <w:r>
+              <w:rPr>
+                <w:rFonts w:ascii="맑은 고딕" w:cs="맑은 고딕" w:eastAsia="맑은 고딕" w:hAnsi="맑은 고딕"/>
+                <w:b/>
+                <w:bCs/>
+                <w:color w:val="FFFFFF"/>
+                <w:sz w:val="17"/>
+                <w:szCs w:val="17"/>
+              </w:rPr>
+              <w:t xml:space="preserve">단위당</w:t>
+            </w:r>
+          </w:p>
+        </w:tc>
+        <w:tc>
+          <w:tcPr>
+            <w:tcW w:type="dxa" w:w="2026"/>
+            <w:shd w:fill="1F3864" w:color="auto" w:val="clear"/>
+            <w:tcMar>
+              <w:top w:type="dxa" w:w="70"/>
+              <w:left w:type="dxa" w:w="110"/>
+              <w:bottom w:type="dxa" w:w="70"/>
+              <w:right w:type="dxa" w:w="110"/>
+            </w:tcMar>
+          </w:tcPr>
+          <w:p>
+            <w:pPr>
+              <w:spacing w:after="0" w:before="0" w:line="280"/>
+              <w:jc w:val="center"/>
+            </w:pPr>
+            <w:r>
+              <w:rPr>
+                <w:rFonts w:ascii="맑은 고딕" w:cs="맑은 고딕" w:eastAsia="맑은 고딕" w:hAnsi="맑은 고딕"/>
+                <w:b/>
+                <w:bCs/>
+                <w:color w:val="FFFFFF"/>
+                <w:sz w:val="17"/>
+                <w:szCs w:val="17"/>
+              </w:rPr>
+              <w:t xml:space="preserve">리뷰수</w:t>
+            </w:r>
+          </w:p>
+        </w:tc>
+      </w:tr>
+      <w:tr>
+        <w:tc>
+          <w:tcPr>
+            <w:tcW w:type="dxa" w:w="800"/>
+            <w:tcMar>
+              <w:top w:type="dxa" w:w="70"/>
+              <w:left w:type="dxa" w:w="110"/>
+              <w:bottom w:type="dxa" w:w="70"/>
+              <w:right w:type="dxa" w:w="110"/>
+            </w:tcMar>
+          </w:tcPr>
+          <w:p>
+            <w:pPr>
+              <w:spacing w:after="0" w:before="0" w:line="280"/>
+              <w:jc w:val="center"/>
+            </w:pPr>
+            <w:r>
+              <w:rPr>
+                <w:rFonts w:ascii="맑은 고딕" w:cs="맑은 고딕" w:eastAsia="맑은 고딕" w:hAnsi="맑은 고딕"/>
+                <w:sz w:val="17"/>
+                <w:szCs w:val="17"/>
+              </w:rPr>
+              <w:t xml:space="preserve">9위</w:t>
+            </w:r>
+          </w:p>
+        </w:tc>
+        <w:tc>
+          <w:tcPr>
+            <w:tcW w:type="dxa" w:w="1600"/>
+            <w:tcMar>
+              <w:top w:type="dxa" w:w="70"/>
+              <w:left w:type="dxa" w:w="110"/>
+              <w:bottom w:type="dxa" w:w="70"/>
+              <w:right w:type="dxa" w:w="110"/>
+            </w:tcMar>
+          </w:tcPr>
+          <w:p>
+            <w:pPr>
+              <w:spacing w:after="0" w:before="0" w:line="280"/>
+            </w:pPr>
+            <w:r>
+              <w:rPr>
+                <w:rFonts w:ascii="맑은 고딕" w:cs="맑은 고딕" w:eastAsia="맑은 고딕" w:hAnsi="맑은 고딕"/>
+                <w:sz w:val="17"/>
+                <w:szCs w:val="17"/>
+              </w:rPr>
+              <w:t xml:space="preserve">세이프앤케어</w:t>
+            </w:r>
+          </w:p>
+        </w:tc>
+        <w:tc>
+          <w:tcPr>
+            <w:tcW w:type="dxa" w:w="1800"/>
+            <w:tcMar>
+              <w:top w:type="dxa" w:w="70"/>
+              <w:left w:type="dxa" w:w="110"/>
+              <w:bottom w:type="dxa" w:w="70"/>
+              <w:right w:type="dxa" w:w="110"/>
+            </w:tcMar>
+          </w:tcPr>
+          <w:p>
+            <w:pPr>
+              <w:spacing w:after="0" w:before="0" w:line="280"/>
+            </w:pPr>
+            <w:r>
+              <w:rPr>
+                <w:rFonts w:ascii="맑은 고딕" w:cs="맑은 고딕" w:eastAsia="맑은 고딕" w:hAnsi="맑은 고딕"/>
+                <w:sz w:val="17"/>
+                <w:szCs w:val="17"/>
+              </w:rPr>
+              <w:t xml:space="preserve">20L</w:t>
+            </w:r>
+          </w:p>
+        </w:tc>
+        <w:tc>
+          <w:tcPr>
+            <w:tcW w:type="dxa" w:w="1400"/>
+            <w:tcMar>
+              <w:top w:type="dxa" w:w="70"/>
+              <w:left w:type="dxa" w:w="110"/>
+              <w:bottom w:type="dxa" w:w="70"/>
+              <w:right w:type="dxa" w:w="110"/>
+            </w:tcMar>
+          </w:tcPr>
+          <w:p>
+            <w:pPr>
+              <w:spacing w:after="0" w:before="0" w:line="280"/>
+              <w:jc w:val="right"/>
+            </w:pPr>
+            <w:r>
+              <w:rPr>
+                <w:rFonts w:ascii="맑은 고딕" w:cs="맑은 고딕" w:eastAsia="맑은 고딕" w:hAnsi="맑은 고딕"/>
+                <w:sz w:val="17"/>
+                <w:szCs w:val="17"/>
+              </w:rPr>
+              <w:t xml:space="preserve">19,350원</w:t>
+            </w:r>
+          </w:p>
+        </w:tc>
+        <w:tc>
+          <w:tcPr>
+            <w:tcW w:type="dxa" w:w="1400"/>
+            <w:tcMar>
+              <w:top w:type="dxa" w:w="70"/>
+              <w:left w:type="dxa" w:w="110"/>
+              <w:bottom w:type="dxa" w:w="70"/>
+              <w:right w:type="dxa" w:w="110"/>
+            </w:tcMar>
+          </w:tcPr>
+          <w:p>
+            <w:pPr>
+              <w:spacing w:after="0" w:before="0" w:line="280"/>
+              <w:jc w:val="right"/>
+            </w:pPr>
+            <w:r>
+              <w:rPr>
+                <w:rFonts w:ascii="맑은 고딕" w:cs="맑은 고딕" w:eastAsia="맑은 고딕" w:hAnsi="맑은 고딕"/>
+                <w:sz w:val="16"/>
+                <w:szCs w:val="16"/>
+              </w:rPr>
+              <w:t xml:space="preserve">96.8원</w:t>
+            </w:r>
+          </w:p>
+        </w:tc>
+        <w:tc>
+          <w:tcPr>
+            <w:tcW w:type="dxa" w:w="2026"/>
+            <w:tcMar>
+              <w:top w:type="dxa" w:w="70"/>
+              <w:left w:type="dxa" w:w="110"/>
+              <w:bottom w:type="dxa" w:w="70"/>
+              <w:right w:type="dxa" w:w="110"/>
+            </w:tcMar>
+          </w:tcPr>
+          <w:p>
+            <w:pPr>
+              <w:spacing w:after="0" w:before="0" w:line="280"/>
+              <w:jc w:val="right"/>
+            </w:pPr>
+            <w:r>
+              <w:rPr>
+                <w:rFonts w:ascii="맑은 고딕" w:cs="맑은 고딕" w:eastAsia="맑은 고딕" w:hAnsi="맑은 고딕"/>
+                <w:sz w:val="17"/>
+                <w:szCs w:val="17"/>
+              </w:rPr>
+              <w:t xml:space="preserve">3,049</w:t>
+            </w:r>
+          </w:p>
+        </w:tc>
+      </w:tr>
+      <w:tr>
+        <w:tc>
+          <w:tcPr>
+            <w:tcW w:type="dxa" w:w="800"/>
+            <w:tcMar>
+              <w:top w:type="dxa" w:w="70"/>
+              <w:left w:type="dxa" w:w="110"/>
+              <w:bottom w:type="dxa" w:w="70"/>
+              <w:right w:type="dxa" w:w="110"/>
+            </w:tcMar>
+          </w:tcPr>
+          <w:p>
+            <w:pPr>
+              <w:spacing w:after="0" w:before="0" w:line="280"/>
+              <w:jc w:val="center"/>
+            </w:pPr>
+            <w:r>
+              <w:rPr>
+                <w:rFonts w:ascii="맑은 고딕" w:cs="맑은 고딕" w:eastAsia="맑은 고딕" w:hAnsi="맑은 고딕"/>
+                <w:sz w:val="17"/>
+                <w:szCs w:val="17"/>
+              </w:rPr>
+              <w:t xml:space="preserve">14위</w:t>
+            </w:r>
+          </w:p>
+        </w:tc>
+        <w:tc>
+          <w:tcPr>
+            <w:tcW w:type="dxa" w:w="1600"/>
+            <w:tcMar>
+              <w:top w:type="dxa" w:w="70"/>
+              <w:left w:type="dxa" w:w="110"/>
+              <w:bottom w:type="dxa" w:w="70"/>
+              <w:right w:type="dxa" w:w="110"/>
+            </w:tcMar>
+          </w:tcPr>
+          <w:p>
+            <w:pPr>
+              <w:spacing w:after="0" w:before="0" w:line="280"/>
+            </w:pPr>
+            <w:r>
+              <w:rPr>
+                <w:rFonts w:ascii="맑은 고딕" w:cs="맑은 고딕" w:eastAsia="맑은 고딕" w:hAnsi="맑은 고딕"/>
+                <w:sz w:val="17"/>
+                <w:szCs w:val="17"/>
+              </w:rPr>
+              <w:t xml:space="preserve">국대스타</w:t>
+            </w:r>
+          </w:p>
+        </w:tc>
+        <w:tc>
+          <w:tcPr>
+            <w:tcW w:type="dxa" w:w="1800"/>
+            <w:tcMar>
+              <w:top w:type="dxa" w:w="70"/>
+              <w:left w:type="dxa" w:w="110"/>
+              <w:bottom w:type="dxa" w:w="70"/>
+              <w:right w:type="dxa" w:w="110"/>
+            </w:tcMar>
+          </w:tcPr>
+          <w:p>
+            <w:pPr>
+              <w:spacing w:after="0" w:before="0" w:line="280"/>
+            </w:pPr>
+            <w:r>
+              <w:rPr>
+                <w:rFonts w:ascii="맑은 고딕" w:cs="맑은 고딕" w:eastAsia="맑은 고딕" w:hAnsi="맑은 고딕"/>
+                <w:sz w:val="17"/>
+                <w:szCs w:val="17"/>
+              </w:rPr>
+              <w:t xml:space="preserve">20L</w:t>
+            </w:r>
+          </w:p>
+        </w:tc>
+        <w:tc>
+          <w:tcPr>
+            <w:tcW w:type="dxa" w:w="1400"/>
+            <w:tcMar>
+              <w:top w:type="dxa" w:w="70"/>
+              <w:left w:type="dxa" w:w="110"/>
+              <w:bottom w:type="dxa" w:w="70"/>
+              <w:right w:type="dxa" w:w="110"/>
+            </w:tcMar>
+          </w:tcPr>
+          <w:p>
+            <w:pPr>
+              <w:spacing w:after="0" w:before="0" w:line="280"/>
+              <w:jc w:val="right"/>
+            </w:pPr>
+            <w:r>
+              <w:rPr>
+                <w:rFonts w:ascii="맑은 고딕" w:cs="맑은 고딕" w:eastAsia="맑은 고딕" w:hAnsi="맑은 고딕"/>
+                <w:sz w:val="17"/>
+                <w:szCs w:val="17"/>
+              </w:rPr>
+              <w:t xml:space="preserve">34,890원</w:t>
+            </w:r>
+          </w:p>
+        </w:tc>
+        <w:tc>
+          <w:tcPr>
+            <w:tcW w:type="dxa" w:w="1400"/>
+            <w:tcMar>
+              <w:top w:type="dxa" w:w="70"/>
+              <w:left w:type="dxa" w:w="110"/>
+              <w:bottom w:type="dxa" w:w="70"/>
+              <w:right w:type="dxa" w:w="110"/>
+            </w:tcMar>
+          </w:tcPr>
+          <w:p>
+            <w:pPr>
+              <w:spacing w:after="0" w:before="0" w:line="280"/>
+              <w:jc w:val="right"/>
+            </w:pPr>
+            <w:r>
+              <w:rPr>
+                <w:rFonts w:ascii="맑은 고딕" w:cs="맑은 고딕" w:eastAsia="맑은 고딕" w:hAnsi="맑은 고딕"/>
+                <w:sz w:val="16"/>
+                <w:szCs w:val="16"/>
+              </w:rPr>
+              <w:t xml:space="preserve">174.4원</w:t>
+            </w:r>
+          </w:p>
+        </w:tc>
+        <w:tc>
+          <w:tcPr>
+            <w:tcW w:type="dxa" w:w="2026"/>
+            <w:tcMar>
+              <w:top w:type="dxa" w:w="70"/>
+              <w:left w:type="dxa" w:w="110"/>
+              <w:bottom w:type="dxa" w:w="70"/>
+              <w:right w:type="dxa" w:w="110"/>
+            </w:tcMar>
+          </w:tcPr>
+          <w:p>
+            <w:pPr>
+              <w:spacing w:after="0" w:before="0" w:line="280"/>
+              <w:jc w:val="right"/>
+            </w:pPr>
+            <w:r>
+              <w:rPr>
+                <w:rFonts w:ascii="맑은 고딕" w:cs="맑은 고딕" w:eastAsia="맑은 고딕" w:hAnsi="맑은 고딕"/>
+                <w:sz w:val="17"/>
+                <w:szCs w:val="17"/>
+              </w:rPr>
+              <w:t xml:space="preserve">1,591</w:t>
+            </w:r>
+          </w:p>
+        </w:tc>
+      </w:tr>
+      <w:tr>
+        <w:tc>
+          <w:tcPr>
+            <w:tcW w:type="dxa" w:w="800"/>
+            <w:tcMar>
+              <w:top w:type="dxa" w:w="70"/>
+              <w:left w:type="dxa" w:w="110"/>
+              <w:bottom w:type="dxa" w:w="70"/>
+              <w:right w:type="dxa" w:w="110"/>
+            </w:tcMar>
+          </w:tcPr>
+          <w:p>
+            <w:pPr>
+              <w:spacing w:after="0" w:before="0" w:line="280"/>
+              <w:jc w:val="center"/>
+            </w:pPr>
+            <w:r>
+              <w:rPr>
+                <w:rFonts w:ascii="맑은 고딕" w:cs="맑은 고딕" w:eastAsia="맑은 고딕" w:hAnsi="맑은 고딕"/>
+                <w:sz w:val="17"/>
+                <w:szCs w:val="17"/>
+              </w:rPr>
+              <w:t xml:space="preserve">12위</w:t>
+            </w:r>
+          </w:p>
+        </w:tc>
+        <w:tc>
+          <w:tcPr>
+            <w:tcW w:type="dxa" w:w="1600"/>
+            <w:tcMar>
+              <w:top w:type="dxa" w:w="70"/>
+              <w:left w:type="dxa" w:w="110"/>
+              <w:bottom w:type="dxa" w:w="70"/>
+              <w:right w:type="dxa" w:w="110"/>
+            </w:tcMar>
+          </w:tcPr>
+          <w:p>
+            <w:pPr>
+              <w:spacing w:after="0" w:before="0" w:line="280"/>
+            </w:pPr>
+            <w:r>
+              <w:rPr>
+                <w:rFonts w:ascii="맑은 고딕" w:cs="맑은 고딕" w:eastAsia="맑은 고딕" w:hAnsi="맑은 고딕"/>
+                <w:sz w:val="17"/>
+                <w:szCs w:val="17"/>
+              </w:rPr>
+              <w:t xml:space="preserve">크로바케미칼</w:t>
+            </w:r>
+          </w:p>
+        </w:tc>
+        <w:tc>
+          <w:tcPr>
+            <w:tcW w:type="dxa" w:w="1800"/>
+            <w:tcMar>
+              <w:top w:type="dxa" w:w="70"/>
+              <w:left w:type="dxa" w:w="110"/>
+              <w:bottom w:type="dxa" w:w="70"/>
+              <w:right w:type="dxa" w:w="110"/>
+            </w:tcMar>
+          </w:tcPr>
+          <w:p>
+            <w:pPr>
+              <w:spacing w:after="0" w:before="0" w:line="280"/>
+            </w:pPr>
+            <w:r>
+              <w:rPr>
+                <w:rFonts w:ascii="맑은 고딕" w:cs="맑은 고딕" w:eastAsia="맑은 고딕" w:hAnsi="맑은 고딕"/>
+                <w:sz w:val="17"/>
+                <w:szCs w:val="17"/>
+              </w:rPr>
+              <w:t xml:space="preserve">19L</w:t>
+            </w:r>
+          </w:p>
+        </w:tc>
+        <w:tc>
+          <w:tcPr>
+            <w:tcW w:type="dxa" w:w="1400"/>
+            <w:tcMar>
+              <w:top w:type="dxa" w:w="70"/>
+              <w:left w:type="dxa" w:w="110"/>
+              <w:bottom w:type="dxa" w:w="70"/>
+              <w:right w:type="dxa" w:w="110"/>
+            </w:tcMar>
+          </w:tcPr>
+          <w:p>
+            <w:pPr>
+              <w:spacing w:after="0" w:before="0" w:line="280"/>
+              <w:jc w:val="right"/>
+            </w:pPr>
+            <w:r>
+              <w:rPr>
+                <w:rFonts w:ascii="맑은 고딕" w:cs="맑은 고딕" w:eastAsia="맑은 고딕" w:hAnsi="맑은 고딕"/>
+                <w:sz w:val="17"/>
+                <w:szCs w:val="17"/>
+              </w:rPr>
+              <w:t xml:space="preserve">51,910원</w:t>
+            </w:r>
+          </w:p>
+        </w:tc>
+        <w:tc>
+          <w:tcPr>
+            <w:tcW w:type="dxa" w:w="1400"/>
+            <w:tcMar>
+              <w:top w:type="dxa" w:w="70"/>
+              <w:left w:type="dxa" w:w="110"/>
+              <w:bottom w:type="dxa" w:w="70"/>
+              <w:right w:type="dxa" w:w="110"/>
+            </w:tcMar>
+          </w:tcPr>
+          <w:p>
+            <w:pPr>
+              <w:spacing w:after="0" w:before="0" w:line="280"/>
+              <w:jc w:val="right"/>
+            </w:pPr>
+            <w:r>
+              <w:rPr>
+                <w:rFonts w:ascii="맑은 고딕" w:cs="맑은 고딕" w:eastAsia="맑은 고딕" w:hAnsi="맑은 고딕"/>
+                <w:sz w:val="16"/>
+                <w:szCs w:val="16"/>
+              </w:rPr>
+              <w:t xml:space="preserve">273.2원</w:t>
+            </w:r>
+          </w:p>
+        </w:tc>
+        <w:tc>
+          <w:tcPr>
+            <w:tcW w:type="dxa" w:w="2026"/>
+            <w:tcMar>
+              <w:top w:type="dxa" w:w="70"/>
+              <w:left w:type="dxa" w:w="110"/>
+              <w:bottom w:type="dxa" w:w="70"/>
+              <w:right w:type="dxa" w:w="110"/>
+            </w:tcMar>
+          </w:tcPr>
+          <w:p>
+            <w:pPr>
+              <w:spacing w:after="0" w:before="0" w:line="280"/>
+              <w:jc w:val="right"/>
+            </w:pPr>
+            <w:r>
+              <w:rPr>
+                <w:rFonts w:ascii="맑은 고딕" w:cs="맑은 고딕" w:eastAsia="맑은 고딕" w:hAnsi="맑은 고딕"/>
+                <w:sz w:val="17"/>
+                <w:szCs w:val="17"/>
+              </w:rPr>
+              <w:t xml:space="preserve">682</w:t>
+            </w:r>
+          </w:p>
+        </w:tc>
+      </w:tr>
+      <w:tr>
+        <w:tc>
+          <w:tcPr>
+            <w:tcW w:type="dxa" w:w="800"/>
+            <w:shd w:fill="FFF2CC" w:color="auto" w:val="clear"/>
+            <w:tcMar>
+              <w:top w:type="dxa" w:w="70"/>
+              <w:left w:type="dxa" w:w="110"/>
+              <w:bottom w:type="dxa" w:w="70"/>
+              <w:right w:type="dxa" w:w="110"/>
+            </w:tcMar>
+          </w:tcPr>
+          <w:p>
+            <w:pPr>
+              <w:spacing w:after="0" w:before="0" w:line="280"/>
+              <w:jc w:val="center"/>
+            </w:pPr>
+            <w:r>
+              <w:rPr>
+                <w:rFonts w:ascii="맑은 고딕" w:cs="맑은 고딕" w:eastAsia="맑은 고딕" w:hAnsi="맑은 고딕"/>
+                <w:b/>
+                <w:bCs/>
+                <w:sz w:val="17"/>
+                <w:szCs w:val="17"/>
+              </w:rPr>
+              <w:t xml:space="preserve">제안</w:t>
+            </w:r>
+          </w:p>
+        </w:tc>
+        <w:tc>
+          <w:tcPr>
+            <w:tcW w:type="dxa" w:w="1600"/>
+            <w:shd w:fill="FFF2CC" w:color="auto" w:val="clear"/>
+            <w:tcMar>
+              <w:top w:type="dxa" w:w="70"/>
+              <w:left w:type="dxa" w:w="110"/>
+              <w:bottom w:type="dxa" w:w="70"/>
+              <w:right w:type="dxa" w:w="110"/>
+            </w:tcMar>
+          </w:tcPr>
+          <w:p>
+            <w:pPr>
+              <w:spacing w:after="0" w:before="0" w:line="280"/>
+            </w:pPr>
+            <w:r>
+              <w:rPr>
+                <w:rFonts w:ascii="맑은 고딕" w:cs="맑은 고딕" w:eastAsia="맑은 고딕" w:hAnsi="맑은 고딕"/>
+                <w:b/>
+                <w:bCs/>
+                <w:sz w:val="17"/>
+                <w:szCs w:val="17"/>
+              </w:rPr>
+              <w:t xml:space="preserve">신제품</w:t>
+            </w:r>
+          </w:p>
+        </w:tc>
+        <w:tc>
+          <w:tcPr>
+            <w:tcW w:type="dxa" w:w="1800"/>
+            <w:shd w:fill="FFF2CC" w:color="auto" w:val="clear"/>
+            <w:tcMar>
+              <w:top w:type="dxa" w:w="70"/>
+              <w:left w:type="dxa" w:w="110"/>
+              <w:bottom w:type="dxa" w:w="70"/>
+              <w:right w:type="dxa" w:w="110"/>
+            </w:tcMar>
+          </w:tcPr>
+          <w:p>
+            <w:pPr>
+              <w:spacing w:after="0" w:before="0" w:line="280"/>
+            </w:pPr>
+            <w:r>
+              <w:rPr>
+                <w:rFonts w:ascii="맑은 고딕" w:cs="맑은 고딕" w:eastAsia="맑은 고딕" w:hAnsi="맑은 고딕"/>
+                <w:b/>
+                <w:bCs/>
+                <w:sz w:val="17"/>
+                <w:szCs w:val="17"/>
+              </w:rPr>
+              <w:t xml:space="preserve">20L</w:t>
+            </w:r>
+          </w:p>
+        </w:tc>
+        <w:tc>
+          <w:tcPr>
+            <w:tcW w:type="dxa" w:w="1400"/>
+            <w:shd w:fill="FFF2CC" w:color="auto" w:val="clear"/>
+            <w:tcMar>
+              <w:top w:type="dxa" w:w="70"/>
+              <w:left w:type="dxa" w:w="110"/>
+              <w:bottom w:type="dxa" w:w="70"/>
+              <w:right w:type="dxa" w:w="110"/>
+            </w:tcMar>
+          </w:tcPr>
+          <w:p>
+            <w:pPr>
+              <w:spacing w:after="0" w:before="0" w:line="280"/>
+              <w:jc w:val="right"/>
+            </w:pPr>
+            <w:r>
+              <w:rPr>
+                <w:rFonts w:ascii="맑은 고딕" w:cs="맑은 고딕" w:eastAsia="맑은 고딕" w:hAnsi="맑은 고딕"/>
+                <w:b/>
+                <w:bCs/>
+                <w:sz w:val="17"/>
+                <w:szCs w:val="17"/>
+              </w:rPr>
+              <w:t xml:space="preserve">18,400원</w:t>
+            </w:r>
+          </w:p>
+        </w:tc>
+        <w:tc>
+          <w:tcPr>
+            <w:tcW w:type="dxa" w:w="1400"/>
+            <w:shd w:fill="FFF2CC" w:color="auto" w:val="clear"/>
+            <w:tcMar>
+              <w:top w:type="dxa" w:w="70"/>
+              <w:left w:type="dxa" w:w="110"/>
+              <w:bottom w:type="dxa" w:w="70"/>
+              <w:right w:type="dxa" w:w="110"/>
+            </w:tcMar>
+          </w:tcPr>
+          <w:p>
+            <w:pPr>
+              <w:spacing w:after="0" w:before="0" w:line="280"/>
+              <w:jc w:val="right"/>
+            </w:pPr>
+            <w:r>
+              <w:rPr>
+                <w:rFonts w:ascii="맑은 고딕" w:cs="맑은 고딕" w:eastAsia="맑은 고딕" w:hAnsi="맑은 고딕"/>
+                <w:b/>
+                <w:bCs/>
+                <w:sz w:val="17"/>
+                <w:szCs w:val="17"/>
+              </w:rPr>
+              <w:t xml:space="preserve">92원</w:t>
+            </w:r>
+          </w:p>
+        </w:tc>
+        <w:tc>
+          <w:tcPr>
+            <w:tcW w:type="dxa" w:w="2026"/>
+            <w:shd w:fill="FFF2CC" w:color="auto" w:val="clear"/>
+            <w:tcMar>
+              <w:top w:type="dxa" w:w="70"/>
+              <w:left w:type="dxa" w:w="110"/>
+              <w:bottom w:type="dxa" w:w="70"/>
+              <w:right w:type="dxa" w:w="110"/>
+            </w:tcMar>
+          </w:tcPr>
+          <w:p>
+            <w:pPr>
+              <w:spacing w:after="0" w:before="0" w:line="280"/>
+              <w:jc w:val="right"/>
+            </w:pPr>
+            <w:r>
+              <w:rPr>
+                <w:rFonts w:ascii="맑은 고딕" w:cs="맑은 고딕" w:eastAsia="맑은 고딕" w:hAnsi="맑은 고딕"/>
+                <w:sz w:val="17"/>
+                <w:szCs w:val="17"/>
+              </w:rPr>
+              <w:t xml:space="preserve">-</w:t>
+            </w:r>
+          </w:p>
+        </w:tc>
+      </w:tr>
+    </w:tbl>
+    <w:p>
+      <w:pPr>
+        <w:spacing w:after="100" w:before="0" w:line="280"/>
+      </w:pPr>
+      <w:r>
+        <w:rPr>
+          <w:rFonts w:ascii="맑은 고딕" w:cs="맑은 고딕" w:eastAsia="맑은 고딕" w:hAnsi="맑은 고딕"/>
+          <w:sz w:val="20"/>
+          <w:szCs w:val="20"/>
+        </w:rPr>
+        <w:t xml:space="preserve"/>
+      </w:r>
+    </w:p>
+    <w:tbl>
+      <w:tblPr>
+        <w:tblW w:type="dxa" w:w="9026"/>
+        <w:tblBorders>
+          <w:top w:val="single" w:color="BFBFBF" w:sz="4"/>
+          <w:left w:val="single" w:color="BFBFBF" w:sz="4"/>
+          <w:bottom w:val="single" w:color="BFBFBF" w:sz="4"/>
+          <w:right w:val="single" w:color="BFBFBF" w:sz="4"/>
+          <w:insideH w:val="single" w:color="BFBFBF" w:sz="4"/>
+          <w:insideV w:val="single" w:color="BFBFBF" w:sz="4"/>
+        </w:tblBorders>
+      </w:tblPr>
+      <w:tblGrid>
+        <w:gridCol w:w="9026"/>
+      </w:tblGrid>
+      <w:tr>
+        <w:tc>
+          <w:tcPr>
+            <w:tcW w:type="dxa" w:w="9026"/>
+            <w:shd w:fill="FBE4D5" w:color="auto" w:val="clear"/>
+            <w:tcMar>
+              <w:top w:type="dxa" w:w="70"/>
+              <w:left w:type="dxa" w:w="110"/>
+              <w:bottom w:type="dxa" w:w="70"/>
+              <w:right w:type="dxa" w:w="110"/>
+            </w:tcMar>
+          </w:tcPr>
+          <w:p>
+            <w:pPr>
+              <w:spacing w:after="0" w:before="0" w:line="280"/>
+            </w:pPr>
+            <w:r>
+              <w:rPr>
+                <w:rFonts w:ascii="맑은 고딕" w:cs="맑은 고딕" w:eastAsia="맑은 고딕" w:hAnsi="맑은 고딕"/>
+                <w:b/>
+                <w:bCs/>
+                <w:color w:val="1F3864"/>
+                <w:sz w:val="18"/>
+                <w:szCs w:val="18"/>
+              </w:rPr>
+              <w:t xml:space="preserve">가격대 안내  </w:t>
+            </w:r>
+            <w:r>
+              <w:rPr>
+                <w:rFonts w:ascii="맑은 고딕" w:cs="맑은 고딕" w:eastAsia="맑은 고딕" w:hAnsi="맑은 고딕"/>
+                <w:sz w:val="18"/>
+                <w:szCs w:val="18"/>
+              </w:rPr>
+              <w:t xml:space="preserve">이 형태의 최저가(세이프앤케어 96.8원)와 그 다음 제품 사이에 1.8배 차이가 있습니다. 즉 목표 판매가는 이 형태 대다수 제품보다 상당히 낮은 수준이며, 가격 경쟁력은 크지만 원가 여유가 적습니다. 목표 원가 충족이 어려우시면 그 사실을 회신에 명확히 적어 주시기 바랍니다.</w:t>
+            </w:r>
+          </w:p>
+        </w:tc>
+      </w:tr>
+    </w:tbl>
+    <w:p>
+      <w:pPr>
+        <w:spacing w:after="80" w:before="0" w:line="280"/>
+      </w:pPr>
+      <w:r>
+        <w:rPr>
+          <w:rFonts w:ascii="맑은 고딕" w:cs="맑은 고딕" w:eastAsia="맑은 고딕" w:hAnsi="맑은 고딕"/>
+          <w:sz w:val="20"/>
+          <w:szCs w:val="20"/>
+        </w:rPr>
+        <w:t xml:space="preserve"/>
+      </w:r>
+    </w:p>
+    <w:tbl>
+      <w:tblPr>
+        <w:tblW w:type="dxa" w:w="9026"/>
+        <w:tblBorders>
+          <w:top w:val="single" w:color="BFBFBF" w:sz="4"/>
+          <w:left w:val="single" w:color="BFBFBF" w:sz="4"/>
+          <w:bottom w:val="single" w:color="BFBFBF" w:sz="4"/>
+          <w:right w:val="single" w:color="BFBFBF" w:sz="4"/>
+          <w:insideH w:val="single" w:color="BFBFBF" w:sz="4"/>
+          <w:insideV w:val="single" w:color="BFBFBF" w:sz="4"/>
+        </w:tblBorders>
+      </w:tblPr>
+      <w:tblGrid>
+        <w:gridCol w:w="9026"/>
+      </w:tblGrid>
+      <w:tr>
+        <w:tc>
+          <w:tcPr>
+            <w:tcW w:type="dxa" w:w="9026"/>
+            <w:shd w:fill="FBE4D5" w:color="auto" w:val="clear"/>
+            <w:tcMar>
+              <w:top w:type="dxa" w:w="70"/>
+              <w:left w:type="dxa" w:w="110"/>
+              <w:bottom w:type="dxa" w:w="70"/>
+              <w:right w:type="dxa" w:w="110"/>
+            </w:tcMar>
+          </w:tcPr>
+          <w:p>
+            <w:pPr>
+              <w:spacing w:after="0" w:before="0" w:line="280"/>
+            </w:pPr>
+            <w:r>
+              <w:rPr>
+                <w:rFonts w:ascii="맑은 고딕" w:cs="맑은 고딕" w:eastAsia="맑은 고딕" w:hAnsi="맑은 고딕"/>
+                <w:b/>
+                <w:bCs/>
+                <w:color w:val="1F3864"/>
+                <w:sz w:val="18"/>
+                <w:szCs w:val="18"/>
+              </w:rPr>
+              <w:t xml:space="preserve">표본 안내  </w:t>
+            </w:r>
+            <w:r>
+              <w:rPr>
+                <w:rFonts w:ascii="맑은 고딕" w:cs="맑은 고딕" w:eastAsia="맑은 고딕" w:hAnsi="맑은 고딕"/>
+                <w:sz w:val="18"/>
+                <w:szCs w:val="18"/>
+              </w:rPr>
+              <w:t xml:space="preserve">이 규격군은 쿠팡 상위권 판매 제품이 3종뿐입니다. 다른 품목보다 시장 가격대의 근거가 얇으므로, 우선순위를 낮게 보셔도 됩니다.</w:t>
+            </w:r>
+          </w:p>
+        </w:tc>
+      </w:tr>
+    </w:tbl>
+    <w:p>
+      <w:pPr>
+        <w:spacing w:after="80" w:before="0" w:line="280"/>
       </w:pPr>
       <w:r>
         <w:rPr>
@@ -13859,7 +16637,7 @@
                 <w:sz w:val="17"/>
                 <w:szCs w:val="17"/>
               </w:rPr>
-              <w:t xml:space="preserve">307.4원/100ml</w:t>
+              <w:t xml:space="preserve">138.7원/100ml</w:t>
             </w:r>
           </w:p>
         </w:tc>
@@ -13884,7 +16662,7 @@
                 <w:sz w:val="17"/>
                 <w:szCs w:val="17"/>
               </w:rPr>
-              <w:t xml:space="preserve">용기의 2.4배</w:t>
+              <w:t xml:space="preserve">용기의 2배</w:t>
             </w:r>
           </w:p>
         </w:tc>
@@ -14034,7 +16812,7 @@
                 <w:sz w:val="17"/>
                 <w:szCs w:val="17"/>
               </w:rPr>
-              <w:t xml:space="preserve">용기의 2.2배</w:t>
+              <w:t xml:space="preserve">용기의 4.1배</w:t>
             </w:r>
           </w:p>
         </w:tc>
@@ -14484,7 +17262,7 @@
                 <w:sz w:val="17"/>
                 <w:szCs w:val="17"/>
               </w:rPr>
-              <w:t xml:space="preserve">말통의 3.1배</w:t>
+              <w:t xml:space="preserve">말통의 5.5배</w:t>
             </w:r>
           </w:p>
         </w:tc>
@@ -14609,7 +17387,7 @@
                 <w:sz w:val="17"/>
                 <w:szCs w:val="17"/>
               </w:rPr>
-              <w:t xml:space="preserve">214.2원/개</w:t>
+              <w:t xml:space="preserve">87.3원/개</w:t>
             </w:r>
           </w:p>
         </w:tc>
@@ -14634,7 +17412,7 @@
                 <w:sz w:val="17"/>
                 <w:szCs w:val="17"/>
               </w:rPr>
-              <w:t xml:space="preserve">파우치의 4.4배</w:t>
+              <w:t xml:space="preserve">파우치의 1.8배</w:t>
             </w:r>
           </w:p>
         </w:tc>
@@ -14890,7 +17668,7 @@
           <w:sz w:val="18"/>
           <w:szCs w:val="18"/>
         </w:rPr>
-        <w:t xml:space="preserve"> — 쿠팡 상위권에 판매 제품이 4종 미만입니다. 캡슐세제 용기형은 2종, 섬유탈취제 파우치는 3종이며 모두 동일 브랜드에 가깝습니다. 시장 가격대를 판단할 근거가 부족해 제외했습니다.</w:t>
+        <w:t xml:space="preserve"> — 쿠팡 상위권에 판매 제품이 4종 미만입니다. 캡슐세제 용기형은 2종, 섬유탈취제 파우치는 3종이며 모두 특정 브랜드에 쏠려 있습니다. 시장 가격대를 판단할 근거가 부족해 제외했습니다.</w:t>
       </w:r>
     </w:p>
     <w:p>
@@ -14915,6 +17693,34 @@
           <w:szCs w:val="18"/>
         </w:rPr>
         <w:t xml:space="preserve"> — 세탁세제·캡슐세제·섬유탈취제에는 말통 제품이, 살균소독제에는 파우치 제품이 쿠팡 상위권에 존재하지 않습니다. 수요가 확인되지 않은 형태이므로 제안에서 제외했습니다.</w:t>
+      </w:r>
+    </w:p>
+    <w:p>
+      <w:pPr>
+        <w:spacing w:after="140" w:before="0" w:line="280"/>
+      </w:pPr>
+      <w:r>
+        <w:rPr>
+          <w:rFonts w:ascii="맑은 고딕" w:cs="맑은 고딕" w:eastAsia="맑은 고딕" w:hAnsi="맑은 고딕"/>
+          <w:sz w:val="20"/>
+          <w:szCs w:val="20"/>
+        </w:rPr>
+        <w:t xml:space="preserve"/>
+      </w:r>
+    </w:p>
+    <w:p>
+      <w:pPr>
+        <w:spacing w:after="80" w:before="0" w:line="280"/>
+        <w:ind w:left="200"/>
+      </w:pPr>
+      <w:r>
+        <w:rPr>
+          <w:rFonts w:ascii="맑은 고딕" w:cs="맑은 고딕" w:eastAsia="맑은 고딕" w:hAnsi="맑은 고딕"/>
+          <w:color w:val="595959"/>
+          <w:sz w:val="18"/>
+          <w:szCs w:val="18"/>
+        </w:rPr>
+        <w:t xml:space="preserve">섬유탈취제 파우치는 단위당 가격이 용기와 거의 같습니다(1.0배). 가격 차이가 없다는 점에서 굳이 형태를 늘릴 이유가 없다고 보았습니다.</w:t>
       </w:r>
     </w:p>
     <w:p>
@@ -15736,7 +18542,7 @@
           <w:sz w:val="18"/>
           <w:szCs w:val="18"/>
         </w:rPr>
-        <w:t xml:space="preserve"> 액체 제품은 100ml당, 캡슐세제는 1개당입니다. 기준이 다른 품목끼리 단위당 가격을 직접 비교하지 않도록 주의 부탁드립니다.</w:t>
+        <w:t xml:space="preserve"> 액체 제품은 100ml당, 캡슐세제는 1개당입니다. 개수 기준(캡슐세제)과 용량 기준은 성질이 달라 서로 비교할 수 없으니 주의 부탁드립니다. 무게(100g당)와 부피(100ml당)는 시장 관행에 따라 같은 선에서 비교했습니다.</w:t>
       </w:r>
     </w:p>
     <w:sectPr>
